--- a/briefings/线口监测午报-2026-08-12.docx
+++ b/briefings/线口监测午报-2026-08-12.docx
@@ -22,7 +22,7 @@
           <w:color w:val="888888"/>
           <w:sz w:val="18"/>
         </w:rPr>
-        <w:t>监测窗口:近48小时 | 生成时间:2026-08-12 13:50</w:t>
+        <w:t>监测窗口:近48小时 | 生成时间:2026-08-12 14:05</w:t>
       </w:r>
     </w:p>
     <w:p>
@@ -36,6 +36,66 @@
           <w:sz w:val="28"/>
         </w:rPr>
         <w:t>今日要闻速览</w:t>
+      </w:r>
+    </w:p>
+    <w:p>
+      <w:r>
+        <w:rPr>
+          <w:rFonts w:ascii="Times New Roman" w:hAnsi="Times New Roman" w:eastAsia="宋体"/>
+          <w:b/>
+          <w:sz w:val="21"/>
+        </w:rPr>
+        <w:t xml:space="preserve">1. </w:t>
+      </w:r>
+      <w:r>
+        <w:rPr>
+          <w:rFonts w:ascii="Times New Roman" w:hAnsi="Times New Roman" w:eastAsia="宋体"/>
+          <w:b/>
+          <w:color w:val="41D87E"/>
+          <w:sz w:val="21"/>
+        </w:rPr>
+        <w:t>【本地】</w:t>
+      </w:r>
+      <w:r>
+        <w:rPr>
+          <w:rFonts w:ascii="Times New Roman" w:hAnsi="Times New Roman" w:eastAsia="宋体"/>
+          <w:sz w:val="21"/>
+        </w:rPr>
+        <w:t>中国长安汽车与华为签署战略合作框架协议，在 AI 产品及场景、通用及汽车垂直大模型等方面合作——长安汽车与华为在深圳签署战略协议，明确共建汽车AI大模型联合实验室，覆盖智能座舱、智驾算法、车云协同等核心场景，是央企车企与头部科技公司深度绑定AI技术的关键落地案例。(IT之家)</w:t>
+      </w:r>
+    </w:p>
+    <w:p>
+      <w:r>
+        <w:rPr>
+          <w:rFonts w:ascii="Times New Roman" w:hAnsi="Times New Roman" w:eastAsia="宋体"/>
+          <w:b/>
+          <w:sz w:val="21"/>
+        </w:rPr>
+        <w:t xml:space="preserve">2. </w:t>
+      </w:r>
+      <w:r>
+        <w:rPr>
+          <w:rFonts w:ascii="Times New Roman" w:hAnsi="Times New Roman" w:eastAsia="宋体"/>
+          <w:sz w:val="21"/>
+        </w:rPr>
+        <w:t>国内首个成功运行超 2 万亿参数大模型的超节点，阿里云灵骏真武 M890 超节点实例上线——阿里云正式上线灵骏真武 M890 超节点实例，支持承载十万亿参数级MoE大模型推理，首批在内蒙古乌兰察布开售，企业无需自建机房即可开通64卡高速互联算力单元，标志着国产超大规模模型基础设施实现关键突破。(IT之家)</w:t>
+      </w:r>
+    </w:p>
+    <w:p>
+      <w:r>
+        <w:rPr>
+          <w:rFonts w:ascii="Times New Roman" w:hAnsi="Times New Roman" w:eastAsia="宋体"/>
+          <w:b/>
+          <w:sz w:val="21"/>
+        </w:rPr>
+        <w:t xml:space="preserve">3. </w:t>
+      </w:r>
+      <w:r>
+        <w:rPr>
+          <w:rFonts w:ascii="Times New Roman" w:hAnsi="Times New Roman" w:eastAsia="宋体"/>
+          <w:sz w:val="21"/>
+        </w:rPr>
+        <w:t>国产大飞机 C919 正式执飞国际商业航线——国航北京至乌兰巴托航线今日起由C919执飞，实现国产大飞机首次国际定期商业运营，标志着我国民机产业从国内市场迈向全球航空网络的关键一步。(IT之家)</w:t>
       </w:r>
     </w:p>
     <w:p>
@@ -57,17 +117,363 @@
       <w:r>
         <w:rPr>
           <w:rFonts w:ascii="Times New Roman" w:hAnsi="Times New Roman" w:eastAsia="黑体"/>
-          <w:b w:val="0"/>
-          <w:color w:val="888888"/>
+          <w:b/>
+          <w:color w:val="41D87E"/>
           <w:sz w:val="24"/>
         </w:rPr>
-        <w:t>【C级·参考】</w:t>
+        <w:t>【A级·线索】</w:t>
       </w:r>
       <w:r>
         <w:rPr>
           <w:rFonts w:ascii="Times New Roman" w:hAnsi="Times New Roman" w:eastAsia="黑体"/>
-          <w:b w:val="0"/>
+          <w:b/>
+          <w:color w:val="41D87E"/>
+          <w:sz w:val="24"/>
+        </w:rPr>
+        <w:t>国内首个成功运行超 2 万亿参数大模型的超节点，阿里云灵骏真武 M890 超节点实例上线</w:t>
+      </w:r>
+    </w:p>
+    <w:p>
+      <w:r>
+        <w:rPr>
+          <w:rFonts w:ascii="Times New Roman" w:hAnsi="Times New Roman" w:eastAsia="宋体"/>
           <w:color w:val="888888"/>
+          <w:sz w:val="18"/>
+        </w:rPr>
+        <w:t>来源:IT之家 | 时间:08-12 11:27</w:t>
+      </w:r>
+    </w:p>
+    <w:p>
+      <w:r>
+        <w:t>阿里云正式上线灵骏真武 M890 超节点实例，支持承载十万亿参数级MoE大模型推理，首批在内蒙古乌兰察布开售，企业无需自建机房即可开通64卡高速互联算力单元，标志着国产超大规模模型基础设施实现关键突破。</w:t>
+      </w:r>
+    </w:p>
+    <w:p>
+      <w:r>
+        <w:rPr>
+          <w:rFonts w:ascii="Times New Roman" w:hAnsi="Times New Roman" w:eastAsia="宋体"/>
+          <w:i/>
+          <w:sz w:val="21"/>
+        </w:rPr>
+        <w:t>角度建议:聚焦‘算力基建自主可控’，可对比华为昇腾、百度昆仑芯进展，采访广东本地AI企业（如云从、小鹏智驾）对超节点落地应用的期待</w:t>
+      </w:r>
+    </w:p>
+    <w:p>
+      <w:r>
+        <w:rPr>
+          <w:rFonts w:ascii="Times New Roman" w:hAnsi="Times New Roman" w:eastAsia="宋体"/>
+          <w:sz w:val="18"/>
+        </w:rPr>
+        <w:t>链接:</w:t>
+      </w:r>
+      <w:hyperlink r:id="rId9">
+        <w:r>
+          <w:rPr>
+            <w:color w:val="0563C1"/>
+            <w:u w:val="single"/>
+          </w:rPr>
+          <w:t>国内首个成功运行超 2 万亿参数大模型的超节点，阿里云灵骏真武 M890 超节点实例上线</w:t>
+        </w:r>
+      </w:hyperlink>
+    </w:p>
+    <w:p>
+      <w:pPr>
+        <w:pStyle w:val="Heading3"/>
+      </w:pPr>
+      <w:r>
+        <w:rPr>
+          <w:rFonts w:ascii="Times New Roman" w:hAnsi="Times New Roman" w:eastAsia="黑体"/>
+          <w:b/>
+          <w:color w:val="41D87E"/>
+          <w:sz w:val="24"/>
+        </w:rPr>
+        <w:t>【A级·线索|本地】</w:t>
+      </w:r>
+      <w:r>
+        <w:rPr>
+          <w:rFonts w:ascii="Times New Roman" w:hAnsi="Times New Roman" w:eastAsia="黑体"/>
+          <w:b/>
+          <w:color w:val="41D87E"/>
+          <w:sz w:val="24"/>
+        </w:rPr>
+        <w:t>中国长安汽车与华为签署战略合作框架协议，在 AI 产品及场景、通用及汽车垂直大模型等方面合作</w:t>
+      </w:r>
+    </w:p>
+    <w:p>
+      <w:r>
+        <w:rPr>
+          <w:rFonts w:ascii="Times New Roman" w:hAnsi="Times New Roman" w:eastAsia="宋体"/>
+          <w:color w:val="888888"/>
+          <w:sz w:val="18"/>
+        </w:rPr>
+        <w:t>来源:IT之家 | 时间:08-12 13:33</w:t>
+      </w:r>
+    </w:p>
+    <w:p>
+      <w:r>
+        <w:t>长安汽车与华为在深圳签署战略协议，明确共建汽车AI大模型联合实验室，覆盖智能座舱、智驾算法、车云协同等核心场景，是央企车企与头部科技公司深度绑定AI技术的关键落地案例。</w:t>
+      </w:r>
+    </w:p>
+    <w:p>
+      <w:r>
+        <w:rPr>
+          <w:rFonts w:ascii="Times New Roman" w:hAnsi="Times New Roman" w:eastAsia="宋体"/>
+          <w:i/>
+          <w:sz w:val="21"/>
+        </w:rPr>
+        <w:t>角度建议:突出‘深圳签约+广州车企’双城联动，挖掘广汽、比亚迪等湾区车企与华为合作差异，追问长安深蓝/阿维塔是否同步接入该大模型体系</w:t>
+      </w:r>
+    </w:p>
+    <w:p>
+      <w:r>
+        <w:rPr>
+          <w:rFonts w:ascii="Times New Roman" w:hAnsi="Times New Roman" w:eastAsia="宋体"/>
+          <w:sz w:val="18"/>
+        </w:rPr>
+        <w:t>链接:</w:t>
+      </w:r>
+      <w:hyperlink r:id="rId10">
+        <w:r>
+          <w:rPr>
+            <w:color w:val="0563C1"/>
+            <w:u w:val="single"/>
+          </w:rPr>
+          <w:t>中国长安汽车与华为签署战略合作框架协议，在 AI 产品及场景、通用及汽车垂直大模型等方面合作</w:t>
+        </w:r>
+      </w:hyperlink>
+    </w:p>
+    <w:p>
+      <w:pPr>
+        <w:pStyle w:val="Heading3"/>
+      </w:pPr>
+      <w:r>
+        <w:rPr>
+          <w:rFonts w:ascii="Times New Roman" w:hAnsi="Times New Roman" w:eastAsia="黑体"/>
+          <w:b/>
+          <w:sz w:val="24"/>
+        </w:rPr>
+        <w:t>【B级·关注】</w:t>
+      </w:r>
+      <w:r>
+        <w:rPr>
+          <w:rFonts w:ascii="Times New Roman" w:hAnsi="Times New Roman" w:eastAsia="黑体"/>
+          <w:b/>
+          <w:sz w:val="24"/>
+        </w:rPr>
+        <w:t>英伟达推出 30B 开源 AI 模型 Nemotron 3.5 Lightning，智能体任务整体完成速度加快 30%</w:t>
+      </w:r>
+    </w:p>
+    <w:p>
+      <w:r>
+        <w:rPr>
+          <w:rFonts w:ascii="Times New Roman" w:hAnsi="Times New Roman" w:eastAsia="宋体"/>
+          <w:color w:val="888888"/>
+          <w:sz w:val="18"/>
+        </w:rPr>
+        <w:t>来源:IT之家 | 时间:08-12 09:49</w:t>
+      </w:r>
+    </w:p>
+    <w:p>
+      <w:r>
+        <w:t>英伟达发布开源大模型Nemotron 3.5 Lightning，专为智能体（Agent）任务优化，实测任务完成速度提升30%，进一步降低AI智能体开发门槛，推动多智能体协同落地。</w:t>
+      </w:r>
+    </w:p>
+    <w:p>
+      <w:r>
+        <w:rPr>
+          <w:rFonts w:ascii="Times New Roman" w:hAnsi="Times New Roman" w:eastAsia="宋体"/>
+          <w:sz w:val="18"/>
+        </w:rPr>
+        <w:t>链接:</w:t>
+      </w:r>
+      <w:hyperlink r:id="rId11">
+        <w:r>
+          <w:rPr>
+            <w:color w:val="0563C1"/>
+            <w:u w:val="single"/>
+          </w:rPr>
+          <w:t>英伟达推出 30B 开源 AI 模型 Nemotron 3.5 Lightning，智能体任务整体完成速度加快 30%</w:t>
+        </w:r>
+      </w:hyperlink>
+    </w:p>
+    <w:p>
+      <w:pPr>
+        <w:pStyle w:val="Heading3"/>
+      </w:pPr>
+      <w:r>
+        <w:rPr>
+          <w:rFonts w:ascii="Times New Roman" w:hAnsi="Times New Roman" w:eastAsia="黑体"/>
+          <w:b/>
+          <w:sz w:val="24"/>
+        </w:rPr>
+        <w:t>【B级·关注】</w:t>
+      </w:r>
+      <w:r>
+        <w:rPr>
+          <w:rFonts w:ascii="Times New Roman" w:hAnsi="Times New Roman" w:eastAsia="黑体"/>
+          <w:b/>
+          <w:sz w:val="24"/>
+        </w:rPr>
+        <w:t>英伟达、思科等 120 家组织提议建立 AI 智能体事故追踪机制</w:t>
+      </w:r>
+    </w:p>
+    <w:p>
+      <w:r>
+        <w:rPr>
+          <w:rFonts w:ascii="Times New Roman" w:hAnsi="Times New Roman" w:eastAsia="宋体"/>
+          <w:color w:val="888888"/>
+          <w:sz w:val="18"/>
+        </w:rPr>
+        <w:t>来源:IT之家 | 时间:08-12 09:52</w:t>
+      </w:r>
+    </w:p>
+    <w:p>
+      <w:r>
+        <w:t>由英伟达、思科、CrowdStrike等120余家机构组成的联盟倡议建立全球首个AI智能体事故强制报告框架，要求披露严重故障、安全漏洞及决策偏差事件，推动AI治理从原则走向可执行标准。</w:t>
+      </w:r>
+    </w:p>
+    <w:p>
+      <w:r>
+        <w:rPr>
+          <w:rFonts w:ascii="Times New Roman" w:hAnsi="Times New Roman" w:eastAsia="宋体"/>
+          <w:sz w:val="18"/>
+        </w:rPr>
+        <w:t>链接:</w:t>
+      </w:r>
+      <w:hyperlink r:id="rId12">
+        <w:r>
+          <w:rPr>
+            <w:color w:val="0563C1"/>
+            <w:u w:val="single"/>
+          </w:rPr>
+          <w:t>英伟达、思科等 120 家组织提议建立 AI 智能体事故追踪机制</w:t>
+        </w:r>
+      </w:hyperlink>
+    </w:p>
+    <w:p>
+      <w:pPr>
+        <w:pStyle w:val="Heading3"/>
+      </w:pPr>
+      <w:r>
+        <w:rPr>
+          <w:rFonts w:ascii="Times New Roman" w:hAnsi="Times New Roman" w:eastAsia="黑体"/>
+          <w:b/>
+          <w:sz w:val="24"/>
+        </w:rPr>
+        <w:t>【B级·关注】</w:t>
+      </w:r>
+      <w:r>
+        <w:rPr>
+          <w:rFonts w:ascii="Times New Roman" w:hAnsi="Times New Roman" w:eastAsia="黑体"/>
+          <w:b/>
+          <w:sz w:val="24"/>
+        </w:rPr>
+        <w:t>千问开放AI眼镜生态：支持开发者打造导游、教练Skill</w:t>
+      </w:r>
+    </w:p>
+    <w:p>
+      <w:r>
+        <w:rPr>
+          <w:rFonts w:ascii="Times New Roman" w:hAnsi="Times New Roman" w:eastAsia="宋体"/>
+          <w:color w:val="888888"/>
+          <w:sz w:val="18"/>
+        </w:rPr>
+        <w:t>来源:Bing新闻 | 时间:08-11 11:45</w:t>
+      </w:r>
+    </w:p>
+    <w:p>
+      <w:r>
+        <w:t>通义千问开放平台正式支持AI眼镜端Skill开发，提供拍照识别、语音交互、空间计算等底层能力，开发者可用自然语言描述需求快速生成导游、健身教练等垂直场景应用，加速AI眼镜从硬件走向服务生态。</w:t>
+      </w:r>
+    </w:p>
+    <w:p>
+      <w:r>
+        <w:rPr>
+          <w:rFonts w:ascii="Times New Roman" w:hAnsi="Times New Roman" w:eastAsia="宋体"/>
+          <w:sz w:val="18"/>
+        </w:rPr>
+        <w:t>链接:</w:t>
+      </w:r>
+      <w:hyperlink r:id="rId13">
+        <w:r>
+          <w:rPr>
+            <w:color w:val="0563C1"/>
+            <w:u w:val="single"/>
+          </w:rPr>
+          <w:t>千问开放AI眼镜生态：支持开发者打造导游、教练Skill</w:t>
+        </w:r>
+      </w:hyperlink>
+    </w:p>
+    <w:p>
+      <w:pPr>
+        <w:pStyle w:val="Heading3"/>
+      </w:pPr>
+      <w:r>
+        <w:rPr>
+          <w:rFonts w:ascii="Times New Roman" w:hAnsi="Times New Roman" w:eastAsia="黑体"/>
+          <w:b/>
+          <w:sz w:val="24"/>
+        </w:rPr>
+        <w:t>【B级·关注】</w:t>
+      </w:r>
+      <w:r>
+        <w:rPr>
+          <w:rFonts w:ascii="Times New Roman" w:hAnsi="Times New Roman" w:eastAsia="黑体"/>
+          <w:b/>
+          <w:sz w:val="24"/>
+        </w:rPr>
+        <w:t>微软推出 MAI-Code-1.1-Flash 编程模型：更好、更快，价格降至 1/4</w:t>
+      </w:r>
+    </w:p>
+    <w:p>
+      <w:r>
+        <w:rPr>
+          <w:rFonts w:ascii="Times New Roman" w:hAnsi="Times New Roman" w:eastAsia="宋体"/>
+          <w:color w:val="888888"/>
+          <w:sz w:val="18"/>
+        </w:rPr>
+        <w:t>来源:IT之家 | 时间:08-12 12:34</w:t>
+      </w:r>
+    </w:p>
+    <w:p>
+      <w:r>
+        <w:t>微软发布MAI-Code-1.1 Flash编程模型，针对GitHub Copilot优化，推理效率提升且价格仅为前代1/4，大幅降低开发者AI编码成本，加速AI原生开发普及。</w:t>
+      </w:r>
+    </w:p>
+    <w:p>
+      <w:r>
+        <w:rPr>
+          <w:rFonts w:ascii="Times New Roman" w:hAnsi="Times New Roman" w:eastAsia="宋体"/>
+          <w:sz w:val="18"/>
+        </w:rPr>
+        <w:t>链接:</w:t>
+      </w:r>
+      <w:hyperlink r:id="rId14">
+        <w:r>
+          <w:rPr>
+            <w:color w:val="0563C1"/>
+            <w:u w:val="single"/>
+          </w:rPr>
+          <w:t>微软推出 MAI-Code-1.1-Flash 编程模型：更好、更快，价格降至 1/4</w:t>
+        </w:r>
+      </w:hyperlink>
+    </w:p>
+    <w:p>
+      <w:pPr>
+        <w:pStyle w:val="Heading3"/>
+      </w:pPr>
+      <w:r>
+        <w:rPr>
+          <w:rFonts w:ascii="Times New Roman" w:hAnsi="Times New Roman" w:eastAsia="黑体"/>
+          <w:b/>
+          <w:sz w:val="24"/>
+        </w:rPr>
+        <w:t>【B级·关注】</w:t>
+      </w:r>
+      <w:r>
+        <w:rPr>
+          <w:rFonts w:ascii="Times New Roman" w:hAnsi="Times New Roman" w:eastAsia="黑体"/>
+          <w:b/>
           <w:sz w:val="24"/>
         </w:rPr>
         <w:t>2026 中国算力大会 9 月 11-13 日在河北廊坊举行，集中发布一批首创首发算力软硬件新品</w:t>
@@ -85,13 +491,18 @@
     </w:p>
     <w:p>
       <w:r>
+        <w:t>2026中国算力大会将于9月在廊坊举办，主题‘共织算力网 智启新未来’，将集中发布国产算力芯片、液冷服务器、算网调度平台等首批首创产品，展现全国一体化算力网建设阶段性成果。</w:t>
+      </w:r>
+    </w:p>
+    <w:p>
+      <w:r>
         <w:rPr>
           <w:rFonts w:ascii="Times New Roman" w:hAnsi="Times New Roman" w:eastAsia="宋体"/>
           <w:sz w:val="18"/>
         </w:rPr>
         <w:t>链接:</w:t>
       </w:r>
-      <w:hyperlink r:id="rId9">
+      <w:hyperlink r:id="rId15">
         <w:r>
           <w:rPr>
             <w:color w:val="0563C1"/>
@@ -121,7 +532,7 @@
           <w:color w:val="888888"/>
           <w:sz w:val="24"/>
         </w:rPr>
-        <w:t>中国长安汽车与华为签署战略合作框架协议，在 AI 产品及场景、通用及汽车垂直大模型等方面合作</w:t>
+        <w:t>NEC 成立企业人工智能与劳动力部门：AI 扮演所有员工角色</w:t>
       </w:r>
     </w:p>
     <w:p>
@@ -131,7 +542,12 @@
           <w:color w:val="888888"/>
           <w:sz w:val="18"/>
         </w:rPr>
-        <w:t>来源:IT之家 | 时间:08-12 13:33</w:t>
+        <w:t>来源:IT之家 | 时间:08-12 09:21</w:t>
+      </w:r>
+    </w:p>
+    <w:p>
+      <w:r>
+        <w:t>日本NEC成立全AI员工部门，内部测试中由AI承担全部岗位职能，探索人机协作新范式，为全球企业提供组织变革与AI深度融合的前沿实验样本。</w:t>
       </w:r>
     </w:p>
     <w:p>
@@ -142,64 +558,13 @@
         </w:rPr>
         <w:t>链接:</w:t>
       </w:r>
-      <w:hyperlink r:id="rId10">
+      <w:hyperlink r:id="rId16">
         <w:r>
           <w:rPr>
             <w:color w:val="0563C1"/>
             <w:u w:val="single"/>
           </w:rPr>
-          <w:t>中国长安汽车与华为签署战略合作框架协议，在 AI 产品及场景、通用及汽车垂直大模型等方面合作</w:t>
-        </w:r>
-      </w:hyperlink>
-    </w:p>
-    <w:p>
-      <w:pPr>
-        <w:pStyle w:val="Heading3"/>
-      </w:pPr>
-      <w:r>
-        <w:rPr>
-          <w:rFonts w:ascii="Times New Roman" w:hAnsi="Times New Roman" w:eastAsia="黑体"/>
-          <w:b w:val="0"/>
-          <w:color w:val="888888"/>
-          <w:sz w:val="24"/>
-        </w:rPr>
-        <w:t>【C级·参考】</w:t>
-      </w:r>
-      <w:r>
-        <w:rPr>
-          <w:rFonts w:ascii="Times New Roman" w:hAnsi="Times New Roman" w:eastAsia="黑体"/>
-          <w:b w:val="0"/>
-          <w:color w:val="888888"/>
-          <w:sz w:val="24"/>
-        </w:rPr>
-        <w:t>美团王莆中：不开线下药店，坚持做医药商家 AI 转型小帮手</w:t>
-      </w:r>
-    </w:p>
-    <w:p>
-      <w:r>
-        <w:rPr>
-          <w:rFonts w:ascii="Times New Roman" w:hAnsi="Times New Roman" w:eastAsia="宋体"/>
-          <w:color w:val="888888"/>
-          <w:sz w:val="18"/>
-        </w:rPr>
-        <w:t>来源:IT之家 | 时间:08-12 13:17</w:t>
-      </w:r>
-    </w:p>
-    <w:p>
-      <w:r>
-        <w:rPr>
-          <w:rFonts w:ascii="Times New Roman" w:hAnsi="Times New Roman" w:eastAsia="宋体"/>
-          <w:sz w:val="18"/>
-        </w:rPr>
-        <w:t>链接:</w:t>
-      </w:r>
-      <w:hyperlink r:id="rId11">
-        <w:r>
-          <w:rPr>
-            <w:color w:val="0563C1"/>
-            <w:u w:val="single"/>
-          </w:rPr>
-          <w:t>美团王莆中：不开线下药店，坚持做医药商家 AI 转型小帮手</w:t>
+          <w:t>NEC 成立企业人工智能与劳动力部门：AI 扮演所有员工角色</w:t>
         </w:r>
       </w:hyperlink>
     </w:p>
@@ -238,53 +603,7 @@
     </w:p>
     <w:p>
       <w:r>
-        <w:rPr>
-          <w:rFonts w:ascii="Times New Roman" w:hAnsi="Times New Roman" w:eastAsia="宋体"/>
-          <w:sz w:val="18"/>
-        </w:rPr>
-        <w:t>链接:</w:t>
-      </w:r>
-      <w:hyperlink r:id="rId12">
-        <w:r>
-          <w:rPr>
-            <w:color w:val="0563C1"/>
-            <w:u w:val="single"/>
-          </w:rPr>
-          <w:t>Anthropic CEO 阿莫迪整天神神叨叨讲 AI 毁灭世界，投资人受不了了</w:t>
-        </w:r>
-      </w:hyperlink>
-    </w:p>
-    <w:p>
-      <w:pPr>
-        <w:pStyle w:val="Heading3"/>
-      </w:pPr>
-      <w:r>
-        <w:rPr>
-          <w:rFonts w:ascii="Times New Roman" w:hAnsi="Times New Roman" w:eastAsia="黑体"/>
-          <w:b w:val="0"/>
-          <w:color w:val="888888"/>
-          <w:sz w:val="24"/>
-        </w:rPr>
-        <w:t>【C级·参考】</w:t>
-      </w:r>
-      <w:r>
-        <w:rPr>
-          <w:rFonts w:ascii="Times New Roman" w:hAnsi="Times New Roman" w:eastAsia="黑体"/>
-          <w:b w:val="0"/>
-          <w:color w:val="888888"/>
-          <w:sz w:val="24"/>
-        </w:rPr>
-        <w:t>微软推出 MAI-Code-1.1-Flash 编程模型：更好、更快，价格降至 1/4</w:t>
-      </w:r>
-    </w:p>
-    <w:p>
-      <w:r>
-        <w:rPr>
-          <w:rFonts w:ascii="Times New Roman" w:hAnsi="Times New Roman" w:eastAsia="宋体"/>
-          <w:color w:val="888888"/>
-          <w:sz w:val="18"/>
-        </w:rPr>
-        <w:t>来源:IT之家 | 时间:08-12 12:34</w:t>
+        <w:t>Anthropic CEO频繁渲染AI末日风险引发投资人不满，市场担忧其言论影响IPO进程；折射出AI伦理叙事与商业落地之间的张力，需警惕过度悲观主义对产业信心的消解。</w:t>
       </w:r>
     </w:p>
     <w:p>
@@ -295,64 +614,13 @@
         </w:rPr>
         <w:t>链接:</w:t>
       </w:r>
-      <w:hyperlink r:id="rId13">
+      <w:hyperlink r:id="rId17">
         <w:r>
           <w:rPr>
             <w:color w:val="0563C1"/>
             <w:u w:val="single"/>
           </w:rPr>
-          <w:t>微软推出 MAI-Code-1.1-Flash 编程模型：更好、更快，价格降至 1/4</w:t>
-        </w:r>
-      </w:hyperlink>
-    </w:p>
-    <w:p>
-      <w:pPr>
-        <w:pStyle w:val="Heading3"/>
-      </w:pPr>
-      <w:r>
-        <w:rPr>
-          <w:rFonts w:ascii="Times New Roman" w:hAnsi="Times New Roman" w:eastAsia="黑体"/>
-          <w:b w:val="0"/>
-          <w:color w:val="888888"/>
-          <w:sz w:val="24"/>
-        </w:rPr>
-        <w:t>【C级·参考】</w:t>
-      </w:r>
-      <w:r>
-        <w:rPr>
-          <w:rFonts w:ascii="Times New Roman" w:hAnsi="Times New Roman" w:eastAsia="黑体"/>
-          <w:b w:val="0"/>
-          <w:color w:val="888888"/>
-          <w:sz w:val="24"/>
-        </w:rPr>
-        <w:t>国内首个成功运行超 2 万亿参数大模型的超节点，阿里云灵骏真武 M890 超节点实例上线</w:t>
-      </w:r>
-    </w:p>
-    <w:p>
-      <w:r>
-        <w:rPr>
-          <w:rFonts w:ascii="Times New Roman" w:hAnsi="Times New Roman" w:eastAsia="宋体"/>
-          <w:color w:val="888888"/>
-          <w:sz w:val="18"/>
-        </w:rPr>
-        <w:t>来源:IT之家 | 时间:08-12 11:27</w:t>
-      </w:r>
-    </w:p>
-    <w:p>
-      <w:r>
-        <w:rPr>
-          <w:rFonts w:ascii="Times New Roman" w:hAnsi="Times New Roman" w:eastAsia="宋体"/>
-          <w:sz w:val="18"/>
-        </w:rPr>
-        <w:t>链接:</w:t>
-      </w:r>
-      <w:hyperlink r:id="rId14">
-        <w:r>
-          <w:rPr>
-            <w:color w:val="0563C1"/>
-            <w:u w:val="single"/>
-          </w:rPr>
-          <w:t>国内首个成功运行超 2 万亿参数大模型的超节点，阿里云灵骏真武 M890 超节点实例上线</w:t>
+          <w:t>Anthropic CEO 阿莫迪整天神神叨叨讲 AI 毁灭世界，投资人受不了了</w:t>
         </w:r>
       </w:hyperlink>
     </w:p>
@@ -391,13 +659,18 @@
     </w:p>
     <w:p>
       <w:r>
+        <w:t>IBM与Together AI达成2.4亿美元多年期算力合作，将在IBM Cloud部署HGX B300系统，支撑其开源大模型训练与推理，体现云服务商在AI基建中的关键枢纽作用。</w:t>
+      </w:r>
+    </w:p>
+    <w:p>
+      <w:r>
         <w:rPr>
           <w:rFonts w:ascii="Times New Roman" w:hAnsi="Times New Roman" w:eastAsia="宋体"/>
           <w:sz w:val="18"/>
         </w:rPr>
         <w:t>链接:</w:t>
       </w:r>
-      <w:hyperlink r:id="rId15">
+      <w:hyperlink r:id="rId18">
         <w:r>
           <w:rPr>
             <w:color w:val="0563C1"/>
@@ -427,7 +700,7 @@
           <w:color w:val="888888"/>
           <w:sz w:val="24"/>
         </w:rPr>
-        <w:t>Company Offering '100% Human-Written, Never AI' Medical Research Is 100% AI</w:t>
+        <w:t>台积电何军：5.5 倍光罩尺寸 CoWoS 良率可达 99%，验证加速走向系统级</w:t>
       </w:r>
     </w:p>
     <w:p>
@@ -437,7 +710,12 @@
           <w:color w:val="888888"/>
           <w:sz w:val="18"/>
         </w:rPr>
-        <w:t>来源:Hacker News | 时间:08-12 10:05</w:t>
+        <w:t>来源:IT之家 | 时间:08-12 11:48</w:t>
+      </w:r>
+    </w:p>
+    <w:p>
+      <w:r>
+        <w:t>台积电宣布5.5倍光罩尺寸CoWoS先进封装良率达99%，标志Chiplet技术成熟度跃升，为AI芯片异构集成与系统级封装（SiP）规模化商用铺平道路。</w:t>
       </w:r>
     </w:p>
     <w:p>
@@ -448,13 +726,13 @@
         </w:rPr>
         <w:t>链接:</w:t>
       </w:r>
-      <w:hyperlink r:id="rId16">
+      <w:hyperlink r:id="rId19">
         <w:r>
           <w:rPr>
             <w:color w:val="0563C1"/>
             <w:u w:val="single"/>
           </w:rPr>
-          <w:t>Company Offering '100% Human-Written, Never AI' Medical Research Is 100% AI</w:t>
+          <w:t>台积电何军：5.5 倍光罩尺寸 CoWoS 良率可达 99%，验证加速走向系统级</w:t>
         </w:r>
       </w:hyperlink>
     </w:p>
@@ -478,7 +756,7 @@
           <w:color w:val="888888"/>
           <w:sz w:val="24"/>
         </w:rPr>
-        <w:t>英伟达、思科等 120 家组织提议建立 AI 智能体事故追踪机制</w:t>
+        <w:t>我国主导的生命科学领域国际学术期刊：《Vita》纸质刊首期发布，学术水平上对标三大国际顶刊及其子刊</w:t>
       </w:r>
     </w:p>
     <w:p>
@@ -488,7 +766,12 @@
           <w:color w:val="888888"/>
           <w:sz w:val="18"/>
         </w:rPr>
-        <w:t>来源:IT之家 | 时间:08-12 09:52</w:t>
+        <w:t>来源:IT之家 | 时间:08-12 12:00</w:t>
+      </w:r>
+    </w:p>
+    <w:p>
+      <w:r>
+        <w:t>我国主导创办的生命科学期刊《Vita》纸质刊首发，依托‘生命科学开放联盟’，对标Cell/Nature/Science子刊，旨在打破西方学术出版垄断，构建中国科研话语权新支点。</w:t>
       </w:r>
     </w:p>
     <w:p>
@@ -499,13 +782,13 @@
         </w:rPr>
         <w:t>链接:</w:t>
       </w:r>
-      <w:hyperlink r:id="rId17">
+      <w:hyperlink r:id="rId20">
         <w:r>
           <w:rPr>
             <w:color w:val="0563C1"/>
             <w:u w:val="single"/>
           </w:rPr>
-          <w:t>英伟达、思科等 120 家组织提议建立 AI 智能体事故追踪机制</w:t>
+          <w:t>我国主导的生命科学领域国际学术期刊：《Vita》纸质刊首期发布，学术水平上对标三大国际顶刊及其子刊</w:t>
         </w:r>
       </w:hyperlink>
     </w:p>
@@ -529,7 +812,7 @@
           <w:color w:val="888888"/>
           <w:sz w:val="24"/>
         </w:rPr>
-        <w:t>英伟达推出 30B 开源 AI 模型 Nemotron 3.5 Lightning，智能体任务整体完成速度加快 30%</w:t>
+        <w:t>谷歌收紧 Chrome 浏览器通知权限：“干扰”网站每分钟最多推 1000 条</w:t>
       </w:r>
     </w:p>
     <w:p>
@@ -539,160 +822,12 @@
           <w:color w:val="888888"/>
           <w:sz w:val="18"/>
         </w:rPr>
-        <w:t>来源:IT之家 | 时间:08-12 09:49</w:t>
+        <w:t>来源:IT之家 | 时间:08-12 11:37</w:t>
       </w:r>
     </w:p>
     <w:p>
       <w:r>
-        <w:rPr>
-          <w:rFonts w:ascii="Times New Roman" w:hAnsi="Times New Roman" w:eastAsia="宋体"/>
-          <w:sz w:val="18"/>
-        </w:rPr>
-        <w:t>链接:</w:t>
-      </w:r>
-      <w:hyperlink r:id="rId18">
-        <w:r>
-          <w:rPr>
-            <w:color w:val="0563C1"/>
-            <w:u w:val="single"/>
-          </w:rPr>
-          <w:t>英伟达推出 30B 开源 AI 模型 Nemotron 3.5 Lightning，智能体任务整体完成速度加快 30%</w:t>
-        </w:r>
-      </w:hyperlink>
-    </w:p>
-    <w:p>
-      <w:pPr>
-        <w:pStyle w:val="Heading3"/>
-      </w:pPr>
-      <w:r>
-        <w:rPr>
-          <w:rFonts w:ascii="Times New Roman" w:hAnsi="Times New Roman" w:eastAsia="黑体"/>
-          <w:b w:val="0"/>
-          <w:color w:val="888888"/>
-          <w:sz w:val="24"/>
-        </w:rPr>
-        <w:t>【C级·参考】</w:t>
-      </w:r>
-      <w:r>
-        <w:rPr>
-          <w:rFonts w:ascii="Times New Roman" w:hAnsi="Times New Roman" w:eastAsia="黑体"/>
-          <w:b w:val="0"/>
-          <w:color w:val="888888"/>
-          <w:sz w:val="24"/>
-        </w:rPr>
-        <w:t>AI 扮演所有员工角色：NEC 成立企业人工智能与劳动力部门</w:t>
-      </w:r>
-    </w:p>
-    <w:p>
-      <w:r>
-        <w:rPr>
-          <w:rFonts w:ascii="Times New Roman" w:hAnsi="Times New Roman" w:eastAsia="宋体"/>
-          <w:color w:val="888888"/>
-          <w:sz w:val="18"/>
-        </w:rPr>
-        <w:t>来源:IT之家 | 时间:08-12 09:21</w:t>
-      </w:r>
-    </w:p>
-    <w:p>
-      <w:r>
-        <w:rPr>
-          <w:rFonts w:ascii="Times New Roman" w:hAnsi="Times New Roman" w:eastAsia="宋体"/>
-          <w:sz w:val="18"/>
-        </w:rPr>
-        <w:t>链接:</w:t>
-      </w:r>
-      <w:hyperlink r:id="rId19">
-        <w:r>
-          <w:rPr>
-            <w:color w:val="0563C1"/>
-            <w:u w:val="single"/>
-          </w:rPr>
-          <w:t>AI 扮演所有员工角色：NEC 成立企业人工智能与劳动力部门</w:t>
-        </w:r>
-      </w:hyperlink>
-    </w:p>
-    <w:p>
-      <w:pPr>
-        <w:pStyle w:val="Heading3"/>
-      </w:pPr>
-      <w:r>
-        <w:rPr>
-          <w:rFonts w:ascii="Times New Roman" w:hAnsi="Times New Roman" w:eastAsia="黑体"/>
-          <w:b w:val="0"/>
-          <w:color w:val="888888"/>
-          <w:sz w:val="24"/>
-        </w:rPr>
-        <w:t>【C级·参考】</w:t>
-      </w:r>
-      <w:r>
-        <w:rPr>
-          <w:rFonts w:ascii="Times New Roman" w:hAnsi="Times New Roman" w:eastAsia="黑体"/>
-          <w:b w:val="0"/>
-          <w:color w:val="888888"/>
-          <w:sz w:val="24"/>
-        </w:rPr>
-        <w:t>微软 Win11 26H1 推送 28000.2704 更新：32GB+ 内存 PC 可运行更大规模本地 AI</w:t>
-      </w:r>
-    </w:p>
-    <w:p>
-      <w:r>
-        <w:rPr>
-          <w:rFonts w:ascii="Times New Roman" w:hAnsi="Times New Roman" w:eastAsia="宋体"/>
-          <w:color w:val="888888"/>
-          <w:sz w:val="18"/>
-        </w:rPr>
-        <w:t>来源:IT之家 | 时间:08-12 09:03</w:t>
-      </w:r>
-    </w:p>
-    <w:p>
-      <w:r>
-        <w:rPr>
-          <w:rFonts w:ascii="Times New Roman" w:hAnsi="Times New Roman" w:eastAsia="宋体"/>
-          <w:sz w:val="18"/>
-        </w:rPr>
-        <w:t>链接:</w:t>
-      </w:r>
-      <w:hyperlink r:id="rId20">
-        <w:r>
-          <w:rPr>
-            <w:color w:val="0563C1"/>
-            <w:u w:val="single"/>
-          </w:rPr>
-          <w:t>微软 Win11 26H1 推送 28000.2704 更新：32GB+ 内存 PC 可运行更大规模本地 AI</w:t>
-        </w:r>
-      </w:hyperlink>
-    </w:p>
-    <w:p>
-      <w:pPr>
-        <w:pStyle w:val="Heading3"/>
-      </w:pPr>
-      <w:r>
-        <w:rPr>
-          <w:rFonts w:ascii="Times New Roman" w:hAnsi="Times New Roman" w:eastAsia="黑体"/>
-          <w:b w:val="0"/>
-          <w:color w:val="888888"/>
-          <w:sz w:val="24"/>
-        </w:rPr>
-        <w:t>【C级·参考】</w:t>
-      </w:r>
-      <w:r>
-        <w:rPr>
-          <w:rFonts w:ascii="Times New Roman" w:hAnsi="Times New Roman" w:eastAsia="黑体"/>
-          <w:b w:val="0"/>
-          <w:color w:val="888888"/>
-          <w:sz w:val="24"/>
-        </w:rPr>
-        <w:t>AI 公司面壁智能启动 IPO</w:t>
-      </w:r>
-    </w:p>
-    <w:p>
-      <w:r>
-        <w:rPr>
-          <w:rFonts w:ascii="Times New Roman" w:hAnsi="Times New Roman" w:eastAsia="宋体"/>
-          <w:color w:val="888888"/>
-          <w:sz w:val="18"/>
-        </w:rPr>
-        <w:t>来源:IT之家 | 时间:08-12 08:53</w:t>
+        <w:t>谷歌Chrome浏览器升级通知管控策略，对滥用推送的网站实施‘每分钟≤1000条’硬性限制，并引入多层防御体系，旨在遏制信息骚扰、提升用户体验与隐私保护水平。</w:t>
       </w:r>
     </w:p>
     <w:p>
@@ -709,9 +844,21 @@
             <w:color w:val="0563C1"/>
             <w:u w:val="single"/>
           </w:rPr>
-          <w:t>AI 公司面壁智能启动 IPO</w:t>
+          <w:t>谷歌收紧 Chrome 浏览器通知权限：“干扰”网站每分钟最多推 1000 条</w:t>
         </w:r>
       </w:hyperlink>
+    </w:p>
+    <w:p>
+      <w:pPr>
+        <w:pStyle w:val="Heading2"/>
+      </w:pPr>
+      <w:r>
+        <w:rPr>
+          <w:rFonts w:ascii="Times New Roman" w:hAnsi="Times New Roman" w:eastAsia="黑体"/>
+          <w:sz w:val="28"/>
+        </w:rPr>
+        <w:t>机器人/AI硬件</w:t>
+      </w:r>
     </w:p>
     <w:p>
       <w:pPr>
@@ -720,17 +867,15 @@
       <w:r>
         <w:rPr>
           <w:rFonts w:ascii="Times New Roman" w:hAnsi="Times New Roman" w:eastAsia="黑体"/>
-          <w:b w:val="0"/>
-          <w:color w:val="888888"/>
+          <w:b/>
           <w:sz w:val="24"/>
         </w:rPr>
-        <w:t>【C级·参考】</w:t>
+        <w:t>【B级·关注】</w:t>
       </w:r>
       <w:r>
         <w:rPr>
           <w:rFonts w:ascii="Times New Roman" w:hAnsi="Times New Roman" w:eastAsia="黑体"/>
-          <w:b w:val="0"/>
-          <w:color w:val="888888"/>
+          <w:b/>
           <w:sz w:val="24"/>
         </w:rPr>
         <w:t>眼镜店里“绘”天庭 成都店主AI仙宫短片走红海外</w:t>
@@ -743,7 +888,12 @@
           <w:color w:val="888888"/>
           <w:sz w:val="18"/>
         </w:rPr>
-        <w:t>来源:Bing新闻 | 时间:08-12 06:50</w:t>
+        <w:t>来源:Bing新闻 | 时间:08-12 07:05</w:t>
+      </w:r>
+    </w:p>
+    <w:p>
+      <w:r>
+        <w:t>成都一家眼镜店店主用AI工具生成30秒无台词仙侠短片《天庭》，凭借东方美学视觉语言引爆海外社交平台，引发关于AI内容出海、传统文化IP数字化表达的广泛讨论。</w:t>
       </w:r>
     </w:p>
     <w:p>
@@ -771,68 +921,15 @@
       <w:r>
         <w:rPr>
           <w:rFonts w:ascii="Times New Roman" w:hAnsi="Times New Roman" w:eastAsia="黑体"/>
-          <w:b w:val="0"/>
-          <w:color w:val="888888"/>
+          <w:b/>
           <w:sz w:val="24"/>
         </w:rPr>
-        <w:t>【C级·参考】</w:t>
+        <w:t>【B级·关注】</w:t>
       </w:r>
       <w:r>
         <w:rPr>
           <w:rFonts w:ascii="Times New Roman" w:hAnsi="Times New Roman" w:eastAsia="黑体"/>
-          <w:b w:val="0"/>
-          <w:color w:val="888888"/>
-          <w:sz w:val="24"/>
-        </w:rPr>
-        <w:t>Go is an ideal language for AI-assisted software engineering</w:t>
-      </w:r>
-    </w:p>
-    <w:p>
-      <w:r>
-        <w:rPr>
-          <w:rFonts w:ascii="Times New Roman" w:hAnsi="Times New Roman" w:eastAsia="宋体"/>
-          <w:color w:val="888888"/>
-          <w:sz w:val="18"/>
-        </w:rPr>
-        <w:t>来源:Hacker News | 时间:08-12 00:57</w:t>
-      </w:r>
-    </w:p>
-    <w:p>
-      <w:r>
-        <w:rPr>
-          <w:rFonts w:ascii="Times New Roman" w:hAnsi="Times New Roman" w:eastAsia="宋体"/>
-          <w:sz w:val="18"/>
-        </w:rPr>
-        <w:t>链接:</w:t>
-      </w:r>
-      <w:hyperlink r:id="rId23">
-        <w:r>
-          <w:rPr>
-            <w:color w:val="0563C1"/>
-            <w:u w:val="single"/>
-          </w:rPr>
-          <w:t>Go is an ideal language for AI-assisted software engineering</w:t>
-        </w:r>
-      </w:hyperlink>
-    </w:p>
-    <w:p>
-      <w:pPr>
-        <w:pStyle w:val="Heading3"/>
-      </w:pPr>
-      <w:r>
-        <w:rPr>
-          <w:rFonts w:ascii="Times New Roman" w:hAnsi="Times New Roman" w:eastAsia="黑体"/>
-          <w:b w:val="0"/>
-          <w:color w:val="888888"/>
-          <w:sz w:val="24"/>
-        </w:rPr>
-        <w:t>【C级·参考】</w:t>
-      </w:r>
-      <w:r>
-        <w:rPr>
-          <w:rFonts w:ascii="Times New Roman" w:hAnsi="Times New Roman" w:eastAsia="黑体"/>
-          <w:b w:val="0"/>
-          <w:color w:val="888888"/>
+          <w:b/>
           <w:sz w:val="24"/>
         </w:rPr>
         <w:t>一家 AI 眼镜独角兽背后的「冰与火之歌」</w:t>
@@ -850,53 +947,7 @@
     </w:p>
     <w:p>
       <w:r>
-        <w:rPr>
-          <w:rFonts w:ascii="Times New Roman" w:hAnsi="Times New Roman" w:eastAsia="宋体"/>
-          <w:sz w:val="18"/>
-        </w:rPr>
-        <w:t>链接:</w:t>
-      </w:r>
-      <w:hyperlink r:id="rId24">
-        <w:r>
-          <w:rPr>
-            <w:color w:val="0563C1"/>
-            <w:u w:val="single"/>
-          </w:rPr>
-          <w:t>一家 AI 眼镜独角兽背后的「冰与火之歌」</w:t>
-        </w:r>
-      </w:hyperlink>
-    </w:p>
-    <w:p>
-      <w:pPr>
-        <w:pStyle w:val="Heading3"/>
-      </w:pPr>
-      <w:r>
-        <w:rPr>
-          <w:rFonts w:ascii="Times New Roman" w:hAnsi="Times New Roman" w:eastAsia="黑体"/>
-          <w:b w:val="0"/>
-          <w:color w:val="888888"/>
-          <w:sz w:val="24"/>
-        </w:rPr>
-        <w:t>【C级·参考】</w:t>
-      </w:r>
-      <w:r>
-        <w:rPr>
-          <w:rFonts w:ascii="Times New Roman" w:hAnsi="Times New Roman" w:eastAsia="黑体"/>
-          <w:b w:val="0"/>
-          <w:color w:val="888888"/>
-          <w:sz w:val="24"/>
-        </w:rPr>
-        <w:t>OpenAI’s head of ethics leaves less than a year after joining</w:t>
-      </w:r>
-    </w:p>
-    <w:p>
-      <w:r>
-        <w:rPr>
-          <w:rFonts w:ascii="Times New Roman" w:hAnsi="Times New Roman" w:eastAsia="宋体"/>
-          <w:color w:val="888888"/>
-          <w:sz w:val="18"/>
-        </w:rPr>
-        <w:t>来源:Hacker News | 时间:08-11 20:23</w:t>
+        <w:t>报道国内AI眼镜独角兽逸文科技：成立三年估值超10亿美元，二季度营收翻倍，正加速布局中国市场；揭示其技术路径（轻量化光学+端侧AI）、融资节奏与商业化挑战，反映智能穿戴第二波浪潮真实图景。</w:t>
       </w:r>
     </w:p>
     <w:p>
@@ -907,64 +958,13 @@
         </w:rPr>
         <w:t>链接:</w:t>
       </w:r>
-      <w:hyperlink r:id="rId25">
+      <w:hyperlink r:id="rId23">
         <w:r>
           <w:rPr>
             <w:color w:val="0563C1"/>
             <w:u w:val="single"/>
           </w:rPr>
-          <w:t>OpenAI’s head of ethics leaves less than a year after joining</w:t>
-        </w:r>
-      </w:hyperlink>
-    </w:p>
-    <w:p>
-      <w:pPr>
-        <w:pStyle w:val="Heading3"/>
-      </w:pPr>
-      <w:r>
-        <w:rPr>
-          <w:rFonts w:ascii="Times New Roman" w:hAnsi="Times New Roman" w:eastAsia="黑体"/>
-          <w:b w:val="0"/>
-          <w:color w:val="888888"/>
-          <w:sz w:val="24"/>
-        </w:rPr>
-        <w:t>【C级·参考】</w:t>
-      </w:r>
-      <w:r>
-        <w:rPr>
-          <w:rFonts w:ascii="Times New Roman" w:hAnsi="Times New Roman" w:eastAsia="黑体"/>
-          <w:b w:val="0"/>
-          <w:color w:val="888888"/>
-          <w:sz w:val="24"/>
-        </w:rPr>
-        <w:t>汽车早报｜理想第二代AI眼镜预计明年下半年上市 特斯拉在美召回超2万辆Model 3和Model Y</w:t>
-      </w:r>
-    </w:p>
-    <w:p>
-      <w:r>
-        <w:rPr>
-          <w:rFonts w:ascii="Times New Roman" w:hAnsi="Times New Roman" w:eastAsia="宋体"/>
-          <w:color w:val="888888"/>
-          <w:sz w:val="18"/>
-        </w:rPr>
-        <w:t>来源:Bing新闻 | 时间:08-11 19:37</w:t>
-      </w:r>
-    </w:p>
-    <w:p>
-      <w:r>
-        <w:rPr>
-          <w:rFonts w:ascii="Times New Roman" w:hAnsi="Times New Roman" w:eastAsia="宋体"/>
-          <w:sz w:val="18"/>
-        </w:rPr>
-        <w:t>链接:</w:t>
-      </w:r>
-      <w:hyperlink r:id="rId26">
-        <w:r>
-          <w:rPr>
-            <w:color w:val="0563C1"/>
-            <w:u w:val="single"/>
-          </w:rPr>
-          <w:t>汽车早报｜理想第二代AI眼镜预计明年下半年上市 特斯拉在美召回超2万辆Model 3和Model Y</w:t>
+          <w:t>一家 AI 眼镜独角兽背后的「冰与火之歌」</w:t>
         </w:r>
       </w:hyperlink>
     </w:p>
@@ -1003,53 +1003,7 @@
     </w:p>
     <w:p>
       <w:r>
-        <w:rPr>
-          <w:rFonts w:ascii="Times New Roman" w:hAnsi="Times New Roman" w:eastAsia="宋体"/>
-          <w:sz w:val="18"/>
-        </w:rPr>
-        <w:t>链接:</w:t>
-      </w:r>
-      <w:hyperlink r:id="rId27">
-        <w:r>
-          <w:rPr>
-            <w:color w:val="0563C1"/>
-            <w:u w:val="single"/>
-          </w:rPr>
-          <w:t>加南K2 AI智能眼镜：轻量化设计，打造日常佩戴的智能新体验</w:t>
-        </w:r>
-      </w:hyperlink>
-    </w:p>
-    <w:p>
-      <w:pPr>
-        <w:pStyle w:val="Heading3"/>
-      </w:pPr>
-      <w:r>
-        <w:rPr>
-          <w:rFonts w:ascii="Times New Roman" w:hAnsi="Times New Roman" w:eastAsia="黑体"/>
-          <w:b w:val="0"/>
-          <w:color w:val="888888"/>
-          <w:sz w:val="24"/>
-        </w:rPr>
-        <w:t>【C级·参考】</w:t>
-      </w:r>
-      <w:r>
-        <w:rPr>
-          <w:rFonts w:ascii="Times New Roman" w:hAnsi="Times New Roman" w:eastAsia="黑体"/>
-          <w:b w:val="0"/>
-          <w:color w:val="888888"/>
-          <w:sz w:val="24"/>
-        </w:rPr>
-        <w:t>“AI游戏”深水区：10万AI居民“喜获涌现”，博士团队吐槽:“最近被AI毒打了”</w:t>
-      </w:r>
-    </w:p>
-    <w:p>
-      <w:r>
-        <w:rPr>
-          <w:rFonts w:ascii="Times New Roman" w:hAnsi="Times New Roman" w:eastAsia="宋体"/>
-          <w:color w:val="888888"/>
-          <w:sz w:val="18"/>
-        </w:rPr>
-        <w:t>来源:GameLook | 时间:08-11 12:12</w:t>
+        <w:t>加南K2 AI眼镜以普通光学镜框为基础集成摄像头与麦克风，主打全天候轻量化佩戴与实时语音翻译、AR导航等功能，定价亲民，体现AI硬件向消费级渗透的趋势。</w:t>
       </w:r>
     </w:p>
     <w:p>
@@ -1060,32 +1014,15 @@
         </w:rPr>
         <w:t>链接:</w:t>
       </w:r>
-      <w:hyperlink r:id="rId28">
+      <w:hyperlink r:id="rId24">
         <w:r>
           <w:rPr>
             <w:color w:val="0563C1"/>
             <w:u w:val="single"/>
           </w:rPr>
-          <w:t>“AI游戏”深水区：10万AI居民“喜获涌现”，博士团队吐槽:“最近被AI毒打了”</w:t>
+          <w:t>加南K2 AI智能眼镜：轻量化设计，打造日常佩戴的智能新体验</w:t>
         </w:r>
       </w:hyperlink>
-    </w:p>
-    <w:p>
-      <w:pPr>
-        <w:pStyle w:val="Heading2"/>
-      </w:pPr>
-      <w:r>
-        <w:rPr>
-          <w:rFonts w:ascii="Times New Roman" w:hAnsi="Times New Roman" w:eastAsia="黑体"/>
-          <w:sz w:val="28"/>
-        </w:rPr>
-        <w:t>机器人/AI硬件</w:t>
-      </w:r>
-    </w:p>
-    <w:p>
-      <w:r>
-        <w:t>本线口暂无重要更新</w:t>
-      </w:r>
     </w:p>
     <w:p>
       <w:pPr>
@@ -1106,17 +1043,81 @@
       <w:r>
         <w:rPr>
           <w:rFonts w:ascii="Times New Roman" w:hAnsi="Times New Roman" w:eastAsia="黑体"/>
-          <w:b w:val="0"/>
-          <w:color w:val="888888"/>
+          <w:b/>
+          <w:color w:val="41D87E"/>
           <w:sz w:val="24"/>
         </w:rPr>
-        <w:t>【C级·参考】</w:t>
+        <w:t>【A级·线索】</w:t>
       </w:r>
       <w:r>
         <w:rPr>
           <w:rFonts w:ascii="Times New Roman" w:hAnsi="Times New Roman" w:eastAsia="黑体"/>
-          <w:b w:val="0"/>
+          <w:b/>
+          <w:color w:val="41D87E"/>
+          <w:sz w:val="24"/>
+        </w:rPr>
+        <w:t>国产大飞机 C919 正式执飞国际商业航线</w:t>
+      </w:r>
+    </w:p>
+    <w:p>
+      <w:r>
+        <w:rPr>
+          <w:rFonts w:ascii="Times New Roman" w:hAnsi="Times New Roman" w:eastAsia="宋体"/>
           <w:color w:val="888888"/>
+          <w:sz w:val="18"/>
+        </w:rPr>
+        <w:t>来源:IT之家 | 时间:08-12 09:39</w:t>
+      </w:r>
+    </w:p>
+    <w:p>
+      <w:r>
+        <w:t>国航北京至乌兰巴托航线今日起由C919执飞，实现国产大飞机首次国际定期商业运营，标志着我国民机产业从国内市场迈向全球航空网络的关键一步。</w:t>
+      </w:r>
+    </w:p>
+    <w:p>
+      <w:r>
+        <w:rPr>
+          <w:rFonts w:ascii="Times New Roman" w:hAnsi="Times New Roman" w:eastAsia="宋体"/>
+          <w:i/>
+          <w:sz w:val="21"/>
+        </w:rPr>
+        <w:t>角度建议:联系广州白云机场作为C919重要运营基地，采访南航、东航在粤航线规划，探讨大湾区航空产业链配套升级需求</w:t>
+      </w:r>
+    </w:p>
+    <w:p>
+      <w:r>
+        <w:rPr>
+          <w:rFonts w:ascii="Times New Roman" w:hAnsi="Times New Roman" w:eastAsia="宋体"/>
+          <w:sz w:val="18"/>
+        </w:rPr>
+        <w:t>链接:</w:t>
+      </w:r>
+      <w:hyperlink r:id="rId25">
+        <w:r>
+          <w:rPr>
+            <w:color w:val="0563C1"/>
+            <w:u w:val="single"/>
+          </w:rPr>
+          <w:t>国产大飞机 C919 正式执飞国际商业航线</w:t>
+        </w:r>
+      </w:hyperlink>
+    </w:p>
+    <w:p>
+      <w:pPr>
+        <w:pStyle w:val="Heading3"/>
+      </w:pPr>
+      <w:r>
+        <w:rPr>
+          <w:rFonts w:ascii="Times New Roman" w:hAnsi="Times New Roman" w:eastAsia="黑体"/>
+          <w:b/>
+          <w:sz w:val="24"/>
+        </w:rPr>
+        <w:t>【B级·关注】</w:t>
+      </w:r>
+      <w:r>
+        <w:rPr>
+          <w:rFonts w:ascii="Times New Roman" w:hAnsi="Times New Roman" w:eastAsia="黑体"/>
+          <w:b/>
           <w:sz w:val="24"/>
         </w:rPr>
         <w:t>奕境曾清林谈与华为合作：华为智驾水平依然是行业顶级存在，硬技术绝不是随便一个供应商能平替的</w:t>
@@ -1134,19 +1135,80 @@
     </w:p>
     <w:p>
       <w:r>
+        <w:t>东风旗下奕境汽车总经理曾清林公开肯定华为智驾技术不可替代性，强调其全栈自研能力与工程化落地优势，折射出车企在智驾路线选择上的现实权衡与技术敬畏。</w:t>
+      </w:r>
+    </w:p>
+    <w:p>
+      <w:r>
         <w:rPr>
           <w:rFonts w:ascii="Times New Roman" w:hAnsi="Times New Roman" w:eastAsia="宋体"/>
           <w:sz w:val="18"/>
         </w:rPr>
         <w:t>链接:</w:t>
       </w:r>
-      <w:hyperlink r:id="rId29">
+      <w:hyperlink r:id="rId26">
         <w:r>
           <w:rPr>
             <w:color w:val="0563C1"/>
             <w:u w:val="single"/>
           </w:rPr>
           <w:t>奕境曾清林谈与华为合作：华为智驾水平依然是行业顶级存在，硬技术绝不是随便一个供应商能平替的</w:t>
+        </w:r>
+      </w:hyperlink>
+    </w:p>
+    <w:p>
+      <w:pPr>
+        <w:pStyle w:val="Heading3"/>
+      </w:pPr>
+      <w:r>
+        <w:rPr>
+          <w:rFonts w:ascii="Times New Roman" w:hAnsi="Times New Roman" w:eastAsia="黑体"/>
+          <w:b w:val="0"/>
+          <w:color w:val="888888"/>
+          <w:sz w:val="24"/>
+        </w:rPr>
+        <w:t>【C级·参考|本地】</w:t>
+      </w:r>
+      <w:r>
+        <w:rPr>
+          <w:rFonts w:ascii="Times New Roman" w:hAnsi="Times New Roman" w:eastAsia="黑体"/>
+          <w:b w:val="0"/>
+          <w:color w:val="888888"/>
+          <w:sz w:val="24"/>
+        </w:rPr>
+        <w:t>采埃孚 8 挡混动变速器在中国量产，可控物料国产化率 95%</w:t>
+      </w:r>
+    </w:p>
+    <w:p>
+      <w:r>
+        <w:rPr>
+          <w:rFonts w:ascii="Times New Roman" w:hAnsi="Times New Roman" w:eastAsia="宋体"/>
+          <w:color w:val="888888"/>
+          <w:sz w:val="18"/>
+        </w:rPr>
+        <w:t>来源:IT之家 | 时间:08-12 10:28</w:t>
+      </w:r>
+    </w:p>
+    <w:p>
+      <w:r>
+        <w:t>采埃孚在上海实现8挡混动变速器本土量产，国产化率达95%，从立项到下线仅18个月，凸显外资零部件巨头加速中国技术适配与供应链重构进程。</w:t>
+      </w:r>
+    </w:p>
+    <w:p>
+      <w:r>
+        <w:rPr>
+          <w:rFonts w:ascii="Times New Roman" w:hAnsi="Times New Roman" w:eastAsia="宋体"/>
+          <w:sz w:val="18"/>
+        </w:rPr>
+        <w:t>链接:</w:t>
+      </w:r>
+      <w:hyperlink r:id="rId27">
+        <w:r>
+          <w:rPr>
+            <w:color w:val="0563C1"/>
+            <w:u w:val="single"/>
+          </w:rPr>
+          <w:t>采埃孚 8 挡混动变速器在中国量产，可控物料国产化率 95%</w:t>
         </w:r>
       </w:hyperlink>
     </w:p>
@@ -1163,9 +1225,122 @@
       </w:r>
     </w:p>
     <w:p>
+      <w:pPr>
+        <w:pStyle w:val="Heading3"/>
+      </w:pPr>
       <w:r>
-        <w:t>本线口暂无重要更新</w:t>
+        <w:rPr>
+          <w:rFonts w:ascii="Times New Roman" w:hAnsi="Times New Roman" w:eastAsia="黑体"/>
+          <w:b/>
+          <w:sz w:val="24"/>
+        </w:rPr>
+        <w:t>【B级·关注】</w:t>
       </w:r>
+      <w:r>
+        <w:rPr>
+          <w:rFonts w:ascii="Times New Roman" w:hAnsi="Times New Roman" w:eastAsia="黑体"/>
+          <w:b/>
+          <w:sz w:val="24"/>
+        </w:rPr>
+        <w:t>美团王莆中：不开线下药店，坚持做医药商家 AI 转型小帮手</w:t>
+      </w:r>
+    </w:p>
+    <w:p>
+      <w:r>
+        <w:rPr>
+          <w:rFonts w:ascii="Times New Roman" w:hAnsi="Times New Roman" w:eastAsia="宋体"/>
+          <w:color w:val="888888"/>
+          <w:sz w:val="18"/>
+        </w:rPr>
+        <w:t>来源:IT之家 | 时间:08-12 13:17</w:t>
+      </w:r>
+    </w:p>
+    <w:p>
+      <w:r>
+        <w:t>美团核心本地商业CEO王莆中明确表态不自营线下药店，聚焦为连锁药房、社区诊所提供AI经营工具（如AI药师、库存预测），以‘小帮手’定位切入医药数字化赛道。</w:t>
+      </w:r>
+    </w:p>
+    <w:p>
+      <w:r>
+        <w:rPr>
+          <w:rFonts w:ascii="Times New Roman" w:hAnsi="Times New Roman" w:eastAsia="宋体"/>
+          <w:sz w:val="18"/>
+        </w:rPr>
+        <w:t>链接:</w:t>
+      </w:r>
+      <w:hyperlink r:id="rId28">
+        <w:r>
+          <w:rPr>
+            <w:color w:val="0563C1"/>
+            <w:u w:val="single"/>
+          </w:rPr>
+          <w:t>美团王莆中：不开线下药店，坚持做医药商家 AI 转型小帮手</w:t>
+        </w:r>
+      </w:hyperlink>
+    </w:p>
+    <w:p>
+      <w:pPr>
+        <w:pStyle w:val="Heading3"/>
+      </w:pPr>
+      <w:r>
+        <w:rPr>
+          <w:rFonts w:ascii="Times New Roman" w:hAnsi="Times New Roman" w:eastAsia="黑体"/>
+          <w:b/>
+          <w:sz w:val="24"/>
+        </w:rPr>
+        <w:t>【B级·关注|本地】</w:t>
+      </w:r>
+      <w:r>
+        <w:rPr>
+          <w:rFonts w:ascii="Times New Roman" w:hAnsi="Times New Roman" w:eastAsia="黑体"/>
+          <w:b/>
+          <w:sz w:val="24"/>
+        </w:rPr>
+        <w:t>小米服务：针对受台风影响造成损坏 / 故障的小米产品，提供免费检测、免费维修服务</w:t>
+      </w:r>
+    </w:p>
+    <w:p>
+      <w:r>
+        <w:rPr>
+          <w:rFonts w:ascii="Times New Roman" w:hAnsi="Times New Roman" w:eastAsia="宋体"/>
+          <w:color w:val="888888"/>
+          <w:sz w:val="18"/>
+        </w:rPr>
+        <w:t>来源:IT之家 | 时间:08-12 13:23</w:t>
+      </w:r>
+    </w:p>
+    <w:p>
+      <w:r>
+        <w:t>小米宣布面向受台风影响用户启动应急服务，覆盖手机、平板、笔记本、穿戴设备等全品类，提供免费检测与维修，体现消费电子品牌在极端天气下的本地化响应能力。</w:t>
+      </w:r>
+    </w:p>
+    <w:p>
+      <w:r>
+        <w:rPr>
+          <w:rFonts w:ascii="Times New Roman" w:hAnsi="Times New Roman" w:eastAsia="宋体"/>
+          <w:i/>
+          <w:sz w:val="21"/>
+        </w:rPr>
+        <w:t>角度建议:结合广东近期台风频发实际，调研广州、深圳小米授权服务中心响应情况，对比华为、OPPO同类政策</w:t>
+      </w:r>
+    </w:p>
+    <w:p>
+      <w:r>
+        <w:rPr>
+          <w:rFonts w:ascii="Times New Roman" w:hAnsi="Times New Roman" w:eastAsia="宋体"/>
+          <w:sz w:val="18"/>
+        </w:rPr>
+        <w:t>链接:</w:t>
+      </w:r>
+      <w:hyperlink r:id="rId29">
+        <w:r>
+          <w:rPr>
+            <w:color w:val="0563C1"/>
+            <w:u w:val="single"/>
+          </w:rPr>
+          <w:t>小米服务：针对受台风影响造成损坏 / 故障的小米产品，提供免费检测、免费维修服务</w:t>
+        </w:r>
+      </w:hyperlink>
     </w:p>
     <w:p>
       <w:pPr>
@@ -1186,20 +1361,18 @@
       <w:r>
         <w:rPr>
           <w:rFonts w:ascii="Times New Roman" w:hAnsi="Times New Roman" w:eastAsia="黑体"/>
-          <w:b w:val="0"/>
-          <w:color w:val="888888"/>
+          <w:b/>
           <w:sz w:val="24"/>
         </w:rPr>
-        <w:t>【C级·参考】</w:t>
+        <w:t>【B级·关注】</w:t>
       </w:r>
       <w:r>
         <w:rPr>
           <w:rFonts w:ascii="Times New Roman" w:hAnsi="Times New Roman" w:eastAsia="黑体"/>
-          <w:b w:val="0"/>
-          <w:color w:val="888888"/>
+          <w:b/>
           <w:sz w:val="24"/>
         </w:rPr>
-        <w:t>IMDb 页面显示《漫威蜘蛛侠 3》游戏正在开发中，洛文塔尔配音</w:t>
+        <w:t>《黑神话：悟空》开启史低 7 折优惠：标准版 187.6 元，豪华版 229.6 元</w:t>
       </w:r>
     </w:p>
     <w:p>
@@ -1209,7 +1382,12 @@
           <w:color w:val="888888"/>
           <w:sz w:val="18"/>
         </w:rPr>
-        <w:t>来源:IT之家 | 时间:08-12 12:02</w:t>
+        <w:t>来源:IT之家 | 时间:08-12 09:34</w:t>
+      </w:r>
+    </w:p>
+    <w:p>
+      <w:r>
+        <w:t>国产3A标杆《黑神话：悟空》开启发售以来最大力度官方折扣，全平台七折，标准版降至187.6元，释放长尾消费潜力，印证文化IP商业价值持续兑现。</w:t>
       </w:r>
     </w:p>
     <w:p>
@@ -1226,7 +1404,7 @@
             <w:color w:val="0563C1"/>
             <w:u w:val="single"/>
           </w:rPr>
-          <w:t>IMDb 页面显示《漫威蜘蛛侠 3》游戏正在开发中，洛文塔尔配音</w:t>
+          <w:t>《黑神话：悟空》开启史低 7 折优惠：标准版 187.6 元，豪华版 229.6 元</w:t>
         </w:r>
       </w:hyperlink>
     </w:p>
@@ -1237,17 +1415,15 @@
       <w:r>
         <w:rPr>
           <w:rFonts w:ascii="Times New Roman" w:hAnsi="Times New Roman" w:eastAsia="黑体"/>
-          <w:b w:val="0"/>
-          <w:color w:val="888888"/>
+          <w:b/>
           <w:sz w:val="24"/>
         </w:rPr>
-        <w:t>【C级·参考】</w:t>
+        <w:t>【B级·关注】</w:t>
       </w:r>
       <w:r>
         <w:rPr>
           <w:rFonts w:ascii="Times New Roman" w:hAnsi="Times New Roman" w:eastAsia="黑体"/>
-          <w:b w:val="0"/>
-          <w:color w:val="888888"/>
+          <w:b/>
           <w:sz w:val="24"/>
         </w:rPr>
         <w:t>老板不让露脸、隐姓埋名做游戏，中国游戏圈的神神秘秘“何时松绑”？</w:t>
@@ -1261,6 +1437,11 @@
           <w:sz w:val="18"/>
         </w:rPr>
         <w:t>来源:GameLook | 时间:08-12 10:51</w:t>
+      </w:r>
+    </w:p>
+    <w:p>
+      <w:r>
+        <w:t>借ChinaJoy契机，韩国媒体观察到中国游戏从业者普遍匿名化现象，折射出行业监管压力、资本不确定性与创意表达受限等深层焦虑，引发对创作环境健康度的反思。</w:t>
       </w:r>
     </w:p>
     <w:p>
@@ -1288,20 +1469,18 @@
       <w:r>
         <w:rPr>
           <w:rFonts w:ascii="Times New Roman" w:hAnsi="Times New Roman" w:eastAsia="黑体"/>
-          <w:b w:val="0"/>
-          <w:color w:val="888888"/>
+          <w:b/>
           <w:sz w:val="24"/>
         </w:rPr>
-        <w:t>【C级·参考】</w:t>
+        <w:t>【B级·关注】</w:t>
       </w:r>
       <w:r>
         <w:rPr>
           <w:rFonts w:ascii="Times New Roman" w:hAnsi="Times New Roman" w:eastAsia="黑体"/>
-          <w:b w:val="0"/>
-          <w:color w:val="888888"/>
+          <w:b/>
           <w:sz w:val="24"/>
         </w:rPr>
-        <w:t>周亚辉又来资本大戏：昆仑万维计划香港H股上市，35亿买的游戏公司7.5亿出售</w:t>
+        <w:t>“AI游戏”深水区：10万AI居民“喜获涌现”，博士团队吐槽:“最近被AI毒打了”</w:t>
       </w:r>
     </w:p>
     <w:p>
@@ -1311,7 +1490,12 @@
           <w:color w:val="888888"/>
           <w:sz w:val="18"/>
         </w:rPr>
-        <w:t>来源:GameLook | 时间:08-12 10:50</w:t>
+        <w:t>来源:GameLook | 时间:08-11 12:12</w:t>
+      </w:r>
+    </w:p>
+    <w:p>
+      <w:r>
+        <w:t>报道AI原生游戏开发前沿实践：某项目构建10万AI NPC城市，出现意外‘涌现行为’，开发团队遭遇调试困境，揭示AI游戏从概念验证迈向工程落地的真实瓶颈。</w:t>
       </w:r>
     </w:p>
     <w:p>
@@ -1328,7 +1512,7 @@
             <w:color w:val="0563C1"/>
             <w:u w:val="single"/>
           </w:rPr>
-          <w:t>周亚辉又来资本大戏：昆仑万维计划香港H股上市，35亿买的游戏公司7.5亿出售</w:t>
+          <w:t>“AI游戏”深水区：10万AI居民“喜获涌现”，博士团队吐槽:“最近被AI毒打了”</w:t>
         </w:r>
       </w:hyperlink>
     </w:p>
@@ -1352,7 +1536,7 @@
           <w:color w:val="888888"/>
           <w:sz w:val="24"/>
         </w:rPr>
-        <w:t>268 元起、甄子丹加盟，国产 3A 游戏《影之刃零》开启多平台预购</w:t>
+        <w:t>《逃离塔科夫》制作人中国行！鸭塔CJ同框，尼基塔说了什么？</w:t>
       </w:r>
     </w:p>
     <w:p>
@@ -1362,7 +1546,12 @@
           <w:color w:val="888888"/>
           <w:sz w:val="18"/>
         </w:rPr>
-        <w:t>来源:IT之家 | 时间:08-12 10:07</w:t>
+        <w:t>来源:GameLook | 时间:08-12 10:42</w:t>
+      </w:r>
+    </w:p>
+    <w:p>
+      <w:r>
+        <w:t>硬核射击游戏《逃离塔科夫》制作人尼基塔·布亚科夫现身ChinaJoy上海展台，与国内玩家深度互动，并透露续作开发进展及本地化策略，彰显国际头部厂商对中国市场的重视。</w:t>
       </w:r>
     </w:p>
     <w:p>
@@ -1379,7 +1568,73 @@
             <w:color w:val="0563C1"/>
             <w:u w:val="single"/>
           </w:rPr>
-          <w:t>268 元起、甄子丹加盟，国产 3A 游戏《影之刃零》开启多平台预购</w:t>
+          <w:t>《逃离塔科夫》制作人中国行！鸭塔CJ同框，尼基塔说了什么？</w:t>
+        </w:r>
+      </w:hyperlink>
+    </w:p>
+    <w:p>
+      <w:pPr>
+        <w:pStyle w:val="Heading2"/>
+      </w:pPr>
+      <w:r>
+        <w:rPr>
+          <w:rFonts w:ascii="Times New Roman" w:hAnsi="Times New Roman" w:eastAsia="黑体"/>
+          <w:sz w:val="28"/>
+        </w:rPr>
+        <w:t>消费/以旧换新/新餐饮</w:t>
+      </w:r>
+    </w:p>
+    <w:p>
+      <w:pPr>
+        <w:pStyle w:val="Heading3"/>
+      </w:pPr>
+      <w:r>
+        <w:rPr>
+          <w:rFonts w:ascii="Times New Roman" w:hAnsi="Times New Roman" w:eastAsia="黑体"/>
+          <w:b/>
+          <w:sz w:val="24"/>
+        </w:rPr>
+        <w:t>【B级·关注】</w:t>
+      </w:r>
+      <w:r>
+        <w:rPr>
+          <w:rFonts w:ascii="Times New Roman" w:hAnsi="Times New Roman" w:eastAsia="黑体"/>
+          <w:b/>
+          <w:sz w:val="24"/>
+        </w:rPr>
+        <w:t>国产动画电影《八仙！》官宣密钥延期，延长上映至 9 月 17 日</w:t>
+      </w:r>
+    </w:p>
+    <w:p>
+      <w:r>
+        <w:rPr>
+          <w:rFonts w:ascii="Times New Roman" w:hAnsi="Times New Roman" w:eastAsia="宋体"/>
+          <w:color w:val="888888"/>
+          <w:sz w:val="18"/>
+        </w:rPr>
+        <w:t>来源:IT之家 | 时间:08-12 12:41</w:t>
+      </w:r>
+    </w:p>
+    <w:p>
+      <w:r>
+        <w:t>国产动画《八仙！》票房破14.75亿元后宣布密钥延期至9月17日，豆瓣评分8.2，印证传统文化IP与现代动画技术结合的巨大市场号召力。</w:t>
+      </w:r>
+    </w:p>
+    <w:p>
+      <w:r>
+        <w:rPr>
+          <w:rFonts w:ascii="Times New Roman" w:hAnsi="Times New Roman" w:eastAsia="宋体"/>
+          <w:sz w:val="18"/>
+        </w:rPr>
+        <w:t>链接:</w:t>
+      </w:r>
+      <w:hyperlink r:id="rId34">
+        <w:r>
+          <w:rPr>
+            <w:color w:val="0563C1"/>
+            <w:u w:val="single"/>
+          </w:rPr>
+          <w:t>国产动画电影《八仙！》官宣密钥延期，延长上映至 9 月 17 日</w:t>
         </w:r>
       </w:hyperlink>
     </w:p>
@@ -1403,7 +1658,7 @@
           <w:color w:val="888888"/>
           <w:sz w:val="24"/>
         </w:rPr>
-        <w:t>Piston V 游戏迷你主机曝光：圆形触控屏，Win11 和 Bazzite 双启动</w:t>
+        <w:t>荣耀手环 11 系列开售：支持专业羽毛球模式，首销优惠价 229 元起</w:t>
       </w:r>
     </w:p>
     <w:p>
@@ -1413,7 +1668,12 @@
           <w:color w:val="888888"/>
           <w:sz w:val="18"/>
         </w:rPr>
-        <w:t>来源:IT之家 | 时间:08-12 09:50</w:t>
+        <w:t>来源:IT之家 | 时间:08-12 10:58</w:t>
+      </w:r>
+    </w:p>
+    <w:p>
+      <w:r>
+        <w:t>荣耀手环11系列上线，首发专业羽毛球运动模式，精准识别挥拍、步法等动作，售价229元起，瞄准运动健康消费升级趋势，强化可穿戴设备细分场景竞争力。</w:t>
       </w:r>
     </w:p>
     <w:p>
@@ -1424,13 +1684,69 @@
         </w:rPr>
         <w:t>链接:</w:t>
       </w:r>
-      <w:hyperlink r:id="rId34">
+      <w:hyperlink r:id="rId35">
         <w:r>
           <w:rPr>
             <w:color w:val="0563C1"/>
             <w:u w:val="single"/>
           </w:rPr>
-          <w:t>Piston V 游戏迷你主机曝光：圆形触控屏，Win11 和 Bazzite 双启动</w:t>
+          <w:t>荣耀手环 11 系列开售：支持专业羽毛球模式，首销优惠价 229 元起</w:t>
+        </w:r>
+      </w:hyperlink>
+    </w:p>
+    <w:p>
+      <w:pPr>
+        <w:pStyle w:val="Heading3"/>
+      </w:pPr>
+      <w:r>
+        <w:rPr>
+          <w:rFonts w:ascii="Times New Roman" w:hAnsi="Times New Roman" w:eastAsia="黑体"/>
+          <w:b w:val="0"/>
+          <w:color w:val="888888"/>
+          <w:sz w:val="24"/>
+        </w:rPr>
+        <w:t>【C级·参考】</w:t>
+      </w:r>
+      <w:r>
+        <w:rPr>
+          <w:rFonts w:ascii="Times New Roman" w:hAnsi="Times New Roman" w:eastAsia="黑体"/>
+          <w:b w:val="0"/>
+          <w:color w:val="888888"/>
+          <w:sz w:val="24"/>
+        </w:rPr>
+        <w:t>小米推出 Xiaomi 蓝牙音箱磁吸版：重约 95g、能当手机支架，众筹价 132 元</w:t>
+      </w:r>
+    </w:p>
+    <w:p>
+      <w:r>
+        <w:rPr>
+          <w:rFonts w:ascii="Times New Roman" w:hAnsi="Times New Roman" w:eastAsia="宋体"/>
+          <w:color w:val="888888"/>
+          <w:sz w:val="18"/>
+        </w:rPr>
+        <w:t>来源:IT之家 | 时间:08-12 10:26</w:t>
+      </w:r>
+    </w:p>
+    <w:p>
+      <w:r>
+        <w:t>小米发布超轻磁吸蓝牙音箱，兼具音频播放与手机支架功能，适配MagSafe生态，众筹价132元，以微创新切入年轻用户碎片化使用场景。</w:t>
+      </w:r>
+    </w:p>
+    <w:p>
+      <w:r>
+        <w:rPr>
+          <w:rFonts w:ascii="Times New Roman" w:hAnsi="Times New Roman" w:eastAsia="宋体"/>
+          <w:sz w:val="18"/>
+        </w:rPr>
+        <w:t>链接:</w:t>
+      </w:r>
+      <w:hyperlink r:id="rId36">
+        <w:r>
+          <w:rPr>
+            <w:color w:val="0563C1"/>
+            <w:u w:val="single"/>
+          </w:rPr>
+          <w:t>小米推出 Xiaomi 蓝牙音箱磁吸版：重约 95g、能当手机支架，众筹价 132 元</w:t>
         </w:r>
       </w:hyperlink>
     </w:p>
@@ -1469,104 +1785,7 @@
     </w:p>
     <w:p>
       <w:r>
-        <w:rPr>
-          <w:rFonts w:ascii="Times New Roman" w:hAnsi="Times New Roman" w:eastAsia="宋体"/>
-          <w:sz w:val="18"/>
-        </w:rPr>
-        <w:t>链接:</w:t>
-      </w:r>
-      <w:hyperlink r:id="rId35">
-        <w:r>
-          <w:rPr>
-            <w:color w:val="0563C1"/>
-            <w:u w:val="single"/>
-          </w:rPr>
-          <w:t>修手机游戏机能减压？《维修物语》Steam火了！玩家当上“赛博华佗”</w:t>
-        </w:r>
-      </w:hyperlink>
-    </w:p>
-    <w:p>
-      <w:pPr>
-        <w:pStyle w:val="Heading3"/>
-      </w:pPr>
-      <w:r>
-        <w:rPr>
-          <w:rFonts w:ascii="Times New Roman" w:hAnsi="Times New Roman" w:eastAsia="黑体"/>
-          <w:b w:val="0"/>
-          <w:color w:val="888888"/>
-          <w:sz w:val="24"/>
-        </w:rPr>
-        <w:t>【C级·参考】</w:t>
-      </w:r>
-      <w:r>
-        <w:rPr>
-          <w:rFonts w:ascii="Times New Roman" w:hAnsi="Times New Roman" w:eastAsia="黑体"/>
-          <w:b w:val="0"/>
-          <w:color w:val="888888"/>
-          <w:sz w:val="24"/>
-        </w:rPr>
-        <w:t>7个月10家破产！日本游戏圈呜呼：中小手游公司真的扛不住了</w:t>
-      </w:r>
-    </w:p>
-    <w:p>
-      <w:r>
-        <w:rPr>
-          <w:rFonts w:ascii="Times New Roman" w:hAnsi="Times New Roman" w:eastAsia="宋体"/>
-          <w:color w:val="888888"/>
-          <w:sz w:val="18"/>
-        </w:rPr>
-        <w:t>来源:GameLook | 时间:08-12 09:47</w:t>
-      </w:r>
-    </w:p>
-    <w:p>
-      <w:r>
-        <w:rPr>
-          <w:rFonts w:ascii="Times New Roman" w:hAnsi="Times New Roman" w:eastAsia="宋体"/>
-          <w:sz w:val="18"/>
-        </w:rPr>
-        <w:t>链接:</w:t>
-      </w:r>
-      <w:hyperlink r:id="rId36">
-        <w:r>
-          <w:rPr>
-            <w:color w:val="0563C1"/>
-            <w:u w:val="single"/>
-          </w:rPr>
-          <w:t>7个月10家破产！日本游戏圈呜呼：中小手游公司真的扛不住了</w:t>
-        </w:r>
-      </w:hyperlink>
-    </w:p>
-    <w:p>
-      <w:pPr>
-        <w:pStyle w:val="Heading3"/>
-      </w:pPr>
-      <w:r>
-        <w:rPr>
-          <w:rFonts w:ascii="Times New Roman" w:hAnsi="Times New Roman" w:eastAsia="黑体"/>
-          <w:b w:val="0"/>
-          <w:color w:val="888888"/>
-          <w:sz w:val="24"/>
-        </w:rPr>
-        <w:t>【C级·参考】</w:t>
-      </w:r>
-      <w:r>
-        <w:rPr>
-          <w:rFonts w:ascii="Times New Roman" w:hAnsi="Times New Roman" w:eastAsia="黑体"/>
-          <w:b w:val="0"/>
-          <w:color w:val="888888"/>
-          <w:sz w:val="24"/>
-        </w:rPr>
-        <w:t>游戏《黑神话：悟空》开启史低 7 折优惠：标准版 187.6 元，豪华版 229.6 元</w:t>
-      </w:r>
-    </w:p>
-    <w:p>
-      <w:r>
-        <w:rPr>
-          <w:rFonts w:ascii="Times New Roman" w:hAnsi="Times New Roman" w:eastAsia="宋体"/>
-          <w:color w:val="888888"/>
-          <w:sz w:val="18"/>
-        </w:rPr>
-        <w:t>来源:IT之家 | 时间:08-12 09:34</w:t>
+        <w:t>模拟维修类游戏《维修物语》在Steam热销，玩家通过拆解、焊接、更换零件修复电子设备获得解压快感，反映Z世代对‘实体技能’与‘慢节奏’数字疗愈的新需求。</w:t>
       </w:r>
     </w:p>
     <w:p>
@@ -1583,77 +1802,9 @@
             <w:color w:val="0563C1"/>
             <w:u w:val="single"/>
           </w:rPr>
-          <w:t>游戏《黑神话：悟空》开启史低 7 折优惠：标准版 187.6 元，豪华版 229.6 元</w:t>
+          <w:t>修手机游戏机能减压？《维修物语》Steam火了！玩家当上“赛博华佗”</w:t>
         </w:r>
       </w:hyperlink>
-    </w:p>
-    <w:p>
-      <w:pPr>
-        <w:pStyle w:val="Heading3"/>
-      </w:pPr>
-      <w:r>
-        <w:rPr>
-          <w:rFonts w:ascii="Times New Roman" w:hAnsi="Times New Roman" w:eastAsia="黑体"/>
-          <w:b w:val="0"/>
-          <w:color w:val="888888"/>
-          <w:sz w:val="24"/>
-        </w:rPr>
-        <w:t>【C级·参考】</w:t>
-      </w:r>
-      <w:r>
-        <w:rPr>
-          <w:rFonts w:ascii="Times New Roman" w:hAnsi="Times New Roman" w:eastAsia="黑体"/>
-          <w:b w:val="0"/>
-          <w:color w:val="888888"/>
-          <w:sz w:val="24"/>
-        </w:rPr>
-        <w:t>组队整活游戏《BigWalk》Steam走红！暴走Walk之后，玩到被游戏感动？</w:t>
-      </w:r>
-    </w:p>
-    <w:p>
-      <w:r>
-        <w:rPr>
-          <w:rFonts w:ascii="Times New Roman" w:hAnsi="Times New Roman" w:eastAsia="宋体"/>
-          <w:color w:val="888888"/>
-          <w:sz w:val="18"/>
-        </w:rPr>
-        <w:t>来源:GameLook | 时间:08-11 12:00</w:t>
-      </w:r>
-    </w:p>
-    <w:p>
-      <w:r>
-        <w:rPr>
-          <w:rFonts w:ascii="Times New Roman" w:hAnsi="Times New Roman" w:eastAsia="宋体"/>
-          <w:sz w:val="18"/>
-        </w:rPr>
-        <w:t>链接:</w:t>
-      </w:r>
-      <w:hyperlink r:id="rId38">
-        <w:r>
-          <w:rPr>
-            <w:color w:val="0563C1"/>
-            <w:u w:val="single"/>
-          </w:rPr>
-          <w:t>组队整活游戏《BigWalk》Steam走红！暴走Walk之后，玩到被游戏感动？</w:t>
-        </w:r>
-      </w:hyperlink>
-    </w:p>
-    <w:p>
-      <w:pPr>
-        <w:pStyle w:val="Heading2"/>
-      </w:pPr>
-      <w:r>
-        <w:rPr>
-          <w:rFonts w:ascii="Times New Roman" w:hAnsi="Times New Roman" w:eastAsia="黑体"/>
-          <w:sz w:val="28"/>
-        </w:rPr>
-        <w:t>消费/以旧换新/新餐饮</w:t>
-      </w:r>
-    </w:p>
-    <w:p>
-      <w:r>
-        <w:t>本线口暂无重要更新</w:t>
-      </w:r>
     </w:p>
     <w:p>
       <w:pPr>

--- a/briefings/线口监测午报-2026-08-12.docx
+++ b/briefings/线口监测午报-2026-08-12.docx
@@ -22,7 +22,7 @@
           <w:color w:val="888888"/>
           <w:sz w:val="18"/>
         </w:rPr>
-        <w:t>监测窗口:近48小时 | 生成时间:2026-08-12 14:05</w:t>
+        <w:t>监测窗口:近48小时 | 生成时间:2026-08-12 18:42</w:t>
       </w:r>
     </w:p>
     <w:p>
@@ -36,66 +36,6 @@
           <w:sz w:val="28"/>
         </w:rPr>
         <w:t>今日要闻速览</w:t>
-      </w:r>
-    </w:p>
-    <w:p>
-      <w:r>
-        <w:rPr>
-          <w:rFonts w:ascii="Times New Roman" w:hAnsi="Times New Roman" w:eastAsia="宋体"/>
-          <w:b/>
-          <w:sz w:val="21"/>
-        </w:rPr>
-        <w:t xml:space="preserve">1. </w:t>
-      </w:r>
-      <w:r>
-        <w:rPr>
-          <w:rFonts w:ascii="Times New Roman" w:hAnsi="Times New Roman" w:eastAsia="宋体"/>
-          <w:b/>
-          <w:color w:val="41D87E"/>
-          <w:sz w:val="21"/>
-        </w:rPr>
-        <w:t>【本地】</w:t>
-      </w:r>
-      <w:r>
-        <w:rPr>
-          <w:rFonts w:ascii="Times New Roman" w:hAnsi="Times New Roman" w:eastAsia="宋体"/>
-          <w:sz w:val="21"/>
-        </w:rPr>
-        <w:t>中国长安汽车与华为签署战略合作框架协议，在 AI 产品及场景、通用及汽车垂直大模型等方面合作——长安汽车与华为在深圳签署战略协议，明确共建汽车AI大模型联合实验室，覆盖智能座舱、智驾算法、车云协同等核心场景，是央企车企与头部科技公司深度绑定AI技术的关键落地案例。(IT之家)</w:t>
-      </w:r>
-    </w:p>
-    <w:p>
-      <w:r>
-        <w:rPr>
-          <w:rFonts w:ascii="Times New Roman" w:hAnsi="Times New Roman" w:eastAsia="宋体"/>
-          <w:b/>
-          <w:sz w:val="21"/>
-        </w:rPr>
-        <w:t xml:space="preserve">2. </w:t>
-      </w:r>
-      <w:r>
-        <w:rPr>
-          <w:rFonts w:ascii="Times New Roman" w:hAnsi="Times New Roman" w:eastAsia="宋体"/>
-          <w:sz w:val="21"/>
-        </w:rPr>
-        <w:t>国内首个成功运行超 2 万亿参数大模型的超节点，阿里云灵骏真武 M890 超节点实例上线——阿里云正式上线灵骏真武 M890 超节点实例，支持承载十万亿参数级MoE大模型推理，首批在内蒙古乌兰察布开售，企业无需自建机房即可开通64卡高速互联算力单元，标志着国产超大规模模型基础设施实现关键突破。(IT之家)</w:t>
-      </w:r>
-    </w:p>
-    <w:p>
-      <w:r>
-        <w:rPr>
-          <w:rFonts w:ascii="Times New Roman" w:hAnsi="Times New Roman" w:eastAsia="宋体"/>
-          <w:b/>
-          <w:sz w:val="21"/>
-        </w:rPr>
-        <w:t xml:space="preserve">3. </w:t>
-      </w:r>
-      <w:r>
-        <w:rPr>
-          <w:rFonts w:ascii="Times New Roman" w:hAnsi="Times New Roman" w:eastAsia="宋体"/>
-          <w:sz w:val="21"/>
-        </w:rPr>
-        <w:t>国产大飞机 C919 正式执飞国际商业航线——国航北京至乌兰巴托航线今日起由C919执飞，实现国产大飞机首次国际定期商业运营，标志着我国民机产业从国内市场迈向全球航空网络的关键一步。(IT之家)</w:t>
       </w:r>
     </w:p>
     <w:p>
@@ -117,20 +57,20 @@
       <w:r>
         <w:rPr>
           <w:rFonts w:ascii="Times New Roman" w:hAnsi="Times New Roman" w:eastAsia="黑体"/>
-          <w:b/>
-          <w:color w:val="41D87E"/>
+          <w:b w:val="0"/>
+          <w:color w:val="888888"/>
           <w:sz w:val="24"/>
         </w:rPr>
-        <w:t>【A级·线索】</w:t>
+        <w:t>【C级·参考】</w:t>
       </w:r>
       <w:r>
         <w:rPr>
           <w:rFonts w:ascii="Times New Roman" w:hAnsi="Times New Roman" w:eastAsia="黑体"/>
-          <w:b/>
-          <w:color w:val="41D87E"/>
+          <w:b w:val="0"/>
+          <w:color w:val="888888"/>
           <w:sz w:val="24"/>
         </w:rPr>
-        <w:t>国内首个成功运行超 2 万亿参数大模型的超节点，阿里云灵骏真武 M890 超节点实例上线</w:t>
+        <w:t>芝加哥商品交易所计划推出 NVIDIA AI GPU 租赁价格指数期货</w:t>
       </w:r>
     </w:p>
     <w:p>
@@ -140,22 +80,7 @@
           <w:color w:val="888888"/>
           <w:sz w:val="18"/>
         </w:rPr>
-        <w:t>来源:IT之家 | 时间:08-12 11:27</w:t>
-      </w:r>
-    </w:p>
-    <w:p>
-      <w:r>
-        <w:t>阿里云正式上线灵骏真武 M890 超节点实例，支持承载十万亿参数级MoE大模型推理，首批在内蒙古乌兰察布开售，企业无需自建机房即可开通64卡高速互联算力单元，标志着国产超大规模模型基础设施实现关键突破。</w:t>
-      </w:r>
-    </w:p>
-    <w:p>
-      <w:r>
-        <w:rPr>
-          <w:rFonts w:ascii="Times New Roman" w:hAnsi="Times New Roman" w:eastAsia="宋体"/>
-          <w:i/>
-          <w:sz w:val="21"/>
-        </w:rPr>
-        <w:t>角度建议:聚焦‘算力基建自主可控’，可对比华为昇腾、百度昆仑芯进展，采访广东本地AI企业（如云从、小鹏智驾）对超节点落地应用的期待</w:t>
+        <w:t>来源:IT之家 | 时间:08-12 17:52</w:t>
       </w:r>
     </w:p>
     <w:p>
@@ -172,343 +97,7 @@
             <w:color w:val="0563C1"/>
             <w:u w:val="single"/>
           </w:rPr>
-          <w:t>国内首个成功运行超 2 万亿参数大模型的超节点，阿里云灵骏真武 M890 超节点实例上线</w:t>
-        </w:r>
-      </w:hyperlink>
-    </w:p>
-    <w:p>
-      <w:pPr>
-        <w:pStyle w:val="Heading3"/>
-      </w:pPr>
-      <w:r>
-        <w:rPr>
-          <w:rFonts w:ascii="Times New Roman" w:hAnsi="Times New Roman" w:eastAsia="黑体"/>
-          <w:b/>
-          <w:color w:val="41D87E"/>
-          <w:sz w:val="24"/>
-        </w:rPr>
-        <w:t>【A级·线索|本地】</w:t>
-      </w:r>
-      <w:r>
-        <w:rPr>
-          <w:rFonts w:ascii="Times New Roman" w:hAnsi="Times New Roman" w:eastAsia="黑体"/>
-          <w:b/>
-          <w:color w:val="41D87E"/>
-          <w:sz w:val="24"/>
-        </w:rPr>
-        <w:t>中国长安汽车与华为签署战略合作框架协议，在 AI 产品及场景、通用及汽车垂直大模型等方面合作</w:t>
-      </w:r>
-    </w:p>
-    <w:p>
-      <w:r>
-        <w:rPr>
-          <w:rFonts w:ascii="Times New Roman" w:hAnsi="Times New Roman" w:eastAsia="宋体"/>
-          <w:color w:val="888888"/>
-          <w:sz w:val="18"/>
-        </w:rPr>
-        <w:t>来源:IT之家 | 时间:08-12 13:33</w:t>
-      </w:r>
-    </w:p>
-    <w:p>
-      <w:r>
-        <w:t>长安汽车与华为在深圳签署战略协议，明确共建汽车AI大模型联合实验室，覆盖智能座舱、智驾算法、车云协同等核心场景，是央企车企与头部科技公司深度绑定AI技术的关键落地案例。</w:t>
-      </w:r>
-    </w:p>
-    <w:p>
-      <w:r>
-        <w:rPr>
-          <w:rFonts w:ascii="Times New Roman" w:hAnsi="Times New Roman" w:eastAsia="宋体"/>
-          <w:i/>
-          <w:sz w:val="21"/>
-        </w:rPr>
-        <w:t>角度建议:突出‘深圳签约+广州车企’双城联动，挖掘广汽、比亚迪等湾区车企与华为合作差异，追问长安深蓝/阿维塔是否同步接入该大模型体系</w:t>
-      </w:r>
-    </w:p>
-    <w:p>
-      <w:r>
-        <w:rPr>
-          <w:rFonts w:ascii="Times New Roman" w:hAnsi="Times New Roman" w:eastAsia="宋体"/>
-          <w:sz w:val="18"/>
-        </w:rPr>
-        <w:t>链接:</w:t>
-      </w:r>
-      <w:hyperlink r:id="rId10">
-        <w:r>
-          <w:rPr>
-            <w:color w:val="0563C1"/>
-            <w:u w:val="single"/>
-          </w:rPr>
-          <w:t>中国长安汽车与华为签署战略合作框架协议，在 AI 产品及场景、通用及汽车垂直大模型等方面合作</w:t>
-        </w:r>
-      </w:hyperlink>
-    </w:p>
-    <w:p>
-      <w:pPr>
-        <w:pStyle w:val="Heading3"/>
-      </w:pPr>
-      <w:r>
-        <w:rPr>
-          <w:rFonts w:ascii="Times New Roman" w:hAnsi="Times New Roman" w:eastAsia="黑体"/>
-          <w:b/>
-          <w:sz w:val="24"/>
-        </w:rPr>
-        <w:t>【B级·关注】</w:t>
-      </w:r>
-      <w:r>
-        <w:rPr>
-          <w:rFonts w:ascii="Times New Roman" w:hAnsi="Times New Roman" w:eastAsia="黑体"/>
-          <w:b/>
-          <w:sz w:val="24"/>
-        </w:rPr>
-        <w:t>英伟达推出 30B 开源 AI 模型 Nemotron 3.5 Lightning，智能体任务整体完成速度加快 30%</w:t>
-      </w:r>
-    </w:p>
-    <w:p>
-      <w:r>
-        <w:rPr>
-          <w:rFonts w:ascii="Times New Roman" w:hAnsi="Times New Roman" w:eastAsia="宋体"/>
-          <w:color w:val="888888"/>
-          <w:sz w:val="18"/>
-        </w:rPr>
-        <w:t>来源:IT之家 | 时间:08-12 09:49</w:t>
-      </w:r>
-    </w:p>
-    <w:p>
-      <w:r>
-        <w:t>英伟达发布开源大模型Nemotron 3.5 Lightning，专为智能体（Agent）任务优化，实测任务完成速度提升30%，进一步降低AI智能体开发门槛，推动多智能体协同落地。</w:t>
-      </w:r>
-    </w:p>
-    <w:p>
-      <w:r>
-        <w:rPr>
-          <w:rFonts w:ascii="Times New Roman" w:hAnsi="Times New Roman" w:eastAsia="宋体"/>
-          <w:sz w:val="18"/>
-        </w:rPr>
-        <w:t>链接:</w:t>
-      </w:r>
-      <w:hyperlink r:id="rId11">
-        <w:r>
-          <w:rPr>
-            <w:color w:val="0563C1"/>
-            <w:u w:val="single"/>
-          </w:rPr>
-          <w:t>英伟达推出 30B 开源 AI 模型 Nemotron 3.5 Lightning，智能体任务整体完成速度加快 30%</w:t>
-        </w:r>
-      </w:hyperlink>
-    </w:p>
-    <w:p>
-      <w:pPr>
-        <w:pStyle w:val="Heading3"/>
-      </w:pPr>
-      <w:r>
-        <w:rPr>
-          <w:rFonts w:ascii="Times New Roman" w:hAnsi="Times New Roman" w:eastAsia="黑体"/>
-          <w:b/>
-          <w:sz w:val="24"/>
-        </w:rPr>
-        <w:t>【B级·关注】</w:t>
-      </w:r>
-      <w:r>
-        <w:rPr>
-          <w:rFonts w:ascii="Times New Roman" w:hAnsi="Times New Roman" w:eastAsia="黑体"/>
-          <w:b/>
-          <w:sz w:val="24"/>
-        </w:rPr>
-        <w:t>英伟达、思科等 120 家组织提议建立 AI 智能体事故追踪机制</w:t>
-      </w:r>
-    </w:p>
-    <w:p>
-      <w:r>
-        <w:rPr>
-          <w:rFonts w:ascii="Times New Roman" w:hAnsi="Times New Roman" w:eastAsia="宋体"/>
-          <w:color w:val="888888"/>
-          <w:sz w:val="18"/>
-        </w:rPr>
-        <w:t>来源:IT之家 | 时间:08-12 09:52</w:t>
-      </w:r>
-    </w:p>
-    <w:p>
-      <w:r>
-        <w:t>由英伟达、思科、CrowdStrike等120余家机构组成的联盟倡议建立全球首个AI智能体事故强制报告框架，要求披露严重故障、安全漏洞及决策偏差事件，推动AI治理从原则走向可执行标准。</w:t>
-      </w:r>
-    </w:p>
-    <w:p>
-      <w:r>
-        <w:rPr>
-          <w:rFonts w:ascii="Times New Roman" w:hAnsi="Times New Roman" w:eastAsia="宋体"/>
-          <w:sz w:val="18"/>
-        </w:rPr>
-        <w:t>链接:</w:t>
-      </w:r>
-      <w:hyperlink r:id="rId12">
-        <w:r>
-          <w:rPr>
-            <w:color w:val="0563C1"/>
-            <w:u w:val="single"/>
-          </w:rPr>
-          <w:t>英伟达、思科等 120 家组织提议建立 AI 智能体事故追踪机制</w:t>
-        </w:r>
-      </w:hyperlink>
-    </w:p>
-    <w:p>
-      <w:pPr>
-        <w:pStyle w:val="Heading3"/>
-      </w:pPr>
-      <w:r>
-        <w:rPr>
-          <w:rFonts w:ascii="Times New Roman" w:hAnsi="Times New Roman" w:eastAsia="黑体"/>
-          <w:b/>
-          <w:sz w:val="24"/>
-        </w:rPr>
-        <w:t>【B级·关注】</w:t>
-      </w:r>
-      <w:r>
-        <w:rPr>
-          <w:rFonts w:ascii="Times New Roman" w:hAnsi="Times New Roman" w:eastAsia="黑体"/>
-          <w:b/>
-          <w:sz w:val="24"/>
-        </w:rPr>
-        <w:t>千问开放AI眼镜生态：支持开发者打造导游、教练Skill</w:t>
-      </w:r>
-    </w:p>
-    <w:p>
-      <w:r>
-        <w:rPr>
-          <w:rFonts w:ascii="Times New Roman" w:hAnsi="Times New Roman" w:eastAsia="宋体"/>
-          <w:color w:val="888888"/>
-          <w:sz w:val="18"/>
-        </w:rPr>
-        <w:t>来源:Bing新闻 | 时间:08-11 11:45</w:t>
-      </w:r>
-    </w:p>
-    <w:p>
-      <w:r>
-        <w:t>通义千问开放平台正式支持AI眼镜端Skill开发，提供拍照识别、语音交互、空间计算等底层能力，开发者可用自然语言描述需求快速生成导游、健身教练等垂直场景应用，加速AI眼镜从硬件走向服务生态。</w:t>
-      </w:r>
-    </w:p>
-    <w:p>
-      <w:r>
-        <w:rPr>
-          <w:rFonts w:ascii="Times New Roman" w:hAnsi="Times New Roman" w:eastAsia="宋体"/>
-          <w:sz w:val="18"/>
-        </w:rPr>
-        <w:t>链接:</w:t>
-      </w:r>
-      <w:hyperlink r:id="rId13">
-        <w:r>
-          <w:rPr>
-            <w:color w:val="0563C1"/>
-            <w:u w:val="single"/>
-          </w:rPr>
-          <w:t>千问开放AI眼镜生态：支持开发者打造导游、教练Skill</w:t>
-        </w:r>
-      </w:hyperlink>
-    </w:p>
-    <w:p>
-      <w:pPr>
-        <w:pStyle w:val="Heading3"/>
-      </w:pPr>
-      <w:r>
-        <w:rPr>
-          <w:rFonts w:ascii="Times New Roman" w:hAnsi="Times New Roman" w:eastAsia="黑体"/>
-          <w:b/>
-          <w:sz w:val="24"/>
-        </w:rPr>
-        <w:t>【B级·关注】</w:t>
-      </w:r>
-      <w:r>
-        <w:rPr>
-          <w:rFonts w:ascii="Times New Roman" w:hAnsi="Times New Roman" w:eastAsia="黑体"/>
-          <w:b/>
-          <w:sz w:val="24"/>
-        </w:rPr>
-        <w:t>微软推出 MAI-Code-1.1-Flash 编程模型：更好、更快，价格降至 1/4</w:t>
-      </w:r>
-    </w:p>
-    <w:p>
-      <w:r>
-        <w:rPr>
-          <w:rFonts w:ascii="Times New Roman" w:hAnsi="Times New Roman" w:eastAsia="宋体"/>
-          <w:color w:val="888888"/>
-          <w:sz w:val="18"/>
-        </w:rPr>
-        <w:t>来源:IT之家 | 时间:08-12 12:34</w:t>
-      </w:r>
-    </w:p>
-    <w:p>
-      <w:r>
-        <w:t>微软发布MAI-Code-1.1 Flash编程模型，针对GitHub Copilot优化，推理效率提升且价格仅为前代1/4，大幅降低开发者AI编码成本，加速AI原生开发普及。</w:t>
-      </w:r>
-    </w:p>
-    <w:p>
-      <w:r>
-        <w:rPr>
-          <w:rFonts w:ascii="Times New Roman" w:hAnsi="Times New Roman" w:eastAsia="宋体"/>
-          <w:sz w:val="18"/>
-        </w:rPr>
-        <w:t>链接:</w:t>
-      </w:r>
-      <w:hyperlink r:id="rId14">
-        <w:r>
-          <w:rPr>
-            <w:color w:val="0563C1"/>
-            <w:u w:val="single"/>
-          </w:rPr>
-          <w:t>微软推出 MAI-Code-1.1-Flash 编程模型：更好、更快，价格降至 1/4</w:t>
-        </w:r>
-      </w:hyperlink>
-    </w:p>
-    <w:p>
-      <w:pPr>
-        <w:pStyle w:val="Heading3"/>
-      </w:pPr>
-      <w:r>
-        <w:rPr>
-          <w:rFonts w:ascii="Times New Roman" w:hAnsi="Times New Roman" w:eastAsia="黑体"/>
-          <w:b/>
-          <w:sz w:val="24"/>
-        </w:rPr>
-        <w:t>【B级·关注】</w:t>
-      </w:r>
-      <w:r>
-        <w:rPr>
-          <w:rFonts w:ascii="Times New Roman" w:hAnsi="Times New Roman" w:eastAsia="黑体"/>
-          <w:b/>
-          <w:sz w:val="24"/>
-        </w:rPr>
-        <w:t>2026 中国算力大会 9 月 11-13 日在河北廊坊举行，集中发布一批首创首发算力软硬件新品</w:t>
-      </w:r>
-    </w:p>
-    <w:p>
-      <w:r>
-        <w:rPr>
-          <w:rFonts w:ascii="Times New Roman" w:hAnsi="Times New Roman" w:eastAsia="宋体"/>
-          <w:color w:val="888888"/>
-          <w:sz w:val="18"/>
-        </w:rPr>
-        <w:t>来源:IT之家 | 时间:08-12 13:40</w:t>
-      </w:r>
-    </w:p>
-    <w:p>
-      <w:r>
-        <w:t>2026中国算力大会将于9月在廊坊举办，主题‘共织算力网 智启新未来’，将集中发布国产算力芯片、液冷服务器、算网调度平台等首批首创产品，展现全国一体化算力网建设阶段性成果。</w:t>
-      </w:r>
-    </w:p>
-    <w:p>
-      <w:r>
-        <w:rPr>
-          <w:rFonts w:ascii="Times New Roman" w:hAnsi="Times New Roman" w:eastAsia="宋体"/>
-          <w:sz w:val="18"/>
-        </w:rPr>
-        <w:t>链接:</w:t>
-      </w:r>
-      <w:hyperlink r:id="rId15">
-        <w:r>
-          <w:rPr>
-            <w:color w:val="0563C1"/>
-            <w:u w:val="single"/>
-          </w:rPr>
-          <w:t>2026 中国算力大会 9 月 11-13 日在河北廊坊举行，集中发布一批首创首发算力软硬件新品</w:t>
+          <w:t>芝加哥商品交易所计划推出 NVIDIA AI GPU 租赁价格指数期货</w:t>
         </w:r>
       </w:hyperlink>
     </w:p>
@@ -532,7 +121,7 @@
           <w:color w:val="888888"/>
           <w:sz w:val="24"/>
         </w:rPr>
-        <w:t>NEC 成立企业人工智能与劳动力部门：AI 扮演所有员工角色</w:t>
+        <w:t>专家警示医学生过度依赖 AI：或从一开始就无法形成诊疗推理能力</w:t>
       </w:r>
     </w:p>
     <w:p>
@@ -542,12 +131,7 @@
           <w:color w:val="888888"/>
           <w:sz w:val="18"/>
         </w:rPr>
-        <w:t>来源:IT之家 | 时间:08-12 09:21</w:t>
-      </w:r>
-    </w:p>
-    <w:p>
-      <w:r>
-        <w:t>日本NEC成立全AI员工部门，内部测试中由AI承担全部岗位职能，探索人机协作新范式，为全球企业提供组织变革与AI深度融合的前沿实验样本。</w:t>
+        <w:t>来源:IT之家 | 时间:08-12 17:36</w:t>
       </w:r>
     </w:p>
     <w:p>
@@ -558,13 +142,13 @@
         </w:rPr>
         <w:t>链接:</w:t>
       </w:r>
-      <w:hyperlink r:id="rId16">
+      <w:hyperlink r:id="rId10">
         <w:r>
           <w:rPr>
             <w:color w:val="0563C1"/>
             <w:u w:val="single"/>
           </w:rPr>
-          <w:t>NEC 成立企业人工智能与劳动力部门：AI 扮演所有员工角色</w:t>
+          <w:t>专家警示医学生过度依赖 AI：或从一开始就无法形成诊疗推理能力</w:t>
         </w:r>
       </w:hyperlink>
     </w:p>
@@ -588,7 +172,7 @@
           <w:color w:val="888888"/>
           <w:sz w:val="24"/>
         </w:rPr>
-        <w:t>Anthropic CEO 阿莫迪整天神神叨叨讲 AI 毁灭世界，投资人受不了了</w:t>
+        <w:t>腾讯回应 Q2 负自由现金流 138 亿元：若剔除算力采购的预付款项，自由现金流为 376 亿元</w:t>
       </w:r>
     </w:p>
     <w:p>
@@ -598,12 +182,7 @@
           <w:color w:val="888888"/>
           <w:sz w:val="18"/>
         </w:rPr>
-        <w:t>来源:IT之家 | 时间:08-12 12:57</w:t>
-      </w:r>
-    </w:p>
-    <w:p>
-      <w:r>
-        <w:t>Anthropic CEO频繁渲染AI末日风险引发投资人不满，市场担忧其言论影响IPO进程；折射出AI伦理叙事与商业落地之间的张力，需警惕过度悲观主义对产业信心的消解。</w:t>
+        <w:t>来源:IT之家 | 时间:08-12 16:48</w:t>
       </w:r>
     </w:p>
     <w:p>
@@ -614,13 +193,13 @@
         </w:rPr>
         <w:t>链接:</w:t>
       </w:r>
-      <w:hyperlink r:id="rId17">
+      <w:hyperlink r:id="rId11">
         <w:r>
           <w:rPr>
             <w:color w:val="0563C1"/>
             <w:u w:val="single"/>
           </w:rPr>
-          <w:t>Anthropic CEO 阿莫迪整天神神叨叨讲 AI 毁灭世界，投资人受不了了</w:t>
+          <w:t>腾讯回应 Q2 负自由现金流 138 亿元：若剔除算力采购的预付款项，自由现金流为 376 亿元</w:t>
         </w:r>
       </w:hyperlink>
     </w:p>
@@ -644,7 +223,7 @@
           <w:color w:val="888888"/>
           <w:sz w:val="24"/>
         </w:rPr>
-        <w:t>IBM 收获 2.4 亿美元合同，为 Together AI 提供 HGX B300 算力</w:t>
+        <w:t>华为启动 AIPL 基线合作伙伴计划，联合打造可复制、可规模化推广的 AI 实践教学方案</w:t>
       </w:r>
     </w:p>
     <w:p>
@@ -654,12 +233,7 @@
           <w:color w:val="888888"/>
           <w:sz w:val="18"/>
         </w:rPr>
-        <w:t>来源:IT之家 | 时间:08-12 10:38</w:t>
-      </w:r>
-    </w:p>
-    <w:p>
-      <w:r>
-        <w:t>IBM与Together AI达成2.4亿美元多年期算力合作，将在IBM Cloud部署HGX B300系统，支撑其开源大模型训练与推理，体现云服务商在AI基建中的关键枢纽作用。</w:t>
+        <w:t>来源:IT之家 | 时间:08-12 15:58</w:t>
       </w:r>
     </w:p>
     <w:p>
@@ -670,13 +244,13 @@
         </w:rPr>
         <w:t>链接:</w:t>
       </w:r>
-      <w:hyperlink r:id="rId18">
+      <w:hyperlink r:id="rId12">
         <w:r>
           <w:rPr>
             <w:color w:val="0563C1"/>
             <w:u w:val="single"/>
           </w:rPr>
-          <w:t>IBM 收获 2.4 亿美元合同，为 Together AI 提供 HGX B300 算力</w:t>
+          <w:t>华为启动 AIPL 基线合作伙伴计划，联合打造可复制、可规模化推广的 AI 实践教学方案</w:t>
         </w:r>
       </w:hyperlink>
     </w:p>
@@ -700,7 +274,7 @@
           <w:color w:val="888888"/>
           <w:sz w:val="24"/>
         </w:rPr>
-        <w:t>台积电何军：5.5 倍光罩尺寸 CoWoS 良率可达 99%，验证加速走向系统级</w:t>
+        <w:t>眼镜店里“绘”天庭 成都店主AI仙宫短片走红海外</w:t>
       </w:r>
     </w:p>
     <w:p>
@@ -710,12 +284,7 @@
           <w:color w:val="888888"/>
           <w:sz w:val="18"/>
         </w:rPr>
-        <w:t>来源:IT之家 | 时间:08-12 11:48</w:t>
-      </w:r>
-    </w:p>
-    <w:p>
-      <w:r>
-        <w:t>台积电宣布5.5倍光罩尺寸CoWoS先进封装良率达99%，标志Chiplet技术成熟度跃升，为AI芯片异构集成与系统级封装（SiP）规模化商用铺平道路。</w:t>
+        <w:t>来源:Bing新闻 | 时间:08-12 11:40</w:t>
       </w:r>
     </w:p>
     <w:p>
@@ -726,13 +295,13 @@
         </w:rPr>
         <w:t>链接:</w:t>
       </w:r>
-      <w:hyperlink r:id="rId19">
+      <w:hyperlink r:id="rId13">
         <w:r>
           <w:rPr>
             <w:color w:val="0563C1"/>
             <w:u w:val="single"/>
           </w:rPr>
-          <w:t>台积电何军：5.5 倍光罩尺寸 CoWoS 良率可达 99%，验证加速走向系统级</w:t>
+          <w:t>眼镜店里“绘”天庭 成都店主AI仙宫短片走红海外</w:t>
         </w:r>
       </w:hyperlink>
     </w:p>
@@ -756,7 +325,7 @@
           <w:color w:val="888888"/>
           <w:sz w:val="24"/>
         </w:rPr>
-        <w:t>我国主导的生命科学领域国际学术期刊：《Vita》纸质刊首期发布，学术水平上对标三大国际顶刊及其子刊</w:t>
+        <w:t>汽车早报｜理想第二代AI眼镜预计明年下半年上市 特斯拉在美召回超2万辆Model 3和Model Y</w:t>
       </w:r>
     </w:p>
     <w:p>
@@ -766,12 +335,7 @@
           <w:color w:val="888888"/>
           <w:sz w:val="18"/>
         </w:rPr>
-        <w:t>来源:IT之家 | 时间:08-12 12:00</w:t>
-      </w:r>
-    </w:p>
-    <w:p>
-      <w:r>
-        <w:t>我国主导创办的生命科学期刊《Vita》纸质刊首发，依托‘生命科学开放联盟’，对标Cell/Nature/Science子刊，旨在打破西方学术出版垄断，构建中国科研话语权新支点。</w:t>
+        <w:t>来源:Bing新闻 | 时间:08-12 09:37</w:t>
       </w:r>
     </w:p>
     <w:p>
@@ -782,13 +346,13 @@
         </w:rPr>
         <w:t>链接:</w:t>
       </w:r>
-      <w:hyperlink r:id="rId20">
+      <w:hyperlink r:id="rId14">
         <w:r>
           <w:rPr>
             <w:color w:val="0563C1"/>
             <w:u w:val="single"/>
           </w:rPr>
-          <w:t>我国主导的生命科学领域国际学术期刊：《Vita》纸质刊首期发布，学术水平上对标三大国际顶刊及其子刊</w:t>
+          <w:t>汽车早报｜理想第二代AI眼镜预计明年下半年上市 特斯拉在美召回超2万辆Model 3和Model Y</w:t>
         </w:r>
       </w:hyperlink>
     </w:p>
@@ -812,7 +376,7 @@
           <w:color w:val="888888"/>
           <w:sz w:val="24"/>
         </w:rPr>
-        <w:t>谷歌收紧 Chrome 浏览器通知权限：“干扰”网站每分钟最多推 1000 条</w:t>
+        <w:t>AI眼镜从“极客玩具”走向“全民新宠”</w:t>
       </w:r>
     </w:p>
     <w:p>
@@ -822,12 +386,7 @@
           <w:color w:val="888888"/>
           <w:sz w:val="18"/>
         </w:rPr>
-        <w:t>来源:IT之家 | 时间:08-12 11:37</w:t>
-      </w:r>
-    </w:p>
-    <w:p>
-      <w:r>
-        <w:t>谷歌Chrome浏览器升级通知管控策略，对滥用推送的网站实施‘每分钟≤1000条’硬性限制，并引入多层防御体系，旨在遏制信息骚扰、提升用户体验与隐私保护水平。</w:t>
+        <w:t>来源:Bing新闻 | 时间:08-12 07:11</w:t>
       </w:r>
     </w:p>
     <w:p>
@@ -838,27 +397,15 @@
         </w:rPr>
         <w:t>链接:</w:t>
       </w:r>
-      <w:hyperlink r:id="rId21">
+      <w:hyperlink r:id="rId15">
         <w:r>
           <w:rPr>
             <w:color w:val="0563C1"/>
             <w:u w:val="single"/>
           </w:rPr>
-          <w:t>谷歌收紧 Chrome 浏览器通知权限：“干扰”网站每分钟最多推 1000 条</w:t>
+          <w:t>AI眼镜从“极客玩具”走向“全民新宠”</w:t>
         </w:r>
       </w:hyperlink>
-    </w:p>
-    <w:p>
-      <w:pPr>
-        <w:pStyle w:val="Heading2"/>
-      </w:pPr>
-      <w:r>
-        <w:rPr>
-          <w:rFonts w:ascii="Times New Roman" w:hAnsi="Times New Roman" w:eastAsia="黑体"/>
-          <w:sz w:val="28"/>
-        </w:rPr>
-        <w:t>机器人/AI硬件</w:t>
-      </w:r>
     </w:p>
     <w:p>
       <w:pPr>
@@ -867,18 +414,20 @@
       <w:r>
         <w:rPr>
           <w:rFonts w:ascii="Times New Roman" w:hAnsi="Times New Roman" w:eastAsia="黑体"/>
-          <w:b/>
+          <w:b w:val="0"/>
+          <w:color w:val="888888"/>
           <w:sz w:val="24"/>
         </w:rPr>
-        <w:t>【B级·关注】</w:t>
+        <w:t>【C级·参考】</w:t>
       </w:r>
       <w:r>
         <w:rPr>
           <w:rFonts w:ascii="Times New Roman" w:hAnsi="Times New Roman" w:eastAsia="黑体"/>
-          <w:b/>
+          <w:b w:val="0"/>
+          <w:color w:val="888888"/>
           <w:sz w:val="24"/>
         </w:rPr>
-        <w:t>眼镜店里“绘”天庭 成都店主AI仙宫短片走红海外</w:t>
+        <w:t>苹果AI眼镜再延期：宁舍先机，不丢“隐私牌”？</w:t>
       </w:r>
     </w:p>
     <w:p>
@@ -888,12 +437,7 @@
           <w:color w:val="888888"/>
           <w:sz w:val="18"/>
         </w:rPr>
-        <w:t>来源:Bing新闻 | 时间:08-12 07:05</w:t>
-      </w:r>
-    </w:p>
-    <w:p>
-      <w:r>
-        <w:t>成都一家眼镜店店主用AI工具生成30秒无台词仙侠短片《天庭》，凭借东方美学视觉语言引爆海外社交平台，引发关于AI内容出海、传统文化IP数字化表达的广泛讨论。</w:t>
+        <w:t>来源:Bing新闻 | 时间:08-12 04:11</w:t>
       </w:r>
     </w:p>
     <w:p>
@@ -904,13 +448,13 @@
         </w:rPr>
         <w:t>链接:</w:t>
       </w:r>
-      <w:hyperlink r:id="rId22">
+      <w:hyperlink r:id="rId16">
         <w:r>
           <w:rPr>
             <w:color w:val="0563C1"/>
             <w:u w:val="single"/>
           </w:rPr>
-          <w:t>眼镜店里“绘”天庭 成都店主AI仙宫短片走红海外</w:t>
+          <w:t>苹果AI眼镜再延期：宁舍先机，不丢“隐私牌”？</w:t>
         </w:r>
       </w:hyperlink>
     </w:p>
@@ -921,15 +465,68 @@
       <w:r>
         <w:rPr>
           <w:rFonts w:ascii="Times New Roman" w:hAnsi="Times New Roman" w:eastAsia="黑体"/>
-          <w:b/>
+          <w:b w:val="0"/>
+          <w:color w:val="888888"/>
           <w:sz w:val="24"/>
         </w:rPr>
-        <w:t>【B级·关注】</w:t>
+        <w:t>【C级·参考】</w:t>
       </w:r>
       <w:r>
         <w:rPr>
           <w:rFonts w:ascii="Times New Roman" w:hAnsi="Times New Roman" w:eastAsia="黑体"/>
-          <w:b/>
+          <w:b w:val="0"/>
+          <w:color w:val="888888"/>
+          <w:sz w:val="24"/>
+        </w:rPr>
+        <w:t>吴良材牵手千问AI眼镜，全国旗舰店落地上海南京东路</w:t>
+      </w:r>
+    </w:p>
+    <w:p>
+      <w:r>
+        <w:rPr>
+          <w:rFonts w:ascii="Times New Roman" w:hAnsi="Times New Roman" w:eastAsia="宋体"/>
+          <w:color w:val="888888"/>
+          <w:sz w:val="18"/>
+        </w:rPr>
+        <w:t>来源:Bing新闻 | 时间:08-12 02:12</w:t>
+      </w:r>
+    </w:p>
+    <w:p>
+      <w:r>
+        <w:rPr>
+          <w:rFonts w:ascii="Times New Roman" w:hAnsi="Times New Roman" w:eastAsia="宋体"/>
+          <w:sz w:val="18"/>
+        </w:rPr>
+        <w:t>链接:</w:t>
+      </w:r>
+      <w:hyperlink r:id="rId17">
+        <w:r>
+          <w:rPr>
+            <w:color w:val="0563C1"/>
+            <w:u w:val="single"/>
+          </w:rPr>
+          <w:t>吴良材牵手千问AI眼镜，全国旗舰店落地上海南京东路</w:t>
+        </w:r>
+      </w:hyperlink>
+    </w:p>
+    <w:p>
+      <w:pPr>
+        <w:pStyle w:val="Heading3"/>
+      </w:pPr>
+      <w:r>
+        <w:rPr>
+          <w:rFonts w:ascii="Times New Roman" w:hAnsi="Times New Roman" w:eastAsia="黑体"/>
+          <w:b w:val="0"/>
+          <w:color w:val="888888"/>
+          <w:sz w:val="24"/>
+        </w:rPr>
+        <w:t>【C级·参考】</w:t>
+      </w:r>
+      <w:r>
+        <w:rPr>
+          <w:rFonts w:ascii="Times New Roman" w:hAnsi="Times New Roman" w:eastAsia="黑体"/>
+          <w:b w:val="0"/>
+          <w:color w:val="888888"/>
           <w:sz w:val="24"/>
         </w:rPr>
         <w:t>一家 AI 眼镜独角兽背后的「冰与火之歌」</w:t>
@@ -947,18 +544,13 @@
     </w:p>
     <w:p>
       <w:r>
-        <w:t>报道国内AI眼镜独角兽逸文科技：成立三年估值超10亿美元，二季度营收翻倍，正加速布局中国市场；揭示其技术路径（轻量化光学+端侧AI）、融资节奏与商业化挑战，反映智能穿戴第二波浪潮真实图景。</w:t>
-      </w:r>
-    </w:p>
-    <w:p>
-      <w:r>
         <w:rPr>
           <w:rFonts w:ascii="Times New Roman" w:hAnsi="Times New Roman" w:eastAsia="宋体"/>
           <w:sz w:val="18"/>
         </w:rPr>
         <w:t>链接:</w:t>
       </w:r>
-      <w:hyperlink r:id="rId23">
+      <w:hyperlink r:id="rId18">
         <w:r>
           <w:rPr>
             <w:color w:val="0563C1"/>
@@ -988,7 +580,7 @@
           <w:color w:val="888888"/>
           <w:sz w:val="24"/>
         </w:rPr>
-        <w:t>加南K2 AI智能眼镜：轻量化设计，打造日常佩戴的智能新体验</w:t>
+        <w:t>OpenAI’s head of ethics leaves less than a year after joining</w:t>
       </w:r>
     </w:p>
     <w:p>
@@ -998,12 +590,7 @@
           <w:color w:val="888888"/>
           <w:sz w:val="18"/>
         </w:rPr>
-        <w:t>来源:Bing新闻 | 时间:08-11 16:18</w:t>
-      </w:r>
-    </w:p>
-    <w:p>
-      <w:r>
-        <w:t>加南K2 AI眼镜以普通光学镜框为基础集成摄像头与麦克风，主打全天候轻量化佩戴与实时语音翻译、AR导航等功能，定价亲民，体现AI硬件向消费级渗透的趋势。</w:t>
+        <w:t>来源:Hacker News | 时间:08-11 20:23</w:t>
       </w:r>
     </w:p>
     <w:p>
@@ -1014,145 +601,13 @@
         </w:rPr>
         <w:t>链接:</w:t>
       </w:r>
-      <w:hyperlink r:id="rId24">
+      <w:hyperlink r:id="rId19">
         <w:r>
           <w:rPr>
             <w:color w:val="0563C1"/>
             <w:u w:val="single"/>
           </w:rPr>
-          <w:t>加南K2 AI智能眼镜：轻量化设计，打造日常佩戴的智能新体验</w:t>
-        </w:r>
-      </w:hyperlink>
-    </w:p>
-    <w:p>
-      <w:pPr>
-        <w:pStyle w:val="Heading2"/>
-      </w:pPr>
-      <w:r>
-        <w:rPr>
-          <w:rFonts w:ascii="Times New Roman" w:hAnsi="Times New Roman" w:eastAsia="黑体"/>
-          <w:sz w:val="28"/>
-        </w:rPr>
-        <w:t>无人驾驶/低空/智慧出行</w:t>
-      </w:r>
-    </w:p>
-    <w:p>
-      <w:pPr>
-        <w:pStyle w:val="Heading3"/>
-      </w:pPr>
-      <w:r>
-        <w:rPr>
-          <w:rFonts w:ascii="Times New Roman" w:hAnsi="Times New Roman" w:eastAsia="黑体"/>
-          <w:b/>
-          <w:color w:val="41D87E"/>
-          <w:sz w:val="24"/>
-        </w:rPr>
-        <w:t>【A级·线索】</w:t>
-      </w:r>
-      <w:r>
-        <w:rPr>
-          <w:rFonts w:ascii="Times New Roman" w:hAnsi="Times New Roman" w:eastAsia="黑体"/>
-          <w:b/>
-          <w:color w:val="41D87E"/>
-          <w:sz w:val="24"/>
-        </w:rPr>
-        <w:t>国产大飞机 C919 正式执飞国际商业航线</w:t>
-      </w:r>
-    </w:p>
-    <w:p>
-      <w:r>
-        <w:rPr>
-          <w:rFonts w:ascii="Times New Roman" w:hAnsi="Times New Roman" w:eastAsia="宋体"/>
-          <w:color w:val="888888"/>
-          <w:sz w:val="18"/>
-        </w:rPr>
-        <w:t>来源:IT之家 | 时间:08-12 09:39</w:t>
-      </w:r>
-    </w:p>
-    <w:p>
-      <w:r>
-        <w:t>国航北京至乌兰巴托航线今日起由C919执飞，实现国产大飞机首次国际定期商业运营，标志着我国民机产业从国内市场迈向全球航空网络的关键一步。</w:t>
-      </w:r>
-    </w:p>
-    <w:p>
-      <w:r>
-        <w:rPr>
-          <w:rFonts w:ascii="Times New Roman" w:hAnsi="Times New Roman" w:eastAsia="宋体"/>
-          <w:i/>
-          <w:sz w:val="21"/>
-        </w:rPr>
-        <w:t>角度建议:联系广州白云机场作为C919重要运营基地，采访南航、东航在粤航线规划，探讨大湾区航空产业链配套升级需求</w:t>
-      </w:r>
-    </w:p>
-    <w:p>
-      <w:r>
-        <w:rPr>
-          <w:rFonts w:ascii="Times New Roman" w:hAnsi="Times New Roman" w:eastAsia="宋体"/>
-          <w:sz w:val="18"/>
-        </w:rPr>
-        <w:t>链接:</w:t>
-      </w:r>
-      <w:hyperlink r:id="rId25">
-        <w:r>
-          <w:rPr>
-            <w:color w:val="0563C1"/>
-            <w:u w:val="single"/>
-          </w:rPr>
-          <w:t>国产大飞机 C919 正式执飞国际商业航线</w:t>
-        </w:r>
-      </w:hyperlink>
-    </w:p>
-    <w:p>
-      <w:pPr>
-        <w:pStyle w:val="Heading3"/>
-      </w:pPr>
-      <w:r>
-        <w:rPr>
-          <w:rFonts w:ascii="Times New Roman" w:hAnsi="Times New Roman" w:eastAsia="黑体"/>
-          <w:b/>
-          <w:sz w:val="24"/>
-        </w:rPr>
-        <w:t>【B级·关注】</w:t>
-      </w:r>
-      <w:r>
-        <w:rPr>
-          <w:rFonts w:ascii="Times New Roman" w:hAnsi="Times New Roman" w:eastAsia="黑体"/>
-          <w:b/>
-          <w:sz w:val="24"/>
-        </w:rPr>
-        <w:t>奕境曾清林谈与华为合作：华为智驾水平依然是行业顶级存在，硬技术绝不是随便一个供应商能平替的</w:t>
-      </w:r>
-    </w:p>
-    <w:p>
-      <w:r>
-        <w:rPr>
-          <w:rFonts w:ascii="Times New Roman" w:hAnsi="Times New Roman" w:eastAsia="宋体"/>
-          <w:color w:val="888888"/>
-          <w:sz w:val="18"/>
-        </w:rPr>
-        <w:t>来源:IT之家 | 时间:08-12 10:45</w:t>
-      </w:r>
-    </w:p>
-    <w:p>
-      <w:r>
-        <w:t>东风旗下奕境汽车总经理曾清林公开肯定华为智驾技术不可替代性，强调其全栈自研能力与工程化落地优势，折射出车企在智驾路线选择上的现实权衡与技术敬畏。</w:t>
-      </w:r>
-    </w:p>
-    <w:p>
-      <w:r>
-        <w:rPr>
-          <w:rFonts w:ascii="Times New Roman" w:hAnsi="Times New Roman" w:eastAsia="宋体"/>
-          <w:sz w:val="18"/>
-        </w:rPr>
-        <w:t>链接:</w:t>
-      </w:r>
-      <w:hyperlink r:id="rId26">
-        <w:r>
-          <w:rPr>
-            <w:color w:val="0563C1"/>
-            <w:u w:val="single"/>
-          </w:rPr>
-          <w:t>奕境曾清林谈与华为合作：华为智驾水平依然是行业顶级存在，硬技术绝不是随便一个供应商能平替的</w:t>
+          <w:t>OpenAI’s head of ethics leaves less than a year after joining</w:t>
         </w:r>
       </w:hyperlink>
     </w:p>
@@ -1167,317 +622,13 @@
           <w:color w:val="888888"/>
           <w:sz w:val="24"/>
         </w:rPr>
-        <w:t>【C级·参考|本地】</w:t>
+        <w:t>【C级·参考】</w:t>
       </w:r>
       <w:r>
         <w:rPr>
           <w:rFonts w:ascii="Times New Roman" w:hAnsi="Times New Roman" w:eastAsia="黑体"/>
           <w:b w:val="0"/>
           <w:color w:val="888888"/>
-          <w:sz w:val="24"/>
-        </w:rPr>
-        <w:t>采埃孚 8 挡混动变速器在中国量产，可控物料国产化率 95%</w:t>
-      </w:r>
-    </w:p>
-    <w:p>
-      <w:r>
-        <w:rPr>
-          <w:rFonts w:ascii="Times New Roman" w:hAnsi="Times New Roman" w:eastAsia="宋体"/>
-          <w:color w:val="888888"/>
-          <w:sz w:val="18"/>
-        </w:rPr>
-        <w:t>来源:IT之家 | 时间:08-12 10:28</w:t>
-      </w:r>
-    </w:p>
-    <w:p>
-      <w:r>
-        <w:t>采埃孚在上海实现8挡混动变速器本土量产，国产化率达95%，从立项到下线仅18个月，凸显外资零部件巨头加速中国技术适配与供应链重构进程。</w:t>
-      </w:r>
-    </w:p>
-    <w:p>
-      <w:r>
-        <w:rPr>
-          <w:rFonts w:ascii="Times New Roman" w:hAnsi="Times New Roman" w:eastAsia="宋体"/>
-          <w:sz w:val="18"/>
-        </w:rPr>
-        <w:t>链接:</w:t>
-      </w:r>
-      <w:hyperlink r:id="rId27">
-        <w:r>
-          <w:rPr>
-            <w:color w:val="0563C1"/>
-            <w:u w:val="single"/>
-          </w:rPr>
-          <w:t>采埃孚 8 挡混动变速器在中国量产，可控物料国产化率 95%</w:t>
-        </w:r>
-      </w:hyperlink>
-    </w:p>
-    <w:p>
-      <w:pPr>
-        <w:pStyle w:val="Heading2"/>
-      </w:pPr>
-      <w:r>
-        <w:rPr>
-          <w:rFonts w:ascii="Times New Roman" w:hAnsi="Times New Roman" w:eastAsia="黑体"/>
-          <w:sz w:val="28"/>
-        </w:rPr>
-        <w:t>电商/直播/即时零售</w:t>
-      </w:r>
-    </w:p>
-    <w:p>
-      <w:pPr>
-        <w:pStyle w:val="Heading3"/>
-      </w:pPr>
-      <w:r>
-        <w:rPr>
-          <w:rFonts w:ascii="Times New Roman" w:hAnsi="Times New Roman" w:eastAsia="黑体"/>
-          <w:b/>
-          <w:sz w:val="24"/>
-        </w:rPr>
-        <w:t>【B级·关注】</w:t>
-      </w:r>
-      <w:r>
-        <w:rPr>
-          <w:rFonts w:ascii="Times New Roman" w:hAnsi="Times New Roman" w:eastAsia="黑体"/>
-          <w:b/>
-          <w:sz w:val="24"/>
-        </w:rPr>
-        <w:t>美团王莆中：不开线下药店，坚持做医药商家 AI 转型小帮手</w:t>
-      </w:r>
-    </w:p>
-    <w:p>
-      <w:r>
-        <w:rPr>
-          <w:rFonts w:ascii="Times New Roman" w:hAnsi="Times New Roman" w:eastAsia="宋体"/>
-          <w:color w:val="888888"/>
-          <w:sz w:val="18"/>
-        </w:rPr>
-        <w:t>来源:IT之家 | 时间:08-12 13:17</w:t>
-      </w:r>
-    </w:p>
-    <w:p>
-      <w:r>
-        <w:t>美团核心本地商业CEO王莆中明确表态不自营线下药店，聚焦为连锁药房、社区诊所提供AI经营工具（如AI药师、库存预测），以‘小帮手’定位切入医药数字化赛道。</w:t>
-      </w:r>
-    </w:p>
-    <w:p>
-      <w:r>
-        <w:rPr>
-          <w:rFonts w:ascii="Times New Roman" w:hAnsi="Times New Roman" w:eastAsia="宋体"/>
-          <w:sz w:val="18"/>
-        </w:rPr>
-        <w:t>链接:</w:t>
-      </w:r>
-      <w:hyperlink r:id="rId28">
-        <w:r>
-          <w:rPr>
-            <w:color w:val="0563C1"/>
-            <w:u w:val="single"/>
-          </w:rPr>
-          <w:t>美团王莆中：不开线下药店，坚持做医药商家 AI 转型小帮手</w:t>
-        </w:r>
-      </w:hyperlink>
-    </w:p>
-    <w:p>
-      <w:pPr>
-        <w:pStyle w:val="Heading3"/>
-      </w:pPr>
-      <w:r>
-        <w:rPr>
-          <w:rFonts w:ascii="Times New Roman" w:hAnsi="Times New Roman" w:eastAsia="黑体"/>
-          <w:b/>
-          <w:sz w:val="24"/>
-        </w:rPr>
-        <w:t>【B级·关注|本地】</w:t>
-      </w:r>
-      <w:r>
-        <w:rPr>
-          <w:rFonts w:ascii="Times New Roman" w:hAnsi="Times New Roman" w:eastAsia="黑体"/>
-          <w:b/>
-          <w:sz w:val="24"/>
-        </w:rPr>
-        <w:t>小米服务：针对受台风影响造成损坏 / 故障的小米产品，提供免费检测、免费维修服务</w:t>
-      </w:r>
-    </w:p>
-    <w:p>
-      <w:r>
-        <w:rPr>
-          <w:rFonts w:ascii="Times New Roman" w:hAnsi="Times New Roman" w:eastAsia="宋体"/>
-          <w:color w:val="888888"/>
-          <w:sz w:val="18"/>
-        </w:rPr>
-        <w:t>来源:IT之家 | 时间:08-12 13:23</w:t>
-      </w:r>
-    </w:p>
-    <w:p>
-      <w:r>
-        <w:t>小米宣布面向受台风影响用户启动应急服务，覆盖手机、平板、笔记本、穿戴设备等全品类，提供免费检测与维修，体现消费电子品牌在极端天气下的本地化响应能力。</w:t>
-      </w:r>
-    </w:p>
-    <w:p>
-      <w:r>
-        <w:rPr>
-          <w:rFonts w:ascii="Times New Roman" w:hAnsi="Times New Roman" w:eastAsia="宋体"/>
-          <w:i/>
-          <w:sz w:val="21"/>
-        </w:rPr>
-        <w:t>角度建议:结合广东近期台风频发实际，调研广州、深圳小米授权服务中心响应情况，对比华为、OPPO同类政策</w:t>
-      </w:r>
-    </w:p>
-    <w:p>
-      <w:r>
-        <w:rPr>
-          <w:rFonts w:ascii="Times New Roman" w:hAnsi="Times New Roman" w:eastAsia="宋体"/>
-          <w:sz w:val="18"/>
-        </w:rPr>
-        <w:t>链接:</w:t>
-      </w:r>
-      <w:hyperlink r:id="rId29">
-        <w:r>
-          <w:rPr>
-            <w:color w:val="0563C1"/>
-            <w:u w:val="single"/>
-          </w:rPr>
-          <w:t>小米服务：针对受台风影响造成损坏 / 故障的小米产品，提供免费检测、免费维修服务</w:t>
-        </w:r>
-      </w:hyperlink>
-    </w:p>
-    <w:p>
-      <w:pPr>
-        <w:pStyle w:val="Heading2"/>
-      </w:pPr>
-      <w:r>
-        <w:rPr>
-          <w:rFonts w:ascii="Times New Roman" w:hAnsi="Times New Roman" w:eastAsia="黑体"/>
-          <w:sz w:val="28"/>
-        </w:rPr>
-        <w:t>游戏/电竞/平台公司</w:t>
-      </w:r>
-    </w:p>
-    <w:p>
-      <w:pPr>
-        <w:pStyle w:val="Heading3"/>
-      </w:pPr>
-      <w:r>
-        <w:rPr>
-          <w:rFonts w:ascii="Times New Roman" w:hAnsi="Times New Roman" w:eastAsia="黑体"/>
-          <w:b/>
-          <w:sz w:val="24"/>
-        </w:rPr>
-        <w:t>【B级·关注】</w:t>
-      </w:r>
-      <w:r>
-        <w:rPr>
-          <w:rFonts w:ascii="Times New Roman" w:hAnsi="Times New Roman" w:eastAsia="黑体"/>
-          <w:b/>
-          <w:sz w:val="24"/>
-        </w:rPr>
-        <w:t>《黑神话：悟空》开启史低 7 折优惠：标准版 187.6 元，豪华版 229.6 元</w:t>
-      </w:r>
-    </w:p>
-    <w:p>
-      <w:r>
-        <w:rPr>
-          <w:rFonts w:ascii="Times New Roman" w:hAnsi="Times New Roman" w:eastAsia="宋体"/>
-          <w:color w:val="888888"/>
-          <w:sz w:val="18"/>
-        </w:rPr>
-        <w:t>来源:IT之家 | 时间:08-12 09:34</w:t>
-      </w:r>
-    </w:p>
-    <w:p>
-      <w:r>
-        <w:t>国产3A标杆《黑神话：悟空》开启发售以来最大力度官方折扣，全平台七折，标准版降至187.6元，释放长尾消费潜力，印证文化IP商业价值持续兑现。</w:t>
-      </w:r>
-    </w:p>
-    <w:p>
-      <w:r>
-        <w:rPr>
-          <w:rFonts w:ascii="Times New Roman" w:hAnsi="Times New Roman" w:eastAsia="宋体"/>
-          <w:sz w:val="18"/>
-        </w:rPr>
-        <w:t>链接:</w:t>
-      </w:r>
-      <w:hyperlink r:id="rId30">
-        <w:r>
-          <w:rPr>
-            <w:color w:val="0563C1"/>
-            <w:u w:val="single"/>
-          </w:rPr>
-          <w:t>《黑神话：悟空》开启史低 7 折优惠：标准版 187.6 元，豪华版 229.6 元</w:t>
-        </w:r>
-      </w:hyperlink>
-    </w:p>
-    <w:p>
-      <w:pPr>
-        <w:pStyle w:val="Heading3"/>
-      </w:pPr>
-      <w:r>
-        <w:rPr>
-          <w:rFonts w:ascii="Times New Roman" w:hAnsi="Times New Roman" w:eastAsia="黑体"/>
-          <w:b/>
-          <w:sz w:val="24"/>
-        </w:rPr>
-        <w:t>【B级·关注】</w:t>
-      </w:r>
-      <w:r>
-        <w:rPr>
-          <w:rFonts w:ascii="Times New Roman" w:hAnsi="Times New Roman" w:eastAsia="黑体"/>
-          <w:b/>
-          <w:sz w:val="24"/>
-        </w:rPr>
-        <w:t>老板不让露脸、隐姓埋名做游戏，中国游戏圈的神神秘秘“何时松绑”？</w:t>
-      </w:r>
-    </w:p>
-    <w:p>
-      <w:r>
-        <w:rPr>
-          <w:rFonts w:ascii="Times New Roman" w:hAnsi="Times New Roman" w:eastAsia="宋体"/>
-          <w:color w:val="888888"/>
-          <w:sz w:val="18"/>
-        </w:rPr>
-        <w:t>来源:GameLook | 时间:08-12 10:51</w:t>
-      </w:r>
-    </w:p>
-    <w:p>
-      <w:r>
-        <w:t>借ChinaJoy契机，韩国媒体观察到中国游戏从业者普遍匿名化现象，折射出行业监管压力、资本不确定性与创意表达受限等深层焦虑，引发对创作环境健康度的反思。</w:t>
-      </w:r>
-    </w:p>
-    <w:p>
-      <w:r>
-        <w:rPr>
-          <w:rFonts w:ascii="Times New Roman" w:hAnsi="Times New Roman" w:eastAsia="宋体"/>
-          <w:sz w:val="18"/>
-        </w:rPr>
-        <w:t>链接:</w:t>
-      </w:r>
-      <w:hyperlink r:id="rId31">
-        <w:r>
-          <w:rPr>
-            <w:color w:val="0563C1"/>
-            <w:u w:val="single"/>
-          </w:rPr>
-          <w:t>老板不让露脸、隐姓埋名做游戏，中国游戏圈的神神秘秘“何时松绑”？</w:t>
-        </w:r>
-      </w:hyperlink>
-    </w:p>
-    <w:p>
-      <w:pPr>
-        <w:pStyle w:val="Heading3"/>
-      </w:pPr>
-      <w:r>
-        <w:rPr>
-          <w:rFonts w:ascii="Times New Roman" w:hAnsi="Times New Roman" w:eastAsia="黑体"/>
-          <w:b/>
-          <w:sz w:val="24"/>
-        </w:rPr>
-        <w:t>【B级·关注】</w:t>
-      </w:r>
-      <w:r>
-        <w:rPr>
-          <w:rFonts w:ascii="Times New Roman" w:hAnsi="Times New Roman" w:eastAsia="黑体"/>
-          <w:b/>
           <w:sz w:val="24"/>
         </w:rPr>
         <w:t>“AI游戏”深水区：10万AI居民“喜获涌现”，博士团队吐槽:“最近被AI毒打了”</w:t>
@@ -1495,18 +646,13 @@
     </w:p>
     <w:p>
       <w:r>
-        <w:t>报道AI原生游戏开发前沿实践：某项目构建10万AI NPC城市，出现意外‘涌现行为’，开发团队遭遇调试困境，揭示AI游戏从概念验证迈向工程落地的真实瓶颈。</w:t>
-      </w:r>
-    </w:p>
-    <w:p>
-      <w:r>
         <w:rPr>
           <w:rFonts w:ascii="Times New Roman" w:hAnsi="Times New Roman" w:eastAsia="宋体"/>
           <w:sz w:val="18"/>
         </w:rPr>
         <w:t>链接:</w:t>
       </w:r>
-      <w:hyperlink r:id="rId32">
+      <w:hyperlink r:id="rId20">
         <w:r>
           <w:rPr>
             <w:color w:val="0563C1"/>
@@ -1536,7 +682,7 @@
           <w:color w:val="888888"/>
           <w:sz w:val="24"/>
         </w:rPr>
-        <w:t>《逃离塔科夫》制作人中国行！鸭塔CJ同框，尼基塔说了什么？</w:t>
+        <w:t>千问开放AI眼镜生态：支持开发者打造导游、教练Skill</w:t>
       </w:r>
     </w:p>
     <w:p>
@@ -1546,12 +692,7 @@
           <w:color w:val="888888"/>
           <w:sz w:val="18"/>
         </w:rPr>
-        <w:t>来源:GameLook | 时间:08-12 10:42</w:t>
-      </w:r>
-    </w:p>
-    <w:p>
-      <w:r>
-        <w:t>硬核射击游戏《逃离塔科夫》制作人尼基塔·布亚科夫现身ChinaJoy上海展台，与国内玩家深度互动，并透露续作开发进展及本地化策略，彰显国际头部厂商对中国市场的重视。</w:t>
+        <w:t>来源:Bing新闻 | 时间:08-11 11:45</w:t>
       </w:r>
     </w:p>
     <w:p>
@@ -1562,79 +703,13 @@
         </w:rPr>
         <w:t>链接:</w:t>
       </w:r>
-      <w:hyperlink r:id="rId33">
+      <w:hyperlink r:id="rId21">
         <w:r>
           <w:rPr>
             <w:color w:val="0563C1"/>
             <w:u w:val="single"/>
           </w:rPr>
-          <w:t>《逃离塔科夫》制作人中国行！鸭塔CJ同框，尼基塔说了什么？</w:t>
-        </w:r>
-      </w:hyperlink>
-    </w:p>
-    <w:p>
-      <w:pPr>
-        <w:pStyle w:val="Heading2"/>
-      </w:pPr>
-      <w:r>
-        <w:rPr>
-          <w:rFonts w:ascii="Times New Roman" w:hAnsi="Times New Roman" w:eastAsia="黑体"/>
-          <w:sz w:val="28"/>
-        </w:rPr>
-        <w:t>消费/以旧换新/新餐饮</w:t>
-      </w:r>
-    </w:p>
-    <w:p>
-      <w:pPr>
-        <w:pStyle w:val="Heading3"/>
-      </w:pPr>
-      <w:r>
-        <w:rPr>
-          <w:rFonts w:ascii="Times New Roman" w:hAnsi="Times New Roman" w:eastAsia="黑体"/>
-          <w:b/>
-          <w:sz w:val="24"/>
-        </w:rPr>
-        <w:t>【B级·关注】</w:t>
-      </w:r>
-      <w:r>
-        <w:rPr>
-          <w:rFonts w:ascii="Times New Roman" w:hAnsi="Times New Roman" w:eastAsia="黑体"/>
-          <w:b/>
-          <w:sz w:val="24"/>
-        </w:rPr>
-        <w:t>国产动画电影《八仙！》官宣密钥延期，延长上映至 9 月 17 日</w:t>
-      </w:r>
-    </w:p>
-    <w:p>
-      <w:r>
-        <w:rPr>
-          <w:rFonts w:ascii="Times New Roman" w:hAnsi="Times New Roman" w:eastAsia="宋体"/>
-          <w:color w:val="888888"/>
-          <w:sz w:val="18"/>
-        </w:rPr>
-        <w:t>来源:IT之家 | 时间:08-12 12:41</w:t>
-      </w:r>
-    </w:p>
-    <w:p>
-      <w:r>
-        <w:t>国产动画《八仙！》票房破14.75亿元后宣布密钥延期至9月17日，豆瓣评分8.2，印证传统文化IP与现代动画技术结合的巨大市场号召力。</w:t>
-      </w:r>
-    </w:p>
-    <w:p>
-      <w:r>
-        <w:rPr>
-          <w:rFonts w:ascii="Times New Roman" w:hAnsi="Times New Roman" w:eastAsia="宋体"/>
-          <w:sz w:val="18"/>
-        </w:rPr>
-        <w:t>链接:</w:t>
-      </w:r>
-      <w:hyperlink r:id="rId34">
-        <w:r>
-          <w:rPr>
-            <w:color w:val="0563C1"/>
-            <w:u w:val="single"/>
-          </w:rPr>
-          <w:t>国产动画电影《八仙！》官宣密钥延期，延长上映至 9 月 17 日</w:t>
+          <w:t>千问开放AI眼镜生态：支持开发者打造导游、教练Skill</w:t>
         </w:r>
       </w:hyperlink>
     </w:p>
@@ -1658,7 +733,7 @@
           <w:color w:val="888888"/>
           <w:sz w:val="24"/>
         </w:rPr>
-        <w:t>荣耀手环 11 系列开售：支持专业羽毛球模式，首销优惠价 229 元起</w:t>
+        <w:t>千问开放AI眼镜生态，支持开发者打造导游、教练、巡检Skill</w:t>
       </w:r>
     </w:p>
     <w:p>
@@ -1668,12 +743,7 @@
           <w:color w:val="888888"/>
           <w:sz w:val="18"/>
         </w:rPr>
-        <w:t>来源:IT之家 | 时间:08-12 10:58</w:t>
-      </w:r>
-    </w:p>
-    <w:p>
-      <w:r>
-        <w:t>荣耀手环11系列上线，首发专业羽毛球运动模式，精准识别挥拍、步法等动作，售价229元起，瞄准运动健康消费升级趋势，强化可穿戴设备细分场景竞争力。</w:t>
+        <w:t>来源:Bing新闻 | 时间:08-11 09:53</w:t>
       </w:r>
     </w:p>
     <w:p>
@@ -1684,13 +754,13 @@
         </w:rPr>
         <w:t>链接:</w:t>
       </w:r>
-      <w:hyperlink r:id="rId35">
+      <w:hyperlink r:id="rId22">
         <w:r>
           <w:rPr>
             <w:color w:val="0563C1"/>
             <w:u w:val="single"/>
           </w:rPr>
-          <w:t>荣耀手环 11 系列开售：支持专业羽毛球模式，首销优惠价 229 元起</w:t>
+          <w:t>千问开放AI眼镜生态，支持开发者打造导游、教练、巡检Skill</w:t>
         </w:r>
       </w:hyperlink>
     </w:p>
@@ -1714,7 +784,7 @@
           <w:color w:val="888888"/>
           <w:sz w:val="24"/>
         </w:rPr>
-        <w:t>小米推出 Xiaomi 蓝牙音箱磁吸版：重约 95g、能当手机支架，众筹价 132 元</w:t>
+        <w:t>对话游密科技CEO白宁：服务6000款游戏、36亿玩家后，我们在AI时代做什么？</w:t>
       </w:r>
     </w:p>
     <w:p>
@@ -1724,12 +794,7 @@
           <w:color w:val="888888"/>
           <w:sz w:val="18"/>
         </w:rPr>
-        <w:t>来源:IT之家 | 时间:08-12 10:26</w:t>
-      </w:r>
-    </w:p>
-    <w:p>
-      <w:r>
-        <w:t>小米发布超轻磁吸蓝牙音箱，兼具音频播放与手机支架功能，适配MagSafe生态，众筹价132元，以微创新切入年轻用户碎片化使用场景。</w:t>
+        <w:t>来源:GameLook | 时间:08-11 09:22</w:t>
       </w:r>
     </w:p>
     <w:p>
@@ -1740,13 +805,576 @@
         </w:rPr>
         <w:t>链接:</w:t>
       </w:r>
-      <w:hyperlink r:id="rId36">
+      <w:hyperlink r:id="rId23">
         <w:r>
           <w:rPr>
             <w:color w:val="0563C1"/>
             <w:u w:val="single"/>
           </w:rPr>
-          <w:t>小米推出 Xiaomi 蓝牙音箱磁吸版：重约 95g、能当手机支架，众筹价 132 元</w:t>
+          <w:t>对话游密科技CEO白宁：服务6000款游戏、36亿玩家后，我们在AI时代做什么？</w:t>
+        </w:r>
+      </w:hyperlink>
+    </w:p>
+    <w:p>
+      <w:pPr>
+        <w:pStyle w:val="Heading2"/>
+      </w:pPr>
+      <w:r>
+        <w:rPr>
+          <w:rFonts w:ascii="Times New Roman" w:hAnsi="Times New Roman" w:eastAsia="黑体"/>
+          <w:sz w:val="28"/>
+        </w:rPr>
+        <w:t>机器人/AI硬件</w:t>
+      </w:r>
+    </w:p>
+    <w:p>
+      <w:pPr>
+        <w:pStyle w:val="Heading3"/>
+      </w:pPr>
+      <w:r>
+        <w:rPr>
+          <w:rFonts w:ascii="Times New Roman" w:hAnsi="Times New Roman" w:eastAsia="黑体"/>
+          <w:b w:val="0"/>
+          <w:color w:val="888888"/>
+          <w:sz w:val="24"/>
+        </w:rPr>
+        <w:t>【C级·参考】</w:t>
+      </w:r>
+      <w:r>
+        <w:rPr>
+          <w:rFonts w:ascii="Times New Roman" w:hAnsi="Times New Roman" w:eastAsia="黑体"/>
+          <w:b w:val="0"/>
+          <w:color w:val="888888"/>
+          <w:sz w:val="24"/>
+        </w:rPr>
+        <w:t>宇树科技宣布人形机器人累计下线约 18000 台</w:t>
+      </w:r>
+    </w:p>
+    <w:p>
+      <w:r>
+        <w:rPr>
+          <w:rFonts w:ascii="Times New Roman" w:hAnsi="Times New Roman" w:eastAsia="宋体"/>
+          <w:color w:val="888888"/>
+          <w:sz w:val="18"/>
+        </w:rPr>
+        <w:t>来源:IT之家 | 时间:08-12 17:08</w:t>
+      </w:r>
+    </w:p>
+    <w:p>
+      <w:r>
+        <w:rPr>
+          <w:rFonts w:ascii="Times New Roman" w:hAnsi="Times New Roman" w:eastAsia="宋体"/>
+          <w:sz w:val="18"/>
+        </w:rPr>
+        <w:t>链接:</w:t>
+      </w:r>
+      <w:hyperlink r:id="rId24">
+        <w:r>
+          <w:rPr>
+            <w:color w:val="0563C1"/>
+            <w:u w:val="single"/>
+          </w:rPr>
+          <w:t>宇树科技宣布人形机器人累计下线约 18000 台</w:t>
+        </w:r>
+      </w:hyperlink>
+    </w:p>
+    <w:p>
+      <w:pPr>
+        <w:pStyle w:val="Heading2"/>
+      </w:pPr>
+      <w:r>
+        <w:rPr>
+          <w:rFonts w:ascii="Times New Roman" w:hAnsi="Times New Roman" w:eastAsia="黑体"/>
+          <w:sz w:val="28"/>
+        </w:rPr>
+        <w:t>无人驾驶/低空/智慧出行</w:t>
+      </w:r>
+    </w:p>
+    <w:p>
+      <w:r>
+        <w:t>本线口暂无重要更新</w:t>
+      </w:r>
+    </w:p>
+    <w:p>
+      <w:pPr>
+        <w:pStyle w:val="Heading2"/>
+      </w:pPr>
+      <w:r>
+        <w:rPr>
+          <w:rFonts w:ascii="Times New Roman" w:hAnsi="Times New Roman" w:eastAsia="黑体"/>
+          <w:sz w:val="28"/>
+        </w:rPr>
+        <w:t>电商/直播/即时零售</w:t>
+      </w:r>
+    </w:p>
+    <w:p>
+      <w:pPr>
+        <w:pStyle w:val="Heading3"/>
+      </w:pPr>
+      <w:r>
+        <w:rPr>
+          <w:rFonts w:ascii="Times New Roman" w:hAnsi="Times New Roman" w:eastAsia="黑体"/>
+          <w:b w:val="0"/>
+          <w:color w:val="888888"/>
+          <w:sz w:val="24"/>
+        </w:rPr>
+        <w:t>【C级·参考】</w:t>
+      </w:r>
+      <w:r>
+        <w:rPr>
+          <w:rFonts w:ascii="Times New Roman" w:hAnsi="Times New Roman" w:eastAsia="黑体"/>
+          <w:b w:val="0"/>
+          <w:color w:val="888888"/>
+          <w:sz w:val="24"/>
+        </w:rPr>
+        <w:t>港澳两地跨境直通客运线路首次应用新能源客车，中通 H12 增程客车投运“港澳快线”</w:t>
+      </w:r>
+    </w:p>
+    <w:p>
+      <w:r>
+        <w:rPr>
+          <w:rFonts w:ascii="Times New Roman" w:hAnsi="Times New Roman" w:eastAsia="宋体"/>
+          <w:color w:val="888888"/>
+          <w:sz w:val="18"/>
+        </w:rPr>
+        <w:t>来源:IT之家 | 时间:08-12 18:30</w:t>
+      </w:r>
+    </w:p>
+    <w:p>
+      <w:r>
+        <w:rPr>
+          <w:rFonts w:ascii="Times New Roman" w:hAnsi="Times New Roman" w:eastAsia="宋体"/>
+          <w:sz w:val="18"/>
+        </w:rPr>
+        <w:t>链接:</w:t>
+      </w:r>
+      <w:hyperlink r:id="rId25">
+        <w:r>
+          <w:rPr>
+            <w:color w:val="0563C1"/>
+            <w:u w:val="single"/>
+          </w:rPr>
+          <w:t>港澳两地跨境直通客运线路首次应用新能源客车，中通 H12 增程客车投运“港澳快线”</w:t>
+        </w:r>
+      </w:hyperlink>
+    </w:p>
+    <w:p>
+      <w:pPr>
+        <w:pStyle w:val="Heading2"/>
+      </w:pPr>
+      <w:r>
+        <w:rPr>
+          <w:rFonts w:ascii="Times New Roman" w:hAnsi="Times New Roman" w:eastAsia="黑体"/>
+          <w:sz w:val="28"/>
+        </w:rPr>
+        <w:t>游戏/电竞/平台公司</w:t>
+      </w:r>
+    </w:p>
+    <w:p>
+      <w:pPr>
+        <w:pStyle w:val="Heading3"/>
+      </w:pPr>
+      <w:r>
+        <w:rPr>
+          <w:rFonts w:ascii="Times New Roman" w:hAnsi="Times New Roman" w:eastAsia="黑体"/>
+          <w:b w:val="0"/>
+          <w:color w:val="888888"/>
+          <w:sz w:val="24"/>
+        </w:rPr>
+        <w:t>【C级·参考】</w:t>
+      </w:r>
+      <w:r>
+        <w:rPr>
+          <w:rFonts w:ascii="Times New Roman" w:hAnsi="Times New Roman" w:eastAsia="黑体"/>
+          <w:b w:val="0"/>
+          <w:color w:val="888888"/>
+          <w:sz w:val="24"/>
+        </w:rPr>
+        <w:t>索尼 PSN 商店开启“准备就位”游戏促销活动，《黑神话：悟空》7 折新史低 208.6 港币起</w:t>
+      </w:r>
+    </w:p>
+    <w:p>
+      <w:r>
+        <w:rPr>
+          <w:rFonts w:ascii="Times New Roman" w:hAnsi="Times New Roman" w:eastAsia="宋体"/>
+          <w:color w:val="888888"/>
+          <w:sz w:val="18"/>
+        </w:rPr>
+        <w:t>来源:IT之家 | 时间:08-12 18:22</w:t>
+      </w:r>
+    </w:p>
+    <w:p>
+      <w:r>
+        <w:rPr>
+          <w:rFonts w:ascii="Times New Roman" w:hAnsi="Times New Roman" w:eastAsia="宋体"/>
+          <w:sz w:val="18"/>
+        </w:rPr>
+        <w:t>链接:</w:t>
+      </w:r>
+      <w:hyperlink r:id="rId26">
+        <w:r>
+          <w:rPr>
+            <w:color w:val="0563C1"/>
+            <w:u w:val="single"/>
+          </w:rPr>
+          <w:t>索尼 PSN 商店开启“准备就位”游戏促销活动，《黑神话：悟空》7 折新史低 208.6 港币起</w:t>
+        </w:r>
+      </w:hyperlink>
+    </w:p>
+    <w:p>
+      <w:pPr>
+        <w:pStyle w:val="Heading3"/>
+      </w:pPr>
+      <w:r>
+        <w:rPr>
+          <w:rFonts w:ascii="Times New Roman" w:hAnsi="Times New Roman" w:eastAsia="黑体"/>
+          <w:b w:val="0"/>
+          <w:color w:val="888888"/>
+          <w:sz w:val="24"/>
+        </w:rPr>
+        <w:t>【C级·参考】</w:t>
+      </w:r>
+      <w:r>
+        <w:rPr>
+          <w:rFonts w:ascii="Times New Roman" w:hAnsi="Times New Roman" w:eastAsia="黑体"/>
+          <w:b w:val="0"/>
+          <w:color w:val="888888"/>
+          <w:sz w:val="24"/>
+        </w:rPr>
+        <w:t>腾讯《王者营地》鸿蒙版 App 正式上架华为应用市场，支持《王者荣耀》战绩查询、隐身登录等功能</w:t>
+      </w:r>
+    </w:p>
+    <w:p>
+      <w:r>
+        <w:rPr>
+          <w:rFonts w:ascii="Times New Roman" w:hAnsi="Times New Roman" w:eastAsia="宋体"/>
+          <w:color w:val="888888"/>
+          <w:sz w:val="18"/>
+        </w:rPr>
+        <w:t>来源:IT之家 | 时间:08-12 17:54</w:t>
+      </w:r>
+    </w:p>
+    <w:p>
+      <w:r>
+        <w:rPr>
+          <w:rFonts w:ascii="Times New Roman" w:hAnsi="Times New Roman" w:eastAsia="宋体"/>
+          <w:sz w:val="18"/>
+        </w:rPr>
+        <w:t>链接:</w:t>
+      </w:r>
+      <w:hyperlink r:id="rId27">
+        <w:r>
+          <w:rPr>
+            <w:color w:val="0563C1"/>
+            <w:u w:val="single"/>
+          </w:rPr>
+          <w:t>腾讯《王者营地》鸿蒙版 App 正式上架华为应用市场，支持《王者荣耀》战绩查询、隐身登录等功能</w:t>
+        </w:r>
+      </w:hyperlink>
+    </w:p>
+    <w:p>
+      <w:pPr>
+        <w:pStyle w:val="Heading3"/>
+      </w:pPr>
+      <w:r>
+        <w:rPr>
+          <w:rFonts w:ascii="Times New Roman" w:hAnsi="Times New Roman" w:eastAsia="黑体"/>
+          <w:b w:val="0"/>
+          <w:color w:val="888888"/>
+          <w:sz w:val="24"/>
+        </w:rPr>
+        <w:t>【C级·参考】</w:t>
+      </w:r>
+      <w:r>
+        <w:rPr>
+          <w:rFonts w:ascii="Times New Roman" w:hAnsi="Times New Roman" w:eastAsia="黑体"/>
+          <w:b w:val="0"/>
+          <w:color w:val="888888"/>
+          <w:sz w:val="24"/>
+        </w:rPr>
+        <w:t>迈从 V7 三模电竞鼠标发售：搭 PAW3395 传感器，到手价 149.6 元</w:t>
+      </w:r>
+    </w:p>
+    <w:p>
+      <w:r>
+        <w:rPr>
+          <w:rFonts w:ascii="Times New Roman" w:hAnsi="Times New Roman" w:eastAsia="宋体"/>
+          <w:color w:val="888888"/>
+          <w:sz w:val="18"/>
+        </w:rPr>
+        <w:t>来源:IT之家 | 时间:08-12 16:42</w:t>
+      </w:r>
+    </w:p>
+    <w:p>
+      <w:r>
+        <w:rPr>
+          <w:rFonts w:ascii="Times New Roman" w:hAnsi="Times New Roman" w:eastAsia="宋体"/>
+          <w:sz w:val="18"/>
+        </w:rPr>
+        <w:t>链接:</w:t>
+      </w:r>
+      <w:hyperlink r:id="rId28">
+        <w:r>
+          <w:rPr>
+            <w:color w:val="0563C1"/>
+            <w:u w:val="single"/>
+          </w:rPr>
+          <w:t>迈从 V7 三模电竞鼠标发售：搭 PAW3395 传感器，到手价 149.6 元</w:t>
+        </w:r>
+      </w:hyperlink>
+    </w:p>
+    <w:p>
+      <w:pPr>
+        <w:pStyle w:val="Heading3"/>
+      </w:pPr>
+      <w:r>
+        <w:rPr>
+          <w:rFonts w:ascii="Times New Roman" w:hAnsi="Times New Roman" w:eastAsia="黑体"/>
+          <w:b w:val="0"/>
+          <w:color w:val="888888"/>
+          <w:sz w:val="24"/>
+        </w:rPr>
+        <w:t>【C级·参考】</w:t>
+      </w:r>
+      <w:r>
+        <w:rPr>
+          <w:rFonts w:ascii="Times New Roman" w:hAnsi="Times New Roman" w:eastAsia="黑体"/>
+          <w:b w:val="0"/>
+          <w:color w:val="888888"/>
+          <w:sz w:val="24"/>
+        </w:rPr>
+        <w:t>腾讯控股 2026 财年半年报归母净利润 1141.15 亿元同比增长 10%，微信月活 14.39 亿同比增长 2%</w:t>
+      </w:r>
+    </w:p>
+    <w:p>
+      <w:r>
+        <w:rPr>
+          <w:rFonts w:ascii="Times New Roman" w:hAnsi="Times New Roman" w:eastAsia="宋体"/>
+          <w:color w:val="888888"/>
+          <w:sz w:val="18"/>
+        </w:rPr>
+        <w:t>来源:IT之家 | 时间:08-12 16:36</w:t>
+      </w:r>
+    </w:p>
+    <w:p>
+      <w:r>
+        <w:rPr>
+          <w:rFonts w:ascii="Times New Roman" w:hAnsi="Times New Roman" w:eastAsia="宋体"/>
+          <w:sz w:val="18"/>
+        </w:rPr>
+        <w:t>链接:</w:t>
+      </w:r>
+      <w:hyperlink r:id="rId29">
+        <w:r>
+          <w:rPr>
+            <w:color w:val="0563C1"/>
+            <w:u w:val="single"/>
+          </w:rPr>
+          <w:t>腾讯控股 2026 财年半年报归母净利润 1141.15 亿元同比增长 10%，微信月活 14.39 亿同比增长 2%</w:t>
+        </w:r>
+      </w:hyperlink>
+    </w:p>
+    <w:p>
+      <w:pPr>
+        <w:pStyle w:val="Heading3"/>
+      </w:pPr>
+      <w:r>
+        <w:rPr>
+          <w:rFonts w:ascii="Times New Roman" w:hAnsi="Times New Roman" w:eastAsia="黑体"/>
+          <w:b w:val="0"/>
+          <w:color w:val="888888"/>
+          <w:sz w:val="24"/>
+        </w:rPr>
+        <w:t>【C级·参考】</w:t>
+      </w:r>
+      <w:r>
+        <w:rPr>
+          <w:rFonts w:ascii="Times New Roman" w:hAnsi="Times New Roman" w:eastAsia="黑体"/>
+          <w:b w:val="0"/>
+          <w:color w:val="888888"/>
+          <w:sz w:val="24"/>
+        </w:rPr>
+        <w:t>莉莉丝发行丧尸末日生存模拟游戏《生存日志》登陆 Steam，国区首发 39.1 元</w:t>
+      </w:r>
+    </w:p>
+    <w:p>
+      <w:r>
+        <w:rPr>
+          <w:rFonts w:ascii="Times New Roman" w:hAnsi="Times New Roman" w:eastAsia="宋体"/>
+          <w:color w:val="888888"/>
+          <w:sz w:val="18"/>
+        </w:rPr>
+        <w:t>来源:IT之家 | 时间:08-12 16:12</w:t>
+      </w:r>
+    </w:p>
+    <w:p>
+      <w:r>
+        <w:rPr>
+          <w:rFonts w:ascii="Times New Roman" w:hAnsi="Times New Roman" w:eastAsia="宋体"/>
+          <w:sz w:val="18"/>
+        </w:rPr>
+        <w:t>链接:</w:t>
+      </w:r>
+      <w:hyperlink r:id="rId30">
+        <w:r>
+          <w:rPr>
+            <w:color w:val="0563C1"/>
+            <w:u w:val="single"/>
+          </w:rPr>
+          <w:t>莉莉丝发行丧尸末日生存模拟游戏《生存日志》登陆 Steam，国区首发 39.1 元</w:t>
+        </w:r>
+      </w:hyperlink>
+    </w:p>
+    <w:p>
+      <w:pPr>
+        <w:pStyle w:val="Heading3"/>
+      </w:pPr>
+      <w:r>
+        <w:rPr>
+          <w:rFonts w:ascii="Times New Roman" w:hAnsi="Times New Roman" w:eastAsia="黑体"/>
+          <w:b w:val="0"/>
+          <w:color w:val="888888"/>
+          <w:sz w:val="24"/>
+        </w:rPr>
+        <w:t>【C级·参考】</w:t>
+      </w:r>
+      <w:r>
+        <w:rPr>
+          <w:rFonts w:ascii="Times New Roman" w:hAnsi="Times New Roman" w:eastAsia="黑体"/>
+          <w:b w:val="0"/>
+          <w:color w:val="888888"/>
+          <w:sz w:val="24"/>
+        </w:rPr>
+        <w:t>丧尸合作射击游戏《地狱已满 2》发售，Steam 国区售价 108 元</w:t>
+      </w:r>
+    </w:p>
+    <w:p>
+      <w:r>
+        <w:rPr>
+          <w:rFonts w:ascii="Times New Roman" w:hAnsi="Times New Roman" w:eastAsia="宋体"/>
+          <w:color w:val="888888"/>
+          <w:sz w:val="18"/>
+        </w:rPr>
+        <w:t>来源:IT之家 | 时间:08-12 16:07</w:t>
+      </w:r>
+    </w:p>
+    <w:p>
+      <w:r>
+        <w:rPr>
+          <w:rFonts w:ascii="Times New Roman" w:hAnsi="Times New Roman" w:eastAsia="宋体"/>
+          <w:sz w:val="18"/>
+        </w:rPr>
+        <w:t>链接:</w:t>
+      </w:r>
+      <w:hyperlink r:id="rId31">
+        <w:r>
+          <w:rPr>
+            <w:color w:val="0563C1"/>
+            <w:u w:val="single"/>
+          </w:rPr>
+          <w:t>丧尸合作射击游戏《地狱已满 2》发售，Steam 国区售价 108 元</w:t>
+        </w:r>
+      </w:hyperlink>
+    </w:p>
+    <w:p>
+      <w:pPr>
+        <w:pStyle w:val="Heading3"/>
+      </w:pPr>
+      <w:r>
+        <w:rPr>
+          <w:rFonts w:ascii="Times New Roman" w:hAnsi="Times New Roman" w:eastAsia="黑体"/>
+          <w:b w:val="0"/>
+          <w:color w:val="888888"/>
+          <w:sz w:val="24"/>
+        </w:rPr>
+        <w:t>【C级·参考】</w:t>
+      </w:r>
+      <w:r>
+        <w:rPr>
+          <w:rFonts w:ascii="Times New Roman" w:hAnsi="Times New Roman" w:eastAsia="黑体"/>
+          <w:b w:val="0"/>
+          <w:color w:val="888888"/>
+          <w:sz w:val="24"/>
+        </w:rPr>
+        <w:t>老板不让露脸、隐姓埋名做游戏，中国游戏圈的神神秘秘“何时松绑”？</w:t>
+      </w:r>
+    </w:p>
+    <w:p>
+      <w:r>
+        <w:rPr>
+          <w:rFonts w:ascii="Times New Roman" w:hAnsi="Times New Roman" w:eastAsia="宋体"/>
+          <w:color w:val="888888"/>
+          <w:sz w:val="18"/>
+        </w:rPr>
+        <w:t>来源:GameLook | 时间:08-12 10:51</w:t>
+      </w:r>
+    </w:p>
+    <w:p>
+      <w:r>
+        <w:rPr>
+          <w:rFonts w:ascii="Times New Roman" w:hAnsi="Times New Roman" w:eastAsia="宋体"/>
+          <w:sz w:val="18"/>
+        </w:rPr>
+        <w:t>链接:</w:t>
+      </w:r>
+      <w:hyperlink r:id="rId32">
+        <w:r>
+          <w:rPr>
+            <w:color w:val="0563C1"/>
+            <w:u w:val="single"/>
+          </w:rPr>
+          <w:t>老板不让露脸、隐姓埋名做游戏，中国游戏圈的神神秘秘“何时松绑”？</w:t>
+        </w:r>
+      </w:hyperlink>
+    </w:p>
+    <w:p>
+      <w:pPr>
+        <w:pStyle w:val="Heading3"/>
+      </w:pPr>
+      <w:r>
+        <w:rPr>
+          <w:rFonts w:ascii="Times New Roman" w:hAnsi="Times New Roman" w:eastAsia="黑体"/>
+          <w:b w:val="0"/>
+          <w:color w:val="888888"/>
+          <w:sz w:val="24"/>
+        </w:rPr>
+        <w:t>【C级·参考】</w:t>
+      </w:r>
+      <w:r>
+        <w:rPr>
+          <w:rFonts w:ascii="Times New Roman" w:hAnsi="Times New Roman" w:eastAsia="黑体"/>
+          <w:b w:val="0"/>
+          <w:color w:val="888888"/>
+          <w:sz w:val="24"/>
+        </w:rPr>
+        <w:t>周亚辉又来资本大戏：昆仑万维计划香港H股上市，35亿买的游戏公司7.5亿出售</w:t>
+      </w:r>
+    </w:p>
+    <w:p>
+      <w:r>
+        <w:rPr>
+          <w:rFonts w:ascii="Times New Roman" w:hAnsi="Times New Roman" w:eastAsia="宋体"/>
+          <w:color w:val="888888"/>
+          <w:sz w:val="18"/>
+        </w:rPr>
+        <w:t>来源:GameLook | 时间:08-12 10:50</w:t>
+      </w:r>
+    </w:p>
+    <w:p>
+      <w:r>
+        <w:rPr>
+          <w:rFonts w:ascii="Times New Roman" w:hAnsi="Times New Roman" w:eastAsia="宋体"/>
+          <w:sz w:val="18"/>
+        </w:rPr>
+        <w:t>链接:</w:t>
+      </w:r>
+      <w:hyperlink r:id="rId33">
+        <w:r>
+          <w:rPr>
+            <w:color w:val="0563C1"/>
+            <w:u w:val="single"/>
+          </w:rPr>
+          <w:t>周亚辉又来资本大戏：昆仑万维计划香港H股上市，35亿买的游戏公司7.5亿出售</w:t>
         </w:r>
       </w:hyperlink>
     </w:p>
@@ -1785,7 +1413,155 @@
     </w:p>
     <w:p>
       <w:r>
-        <w:t>模拟维修类游戏《维修物语》在Steam热销，玩家通过拆解、焊接、更换零件修复电子设备获得解压快感，反映Z世代对‘实体技能’与‘慢节奏’数字疗愈的新需求。</w:t>
+        <w:rPr>
+          <w:rFonts w:ascii="Times New Roman" w:hAnsi="Times New Roman" w:eastAsia="宋体"/>
+          <w:sz w:val="18"/>
+        </w:rPr>
+        <w:t>链接:</w:t>
+      </w:r>
+      <w:hyperlink r:id="rId34">
+        <w:r>
+          <w:rPr>
+            <w:color w:val="0563C1"/>
+            <w:u w:val="single"/>
+          </w:rPr>
+          <w:t>修手机游戏机能减压？《维修物语》Steam火了！玩家当上“赛博华佗”</w:t>
+        </w:r>
+      </w:hyperlink>
+    </w:p>
+    <w:p>
+      <w:pPr>
+        <w:pStyle w:val="Heading3"/>
+      </w:pPr>
+      <w:r>
+        <w:rPr>
+          <w:rFonts w:ascii="Times New Roman" w:hAnsi="Times New Roman" w:eastAsia="黑体"/>
+          <w:b w:val="0"/>
+          <w:color w:val="888888"/>
+          <w:sz w:val="24"/>
+        </w:rPr>
+        <w:t>【C级·参考】</w:t>
+      </w:r>
+      <w:r>
+        <w:rPr>
+          <w:rFonts w:ascii="Times New Roman" w:hAnsi="Times New Roman" w:eastAsia="黑体"/>
+          <w:b w:val="0"/>
+          <w:color w:val="888888"/>
+          <w:sz w:val="24"/>
+        </w:rPr>
+        <w:t>7个月10家破产！日本游戏圈呜呼：中小手游公司真的扛不住了</w:t>
+      </w:r>
+    </w:p>
+    <w:p>
+      <w:r>
+        <w:rPr>
+          <w:rFonts w:ascii="Times New Roman" w:hAnsi="Times New Roman" w:eastAsia="宋体"/>
+          <w:color w:val="888888"/>
+          <w:sz w:val="18"/>
+        </w:rPr>
+        <w:t>来源:GameLook | 时间:08-12 09:47</w:t>
+      </w:r>
+    </w:p>
+    <w:p>
+      <w:r>
+        <w:rPr>
+          <w:rFonts w:ascii="Times New Roman" w:hAnsi="Times New Roman" w:eastAsia="宋体"/>
+          <w:sz w:val="18"/>
+        </w:rPr>
+        <w:t>链接:</w:t>
+      </w:r>
+      <w:hyperlink r:id="rId35">
+        <w:r>
+          <w:rPr>
+            <w:color w:val="0563C1"/>
+            <w:u w:val="single"/>
+          </w:rPr>
+          <w:t>7个月10家破产！日本游戏圈呜呼：中小手游公司真的扛不住了</w:t>
+        </w:r>
+      </w:hyperlink>
+    </w:p>
+    <w:p>
+      <w:pPr>
+        <w:pStyle w:val="Heading3"/>
+      </w:pPr>
+      <w:r>
+        <w:rPr>
+          <w:rFonts w:ascii="Times New Roman" w:hAnsi="Times New Roman" w:eastAsia="黑体"/>
+          <w:b w:val="0"/>
+          <w:color w:val="888888"/>
+          <w:sz w:val="24"/>
+        </w:rPr>
+        <w:t>【C级·参考】</w:t>
+      </w:r>
+      <w:r>
+        <w:rPr>
+          <w:rFonts w:ascii="Times New Roman" w:hAnsi="Times New Roman" w:eastAsia="黑体"/>
+          <w:b w:val="0"/>
+          <w:color w:val="888888"/>
+          <w:sz w:val="24"/>
+        </w:rPr>
+        <w:t>组队整活游戏《BigWalk》Steam走红！暴走Walk之后，玩到被游戏感动？</w:t>
+      </w:r>
+    </w:p>
+    <w:p>
+      <w:r>
+        <w:rPr>
+          <w:rFonts w:ascii="Times New Roman" w:hAnsi="Times New Roman" w:eastAsia="宋体"/>
+          <w:color w:val="888888"/>
+          <w:sz w:val="18"/>
+        </w:rPr>
+        <w:t>来源:GameLook | 时间:08-11 12:00</w:t>
+      </w:r>
+    </w:p>
+    <w:p>
+      <w:r>
+        <w:rPr>
+          <w:rFonts w:ascii="Times New Roman" w:hAnsi="Times New Roman" w:eastAsia="宋体"/>
+          <w:sz w:val="18"/>
+        </w:rPr>
+        <w:t>链接:</w:t>
+      </w:r>
+      <w:hyperlink r:id="rId36">
+        <w:r>
+          <w:rPr>
+            <w:color w:val="0563C1"/>
+            <w:u w:val="single"/>
+          </w:rPr>
+          <w:t>组队整活游戏《BigWalk》Steam走红！暴走Walk之后，玩到被游戏感动？</w:t>
+        </w:r>
+      </w:hyperlink>
+    </w:p>
+    <w:p>
+      <w:pPr>
+        <w:pStyle w:val="Heading3"/>
+      </w:pPr>
+      <w:r>
+        <w:rPr>
+          <w:rFonts w:ascii="Times New Roman" w:hAnsi="Times New Roman" w:eastAsia="黑体"/>
+          <w:b w:val="0"/>
+          <w:color w:val="888888"/>
+          <w:sz w:val="24"/>
+        </w:rPr>
+        <w:t>【C级·参考】</w:t>
+      </w:r>
+      <w:r>
+        <w:rPr>
+          <w:rFonts w:ascii="Times New Roman" w:hAnsi="Times New Roman" w:eastAsia="黑体"/>
+          <w:b w:val="0"/>
+          <w:color w:val="888888"/>
+          <w:sz w:val="24"/>
+        </w:rPr>
+        <w:t>7月抖音小游戏畅销榜Top 100：《灵画师》登顶、《兵器王者》第二</w:t>
+      </w:r>
+    </w:p>
+    <w:p>
+      <w:r>
+        <w:rPr>
+          <w:rFonts w:ascii="Times New Roman" w:hAnsi="Times New Roman" w:eastAsia="宋体"/>
+          <w:color w:val="888888"/>
+          <w:sz w:val="18"/>
+        </w:rPr>
+        <w:t>来源:GameLook | 时间:08-11 09:30</w:t>
       </w:r>
     </w:p>
     <w:p>
@@ -1802,9 +1578,26 @@
             <w:color w:val="0563C1"/>
             <w:u w:val="single"/>
           </w:rPr>
-          <w:t>修手机游戏机能减压？《维修物语》Steam火了！玩家当上“赛博华佗”</w:t>
+          <w:t>7月抖音小游戏畅销榜Top 100：《灵画师》登顶、《兵器王者》第二</w:t>
         </w:r>
       </w:hyperlink>
+    </w:p>
+    <w:p>
+      <w:pPr>
+        <w:pStyle w:val="Heading2"/>
+      </w:pPr>
+      <w:r>
+        <w:rPr>
+          <w:rFonts w:ascii="Times New Roman" w:hAnsi="Times New Roman" w:eastAsia="黑体"/>
+          <w:sz w:val="28"/>
+        </w:rPr>
+        <w:t>消费/以旧换新/新餐饮</w:t>
+      </w:r>
+    </w:p>
+    <w:p>
+      <w:r>
+        <w:t>本线口暂无重要更新</w:t>
+      </w:r>
     </w:p>
     <w:p>
       <w:pPr>
@@ -1832,7 +1625,7 @@
           <w:rFonts w:ascii="Times New Roman" w:hAnsi="Times New Roman" w:eastAsia="宋体"/>
           <w:sz w:val="18"/>
         </w:rPr>
-        <w:t>IT之家(60)、GameLook(14)、HackerNews(5)、Bing新闻(7)</w:t>
+        <w:t>IT之家(59)、GameLook(14)、HackerNews(3)、Bing新闻(8)</w:t>
       </w:r>
     </w:p>
     <w:p>

--- a/briefings/线口监测午报-2026-08-12.docx
+++ b/briefings/线口监测午报-2026-08-12.docx
@@ -22,7 +22,7 @@
           <w:color w:val="888888"/>
           <w:sz w:val="18"/>
         </w:rPr>
-        <w:t>监测窗口:近48小时 | 生成时间:2026-08-12 18:42</w:t>
+        <w:t>监测窗口:近48小时 | 生成时间:2026-08-12 19:12</w:t>
       </w:r>
     </w:p>
     <w:p>
@@ -36,6 +36,161 @@
           <w:sz w:val="28"/>
         </w:rPr>
         <w:t>今日要闻速览</w:t>
+      </w:r>
+    </w:p>
+    <w:p>
+      <w:r>
+        <w:rPr>
+          <w:rFonts w:ascii="Times New Roman" w:hAnsi="Times New Roman" w:eastAsia="宋体"/>
+          <w:b/>
+          <w:sz w:val="21"/>
+        </w:rPr>
+        <w:t xml:space="preserve">1. </w:t>
+      </w:r>
+      <w:r>
+        <w:rPr>
+          <w:rFonts w:ascii="Times New Roman" w:hAnsi="Times New Roman" w:eastAsia="宋体"/>
+          <w:b/>
+          <w:color w:val="41D87E"/>
+          <w:sz w:val="21"/>
+        </w:rPr>
+        <w:t>【本地】</w:t>
+      </w:r>
+      <w:r>
+        <w:rPr>
+          <w:rFonts w:ascii="Times New Roman" w:hAnsi="Times New Roman" w:eastAsia="宋体"/>
+          <w:sz w:val="21"/>
+        </w:rPr>
+        <w:t>华为启动 AIPL 基线合作伙伴计划，联合打造可复制、可规模化推广的 AI 实践教学方案——华为在深圳启动AI实践实验室（AIPL）基线合作伙伴计划，联合教育信息化服务商共建AI教学方案，推动高校AI人才培养标准化、规模化落地。(IT之家)</w:t>
+      </w:r>
+    </w:p>
+    <w:p>
+      <w:r>
+        <w:rPr>
+          <w:rFonts w:ascii="Times New Roman" w:hAnsi="Times New Roman" w:eastAsia="宋体"/>
+          <w:b/>
+          <w:sz w:val="21"/>
+        </w:rPr>
+        <w:t xml:space="preserve">2. </w:t>
+      </w:r>
+      <w:r>
+        <w:rPr>
+          <w:rFonts w:ascii="Times New Roman" w:hAnsi="Times New Roman" w:eastAsia="宋体"/>
+          <w:b/>
+          <w:color w:val="41D87E"/>
+          <w:sz w:val="21"/>
+        </w:rPr>
+        <w:t>【本地】</w:t>
+      </w:r>
+      <w:r>
+        <w:rPr>
+          <w:rFonts w:ascii="Times New Roman" w:hAnsi="Times New Roman" w:eastAsia="宋体"/>
+          <w:sz w:val="21"/>
+        </w:rPr>
+        <w:t>华为之外第一：深开鸿贡献 OpenHarmony 主干代码突破 1000 万行——深圳开鸿数字产业公司宣布贡献OpenHarmony主干代码超1000万行，成为华为外最大开源贡献者，彰显大湾区在国产操作系统根技术领域的核心支撑力。(IT之家)</w:t>
+      </w:r>
+    </w:p>
+    <w:p>
+      <w:r>
+        <w:rPr>
+          <w:rFonts w:ascii="Times New Roman" w:hAnsi="Times New Roman" w:eastAsia="宋体"/>
+          <w:b/>
+          <w:sz w:val="21"/>
+        </w:rPr>
+        <w:t xml:space="preserve">3. </w:t>
+      </w:r>
+      <w:r>
+        <w:rPr>
+          <w:rFonts w:ascii="Times New Roman" w:hAnsi="Times New Roman" w:eastAsia="宋体"/>
+          <w:b/>
+          <w:color w:val="41D87E"/>
+          <w:sz w:val="21"/>
+        </w:rPr>
+        <w:t>【本地】</w:t>
+      </w:r>
+      <w:r>
+        <w:rPr>
+          <w:rFonts w:ascii="Times New Roman" w:hAnsi="Times New Roman" w:eastAsia="宋体"/>
+          <w:sz w:val="21"/>
+        </w:rPr>
+        <w:t>港澳两地跨境直通客运线路首次应用新能源客车，中通 H12 增程客车投运“港澳快线”——中通H12增程客车正式投入港珠澳大桥‘港澳快线’，系港澳跨境直通客运线路首次批量应用新能源客车，体现大湾区绿色交通一体化实质性突破。(IT之家)</w:t>
+      </w:r>
+    </w:p>
+    <w:p>
+      <w:r>
+        <w:rPr>
+          <w:rFonts w:ascii="Times New Roman" w:hAnsi="Times New Roman" w:eastAsia="宋体"/>
+          <w:b/>
+          <w:sz w:val="21"/>
+        </w:rPr>
+        <w:t xml:space="preserve">4. </w:t>
+      </w:r>
+      <w:r>
+        <w:rPr>
+          <w:rFonts w:ascii="Times New Roman" w:hAnsi="Times New Roman" w:eastAsia="宋体"/>
+          <w:b/>
+          <w:color w:val="41D87E"/>
+          <w:sz w:val="21"/>
+        </w:rPr>
+        <w:t>【本地】</w:t>
+      </w:r>
+      <w:r>
+        <w:rPr>
+          <w:rFonts w:ascii="Times New Roman" w:hAnsi="Times New Roman" w:eastAsia="宋体"/>
+          <w:sz w:val="21"/>
+        </w:rPr>
+        <w:t>我国汽车出口连续两个月突破 100 万辆，延续强劲增长态势——7月中国汽车出口达104.3万辆，同比增长81.3%，新能源车占比超50%，印证‘新三样’出海进入规模化爆发期，广东车企（比亚迪、广汽）为重要贡献方。(IT之家)</w:t>
+      </w:r>
+    </w:p>
+    <w:p>
+      <w:r>
+        <w:rPr>
+          <w:rFonts w:ascii="Times New Roman" w:hAnsi="Times New Roman" w:eastAsia="宋体"/>
+          <w:b/>
+          <w:sz w:val="21"/>
+        </w:rPr>
+        <w:t xml:space="preserve">5. </w:t>
+      </w:r>
+      <w:r>
+        <w:rPr>
+          <w:rFonts w:ascii="Times New Roman" w:hAnsi="Times New Roman" w:eastAsia="宋体"/>
+          <w:sz w:val="21"/>
+        </w:rPr>
+        <w:t>宇树科技宣布人形机器人累计下线约 18000 台——杭州宇树科技披露其双足人形机器人累计量产下线约18000台，创国内单厂商人形机器人量产新高，标志商业化进程从实验室迈向规模化交付阶段。(IT之家)</w:t>
+      </w:r>
+    </w:p>
+    <w:p>
+      <w:r>
+        <w:rPr>
+          <w:rFonts w:ascii="Times New Roman" w:hAnsi="Times New Roman" w:eastAsia="宋体"/>
+          <w:b/>
+          <w:sz w:val="21"/>
+        </w:rPr>
+        <w:t xml:space="preserve">6. </w:t>
+      </w:r>
+      <w:r>
+        <w:rPr>
+          <w:rFonts w:ascii="Times New Roman" w:hAnsi="Times New Roman" w:eastAsia="宋体"/>
+          <w:sz w:val="21"/>
+        </w:rPr>
+        <w:t>抵达乌兰巴托，国产大飞机 C919 成功首飞国际商业航线——国航C919执飞CA723航班成功降落蒙古乌兰巴托，实现C919首次国际商业航线飞行，标志着中国民机出海迈出关键一步，具备全球运营能力。(IT之家)</w:t>
+      </w:r>
+    </w:p>
+    <w:p>
+      <w:r>
+        <w:rPr>
+          <w:rFonts w:ascii="Times New Roman" w:hAnsi="Times New Roman" w:eastAsia="宋体"/>
+          <w:b/>
+          <w:sz w:val="21"/>
+        </w:rPr>
+        <w:t xml:space="preserve">7. </w:t>
+      </w:r>
+      <w:r>
+        <w:rPr>
+          <w:rFonts w:ascii="Times New Roman" w:hAnsi="Times New Roman" w:eastAsia="宋体"/>
+          <w:sz w:val="21"/>
+        </w:rPr>
+        <w:t>AI眼镜从“极客玩具”走向“全民新宠”——AI眼镜正突破小众圈层，百元级产品涌现、渠道下沉加速，上海南京东路千问旗舰店落地标志其进入专业验配与大众消费双轨通道，隐私安全问题同步引发关注。(Bing新闻)</w:t>
       </w:r>
     </w:p>
     <w:p>
@@ -57,20 +212,20 @@
       <w:r>
         <w:rPr>
           <w:rFonts w:ascii="Times New Roman" w:hAnsi="Times New Roman" w:eastAsia="黑体"/>
-          <w:b w:val="0"/>
-          <w:color w:val="888888"/>
+          <w:b/>
+          <w:color w:val="41D87E"/>
           <w:sz w:val="24"/>
         </w:rPr>
-        <w:t>【C级·参考】</w:t>
+        <w:t>【A级·线索|本地】</w:t>
       </w:r>
       <w:r>
         <w:rPr>
           <w:rFonts w:ascii="Times New Roman" w:hAnsi="Times New Roman" w:eastAsia="黑体"/>
-          <w:b w:val="0"/>
-          <w:color w:val="888888"/>
+          <w:b/>
+          <w:color w:val="41D87E"/>
           <w:sz w:val="24"/>
         </w:rPr>
-        <w:t>芝加哥商品交易所计划推出 NVIDIA AI GPU 租赁价格指数期货</w:t>
+        <w:t>华为启动 AIPL 基线合作伙伴计划，联合打造可复制、可规模化推广的 AI 实践教学方案</w:t>
       </w:r>
     </w:p>
     <w:p>
@@ -80,7 +235,22 @@
           <w:color w:val="888888"/>
           <w:sz w:val="18"/>
         </w:rPr>
-        <w:t>来源:IT之家 | 时间:08-12 17:52</w:t>
+        <w:t>来源:IT之家 | 时间:08-12 15:58</w:t>
+      </w:r>
+    </w:p>
+    <w:p>
+      <w:r>
+        <w:t>华为在深圳启动AI实践实验室（AIPL）基线合作伙伴计划，联合教育信息化服务商共建AI教学方案，推动高校AI人才培养标准化、规模化落地。</w:t>
+      </w:r>
+    </w:p>
+    <w:p>
+      <w:r>
+        <w:rPr>
+          <w:rFonts w:ascii="Times New Roman" w:hAnsi="Times New Roman" w:eastAsia="宋体"/>
+          <w:i/>
+          <w:sz w:val="21"/>
+        </w:rPr>
+        <w:t>角度建议:聚焦广州高校（如中山大学、华南理工）参与情况，挖掘广东‘人工智能+教育’产教融合标杆案例</w:t>
       </w:r>
     </w:p>
     <w:p>
@@ -97,7 +267,897 @@
             <w:color w:val="0563C1"/>
             <w:u w:val="single"/>
           </w:rPr>
-          <w:t>芝加哥商品交易所计划推出 NVIDIA AI GPU 租赁价格指数期货</w:t>
+          <w:t>华为启动 AIPL 基线合作伙伴计划，联合打造可复制、可规模化推广的 AI 实践教学方案</w:t>
+        </w:r>
+      </w:hyperlink>
+    </w:p>
+    <w:p>
+      <w:pPr>
+        <w:pStyle w:val="Heading3"/>
+      </w:pPr>
+      <w:r>
+        <w:rPr>
+          <w:rFonts w:ascii="Times New Roman" w:hAnsi="Times New Roman" w:eastAsia="黑体"/>
+          <w:b/>
+          <w:color w:val="41D87E"/>
+          <w:sz w:val="24"/>
+        </w:rPr>
+        <w:t>【A级·线索|本地】</w:t>
+      </w:r>
+      <w:r>
+        <w:rPr>
+          <w:rFonts w:ascii="Times New Roman" w:hAnsi="Times New Roman" w:eastAsia="黑体"/>
+          <w:b/>
+          <w:color w:val="41D87E"/>
+          <w:sz w:val="24"/>
+        </w:rPr>
+        <w:t>华为之外第一：深开鸿贡献 OpenHarmony 主干代码突破 1000 万行</w:t>
+      </w:r>
+    </w:p>
+    <w:p>
+      <w:r>
+        <w:rPr>
+          <w:rFonts w:ascii="Times New Roman" w:hAnsi="Times New Roman" w:eastAsia="宋体"/>
+          <w:color w:val="888888"/>
+          <w:sz w:val="18"/>
+        </w:rPr>
+        <w:t>来源:IT之家 | 时间:08-12 16:07</w:t>
+      </w:r>
+    </w:p>
+    <w:p>
+      <w:r>
+        <w:t>深圳开鸿数字产业公司宣布贡献OpenHarmony主干代码超1000万行，成为华为外最大开源贡献者，彰显大湾区在国产操作系统根技术领域的核心支撑力。</w:t>
+      </w:r>
+    </w:p>
+    <w:p>
+      <w:r>
+        <w:rPr>
+          <w:rFonts w:ascii="Times New Roman" w:hAnsi="Times New Roman" w:eastAsia="宋体"/>
+          <w:i/>
+          <w:sz w:val="21"/>
+        </w:rPr>
+        <w:t>角度建议:突出深圳+广州双核驱动，专访深开鸿及广州鸿蒙生态企业（如广电运通），解析OpenHarmony在政务、金融等本地关键场景落地实效</w:t>
+      </w:r>
+    </w:p>
+    <w:p>
+      <w:r>
+        <w:rPr>
+          <w:rFonts w:ascii="Times New Roman" w:hAnsi="Times New Roman" w:eastAsia="宋体"/>
+          <w:sz w:val="18"/>
+        </w:rPr>
+        <w:t>链接:</w:t>
+      </w:r>
+      <w:hyperlink r:id="rId10">
+        <w:r>
+          <w:rPr>
+            <w:color w:val="0563C1"/>
+            <w:u w:val="single"/>
+          </w:rPr>
+          <w:t>华为之外第一：深开鸿贡献 OpenHarmony 主干代码突破 1000 万行</w:t>
+        </w:r>
+      </w:hyperlink>
+    </w:p>
+    <w:p>
+      <w:pPr>
+        <w:pStyle w:val="Heading3"/>
+      </w:pPr>
+      <w:r>
+        <w:rPr>
+          <w:rFonts w:ascii="Times New Roman" w:hAnsi="Times New Roman" w:eastAsia="黑体"/>
+          <w:b/>
+          <w:sz w:val="24"/>
+        </w:rPr>
+        <w:t>【B级·关注】</w:t>
+      </w:r>
+      <w:r>
+        <w:rPr>
+          <w:rFonts w:ascii="Times New Roman" w:hAnsi="Times New Roman" w:eastAsia="黑体"/>
+          <w:b/>
+          <w:sz w:val="24"/>
+        </w:rPr>
+        <w:t>Manus 开启限时免费活动：8 月 26 日前 Manus 1.6/Lite 全球免费用</w:t>
+      </w:r>
+    </w:p>
+    <w:p>
+      <w:r>
+        <w:rPr>
+          <w:rFonts w:ascii="Times New Roman" w:hAnsi="Times New Roman" w:eastAsia="宋体"/>
+          <w:color w:val="888888"/>
+          <w:sz w:val="18"/>
+        </w:rPr>
+        <w:t>来源:IT之家 | 时间:08-12 18:09</w:t>
+      </w:r>
+    </w:p>
+    <w:p>
+      <w:r>
+        <w:t>国产AI智能体平台Manus宣布全球限时免费开放1.6/Lite版本，活动至8月25日结束，降低开发者与普通用户使用门槛，反映国内AI Agent工具正加速普及化、平民化。</w:t>
+      </w:r>
+    </w:p>
+    <w:p>
+      <w:r>
+        <w:rPr>
+          <w:rFonts w:ascii="Times New Roman" w:hAnsi="Times New Roman" w:eastAsia="宋体"/>
+          <w:i/>
+          <w:sz w:val="21"/>
+        </w:rPr>
+        <w:t>角度建议:可联动广州人工智能企业（如云从、小鹏AI）探讨本土AI智能体生态落地进展及中小企业接入实践</w:t>
+      </w:r>
+    </w:p>
+    <w:p>
+      <w:r>
+        <w:rPr>
+          <w:rFonts w:ascii="Times New Roman" w:hAnsi="Times New Roman" w:eastAsia="宋体"/>
+          <w:sz w:val="18"/>
+        </w:rPr>
+        <w:t>链接:</w:t>
+      </w:r>
+      <w:hyperlink r:id="rId11">
+        <w:r>
+          <w:rPr>
+            <w:color w:val="0563C1"/>
+            <w:u w:val="single"/>
+          </w:rPr>
+          <w:t>Manus 开启限时免费活动：8 月 26 日前 Manus 1.6/Lite 全球免费用</w:t>
+        </w:r>
+      </w:hyperlink>
+    </w:p>
+    <w:p>
+      <w:pPr>
+        <w:pStyle w:val="Heading3"/>
+      </w:pPr>
+      <w:r>
+        <w:rPr>
+          <w:rFonts w:ascii="Times New Roman" w:hAnsi="Times New Roman" w:eastAsia="黑体"/>
+          <w:b/>
+          <w:sz w:val="24"/>
+        </w:rPr>
+        <w:t>【B级·关注】</w:t>
+      </w:r>
+      <w:r>
+        <w:rPr>
+          <w:rFonts w:ascii="Times New Roman" w:hAnsi="Times New Roman" w:eastAsia="黑体"/>
+          <w:b/>
+          <w:sz w:val="24"/>
+        </w:rPr>
+        <w:t>专家警示医学生过度依赖 AI：或从一开始就无法形成诊疗推理能力</w:t>
+      </w:r>
+    </w:p>
+    <w:p>
+      <w:r>
+        <w:rPr>
+          <w:rFonts w:ascii="Times New Roman" w:hAnsi="Times New Roman" w:eastAsia="宋体"/>
+          <w:color w:val="888888"/>
+          <w:sz w:val="18"/>
+        </w:rPr>
+        <w:t>来源:IT之家 | 时间:08-12 17:36</w:t>
+      </w:r>
+    </w:p>
+    <w:p>
+      <w:r>
+        <w:t>斯坦福与约翰斯·霍普金斯专家联合警示AI在医学教育中滥用风险，指出过度依赖将损害临床推理能力培养，引发对AI伦理边界与专业教育底线的深层讨论。</w:t>
+      </w:r>
+    </w:p>
+    <w:p>
+      <w:r>
+        <w:rPr>
+          <w:rFonts w:ascii="Times New Roman" w:hAnsi="Times New Roman" w:eastAsia="宋体"/>
+          <w:i/>
+          <w:sz w:val="21"/>
+        </w:rPr>
+        <w:t>角度建议:可采访广州医科大学、南方医等本地医学院校，梳理粤港澳大湾区AI医疗教育规范探索现状</w:t>
+      </w:r>
+    </w:p>
+    <w:p>
+      <w:r>
+        <w:rPr>
+          <w:rFonts w:ascii="Times New Roman" w:hAnsi="Times New Roman" w:eastAsia="宋体"/>
+          <w:sz w:val="18"/>
+        </w:rPr>
+        <w:t>链接:</w:t>
+      </w:r>
+      <w:hyperlink r:id="rId12">
+        <w:r>
+          <w:rPr>
+            <w:color w:val="0563C1"/>
+            <w:u w:val="single"/>
+          </w:rPr>
+          <w:t>专家警示医学生过度依赖 AI：或从一开始就无法形成诊疗推理能力</w:t>
+        </w:r>
+      </w:hyperlink>
+    </w:p>
+    <w:p>
+      <w:pPr>
+        <w:pStyle w:val="Heading3"/>
+      </w:pPr>
+      <w:r>
+        <w:rPr>
+          <w:rFonts w:ascii="Times New Roman" w:hAnsi="Times New Roman" w:eastAsia="黑体"/>
+          <w:b/>
+          <w:sz w:val="24"/>
+        </w:rPr>
+        <w:t>【B级·关注】</w:t>
+      </w:r>
+      <w:r>
+        <w:rPr>
+          <w:rFonts w:ascii="Times New Roman" w:hAnsi="Times New Roman" w:eastAsia="黑体"/>
+          <w:b/>
+          <w:sz w:val="24"/>
+        </w:rPr>
+        <w:t>字节跳动为豆包推出在校大学生专属优惠活动：2.5 倍免费额度，专业版 38 元 / 月起</w:t>
+      </w:r>
+    </w:p>
+    <w:p>
+      <w:r>
+        <w:rPr>
+          <w:rFonts w:ascii="Times New Roman" w:hAnsi="Times New Roman" w:eastAsia="宋体"/>
+          <w:color w:val="888888"/>
+          <w:sz w:val="18"/>
+        </w:rPr>
+        <w:t>来源:IT之家 | 时间:08-12 18:03</w:t>
+      </w:r>
+    </w:p>
+    <w:p>
+      <w:r>
+        <w:t>豆包面向全国大学生推出认证优惠，免费额度提升至2.5倍，专业版月费降至38元，凸显大模型应用向校园场景深度渗透，强化学生群体AI素养培育入口。</w:t>
+      </w:r>
+    </w:p>
+    <w:p>
+      <w:r>
+        <w:rPr>
+          <w:rFonts w:ascii="Times New Roman" w:hAnsi="Times New Roman" w:eastAsia="宋体"/>
+          <w:i/>
+          <w:sz w:val="21"/>
+        </w:rPr>
+        <w:t>角度建议:结合广东高校密集优势，调研广工、暨大等校AI工具使用率及课程融合案例</w:t>
+      </w:r>
+    </w:p>
+    <w:p>
+      <w:r>
+        <w:rPr>
+          <w:rFonts w:ascii="Times New Roman" w:hAnsi="Times New Roman" w:eastAsia="宋体"/>
+          <w:sz w:val="18"/>
+        </w:rPr>
+        <w:t>链接:</w:t>
+      </w:r>
+      <w:hyperlink r:id="rId13">
+        <w:r>
+          <w:rPr>
+            <w:color w:val="0563C1"/>
+            <w:u w:val="single"/>
+          </w:rPr>
+          <w:t>字节跳动为豆包推出在校大学生专属优惠活动：2.5 倍免费额度，专业版 38 元 / 月起</w:t>
+        </w:r>
+      </w:hyperlink>
+    </w:p>
+    <w:p>
+      <w:pPr>
+        <w:pStyle w:val="Heading2"/>
+      </w:pPr>
+      <w:r>
+        <w:rPr>
+          <w:rFonts w:ascii="Times New Roman" w:hAnsi="Times New Roman" w:eastAsia="黑体"/>
+          <w:sz w:val="28"/>
+        </w:rPr>
+        <w:t>机器人/AI硬件</w:t>
+      </w:r>
+    </w:p>
+    <w:p>
+      <w:pPr>
+        <w:pStyle w:val="Heading3"/>
+      </w:pPr>
+      <w:r>
+        <w:rPr>
+          <w:rFonts w:ascii="Times New Roman" w:hAnsi="Times New Roman" w:eastAsia="黑体"/>
+          <w:b/>
+          <w:color w:val="41D87E"/>
+          <w:sz w:val="24"/>
+        </w:rPr>
+        <w:t>【A级·线索】</w:t>
+      </w:r>
+      <w:r>
+        <w:rPr>
+          <w:rFonts w:ascii="Times New Roman" w:hAnsi="Times New Roman" w:eastAsia="黑体"/>
+          <w:b/>
+          <w:color w:val="41D87E"/>
+          <w:sz w:val="24"/>
+        </w:rPr>
+        <w:t>宇树科技宣布人形机器人累计下线约 18000 台</w:t>
+      </w:r>
+    </w:p>
+    <w:p>
+      <w:r>
+        <w:rPr>
+          <w:rFonts w:ascii="Times New Roman" w:hAnsi="Times New Roman" w:eastAsia="宋体"/>
+          <w:color w:val="888888"/>
+          <w:sz w:val="18"/>
+        </w:rPr>
+        <w:t>来源:IT之家 | 时间:08-12 17:08</w:t>
+      </w:r>
+    </w:p>
+    <w:p>
+      <w:r>
+        <w:t>杭州宇树科技披露其双足人形机器人累计量产下线约18000台，创国内单厂商人形机器人量产新高，标志商业化进程从实验室迈向规模化交付阶段。</w:t>
+      </w:r>
+    </w:p>
+    <w:p>
+      <w:r>
+        <w:rPr>
+          <w:rFonts w:ascii="Times New Roman" w:hAnsi="Times New Roman" w:eastAsia="宋体"/>
+          <w:i/>
+          <w:sz w:val="21"/>
+        </w:rPr>
+        <w:t>角度建议:联动广州机器人企业（如云鲸、优必选华南团队）、黄埔区智能装备产业园，对比分析大湾区人形机器人产业链协同进展</w:t>
+      </w:r>
+    </w:p>
+    <w:p>
+      <w:r>
+        <w:rPr>
+          <w:rFonts w:ascii="Times New Roman" w:hAnsi="Times New Roman" w:eastAsia="宋体"/>
+          <w:sz w:val="18"/>
+        </w:rPr>
+        <w:t>链接:</w:t>
+      </w:r>
+      <w:hyperlink r:id="rId14">
+        <w:r>
+          <w:rPr>
+            <w:color w:val="0563C1"/>
+            <w:u w:val="single"/>
+          </w:rPr>
+          <w:t>宇树科技宣布人形机器人累计下线约 18000 台</w:t>
+        </w:r>
+      </w:hyperlink>
+    </w:p>
+    <w:p>
+      <w:pPr>
+        <w:pStyle w:val="Heading2"/>
+      </w:pPr>
+      <w:r>
+        <w:rPr>
+          <w:rFonts w:ascii="Times New Roman" w:hAnsi="Times New Roman" w:eastAsia="黑体"/>
+          <w:sz w:val="28"/>
+        </w:rPr>
+        <w:t>无人驾驶/低空/智慧出行</w:t>
+      </w:r>
+    </w:p>
+    <w:p>
+      <w:pPr>
+        <w:pStyle w:val="Heading3"/>
+      </w:pPr>
+      <w:r>
+        <w:rPr>
+          <w:rFonts w:ascii="Times New Roman" w:hAnsi="Times New Roman" w:eastAsia="黑体"/>
+          <w:b/>
+          <w:color w:val="41D87E"/>
+          <w:sz w:val="24"/>
+        </w:rPr>
+        <w:t>【A级·线索|本地】</w:t>
+      </w:r>
+      <w:r>
+        <w:rPr>
+          <w:rFonts w:ascii="Times New Roman" w:hAnsi="Times New Roman" w:eastAsia="黑体"/>
+          <w:b/>
+          <w:color w:val="41D87E"/>
+          <w:sz w:val="24"/>
+        </w:rPr>
+        <w:t>港澳两地跨境直通客运线路首次应用新能源客车，中通 H12 增程客车投运“港澳快线”</w:t>
+      </w:r>
+    </w:p>
+    <w:p>
+      <w:r>
+        <w:rPr>
+          <w:rFonts w:ascii="Times New Roman" w:hAnsi="Times New Roman" w:eastAsia="宋体"/>
+          <w:color w:val="888888"/>
+          <w:sz w:val="18"/>
+        </w:rPr>
+        <w:t>来源:IT之家 | 时间:08-12 18:30</w:t>
+      </w:r>
+    </w:p>
+    <w:p>
+      <w:r>
+        <w:t>中通H12增程客车正式投入港珠澳大桥‘港澳快线’，系港澳跨境直通客运线路首次批量应用新能源客车，体现大湾区绿色交通一体化实质性突破。</w:t>
+      </w:r>
+    </w:p>
+    <w:p>
+      <w:r>
+        <w:rPr>
+          <w:rFonts w:ascii="Times New Roman" w:hAnsi="Times New Roman" w:eastAsia="宋体"/>
+          <w:i/>
+          <w:sz w:val="21"/>
+        </w:rPr>
+        <w:t>角度建议:实地探访广州南站/珠海口岸接驳点，追踪粤港新能源客运标准互认、充换电基建协同等深水区议题</w:t>
+      </w:r>
+    </w:p>
+    <w:p>
+      <w:r>
+        <w:rPr>
+          <w:rFonts w:ascii="Times New Roman" w:hAnsi="Times New Roman" w:eastAsia="宋体"/>
+          <w:sz w:val="18"/>
+        </w:rPr>
+        <w:t>链接:</w:t>
+      </w:r>
+      <w:hyperlink r:id="rId15">
+        <w:r>
+          <w:rPr>
+            <w:color w:val="0563C1"/>
+            <w:u w:val="single"/>
+          </w:rPr>
+          <w:t>港澳两地跨境直通客运线路首次应用新能源客车，中通 H12 增程客车投运“港澳快线”</w:t>
+        </w:r>
+      </w:hyperlink>
+    </w:p>
+    <w:p>
+      <w:pPr>
+        <w:pStyle w:val="Heading3"/>
+      </w:pPr>
+      <w:r>
+        <w:rPr>
+          <w:rFonts w:ascii="Times New Roman" w:hAnsi="Times New Roman" w:eastAsia="黑体"/>
+          <w:b/>
+          <w:color w:val="41D87E"/>
+          <w:sz w:val="24"/>
+        </w:rPr>
+        <w:t>【A级·线索】</w:t>
+      </w:r>
+      <w:r>
+        <w:rPr>
+          <w:rFonts w:ascii="Times New Roman" w:hAnsi="Times New Roman" w:eastAsia="黑体"/>
+          <w:b/>
+          <w:color w:val="41D87E"/>
+          <w:sz w:val="24"/>
+        </w:rPr>
+        <w:t>抵达乌兰巴托，国产大飞机 C919 成功首飞国际商业航线</w:t>
+      </w:r>
+    </w:p>
+    <w:p>
+      <w:r>
+        <w:rPr>
+          <w:rFonts w:ascii="Times New Roman" w:hAnsi="Times New Roman" w:eastAsia="宋体"/>
+          <w:color w:val="888888"/>
+          <w:sz w:val="18"/>
+        </w:rPr>
+        <w:t>来源:IT之家 | 时间:08-12 18:12</w:t>
+      </w:r>
+    </w:p>
+    <w:p>
+      <w:r>
+        <w:t>国航C919执飞CA723航班成功降落蒙古乌兰巴托，实现C919首次国际商业航线飞行，标志着中国民机出海迈出关键一步，具备全球运营能力。</w:t>
+      </w:r>
+    </w:p>
+    <w:p>
+      <w:r>
+        <w:rPr>
+          <w:rFonts w:ascii="Times New Roman" w:hAnsi="Times New Roman" w:eastAsia="宋体"/>
+          <w:i/>
+          <w:sz w:val="21"/>
+        </w:rPr>
+        <w:t>角度建议:关联广州白云机场作为C919重要运营基地，采访南航、九元航空等驻穗航司对C919引进及国际航线规划</w:t>
+      </w:r>
+    </w:p>
+    <w:p>
+      <w:r>
+        <w:rPr>
+          <w:rFonts w:ascii="Times New Roman" w:hAnsi="Times New Roman" w:eastAsia="宋体"/>
+          <w:sz w:val="18"/>
+        </w:rPr>
+        <w:t>链接:</w:t>
+      </w:r>
+      <w:hyperlink r:id="rId16">
+        <w:r>
+          <w:rPr>
+            <w:color w:val="0563C1"/>
+            <w:u w:val="single"/>
+          </w:rPr>
+          <w:t>抵达乌兰巴托，国产大飞机 C919 成功首飞国际商业航线</w:t>
+        </w:r>
+      </w:hyperlink>
+    </w:p>
+    <w:p>
+      <w:pPr>
+        <w:pStyle w:val="Heading3"/>
+      </w:pPr>
+      <w:r>
+        <w:rPr>
+          <w:rFonts w:ascii="Times New Roman" w:hAnsi="Times New Roman" w:eastAsia="黑体"/>
+          <w:b/>
+          <w:sz w:val="24"/>
+        </w:rPr>
+        <w:t>【B级·关注】</w:t>
+      </w:r>
+      <w:r>
+        <w:rPr>
+          <w:rFonts w:ascii="Times New Roman" w:hAnsi="Times New Roman" w:eastAsia="黑体"/>
+          <w:b/>
+          <w:sz w:val="24"/>
+        </w:rPr>
+        <w:t>全新一代智己 L6 × Prof. Jimmy Choo 周仰杰高定限量版汽车官图公布</w:t>
+      </w:r>
+    </w:p>
+    <w:p>
+      <w:r>
+        <w:rPr>
+          <w:rFonts w:ascii="Times New Roman" w:hAnsi="Times New Roman" w:eastAsia="宋体"/>
+          <w:color w:val="888888"/>
+          <w:sz w:val="18"/>
+        </w:rPr>
+        <w:t>来源:IT之家 | 时间:08-12 18:58</w:t>
+      </w:r>
+    </w:p>
+    <w:p>
+      <w:r>
+        <w:t>智己汽车联合国际时尚大师周仰杰推出L6高定限量版，以跨界设计强化智能电动车品牌溢价能力，反映新势力车企从技术竞争转向文化价值输出。</w:t>
+      </w:r>
+    </w:p>
+    <w:p>
+      <w:r>
+        <w:rPr>
+          <w:rFonts w:ascii="Times New Roman" w:hAnsi="Times New Roman" w:eastAsia="宋体"/>
+          <w:i/>
+          <w:sz w:val="21"/>
+        </w:rPr>
+        <w:t>角度建议:可延伸至广汽埃安、小鹏MONA等广州车企高端化路径对比，探讨湾区智造与时尚IP融合新模式</w:t>
+      </w:r>
+    </w:p>
+    <w:p>
+      <w:r>
+        <w:rPr>
+          <w:rFonts w:ascii="Times New Roman" w:hAnsi="Times New Roman" w:eastAsia="宋体"/>
+          <w:sz w:val="18"/>
+        </w:rPr>
+        <w:t>链接:</w:t>
+      </w:r>
+      <w:hyperlink r:id="rId17">
+        <w:r>
+          <w:rPr>
+            <w:color w:val="0563C1"/>
+            <w:u w:val="single"/>
+          </w:rPr>
+          <w:t>全新一代智己 L6 × Prof. Jimmy Choo 周仰杰高定限量版汽车官图公布</w:t>
+        </w:r>
+      </w:hyperlink>
+    </w:p>
+    <w:p>
+      <w:pPr>
+        <w:pStyle w:val="Heading2"/>
+      </w:pPr>
+      <w:r>
+        <w:rPr>
+          <w:rFonts w:ascii="Times New Roman" w:hAnsi="Times New Roman" w:eastAsia="黑体"/>
+          <w:sz w:val="28"/>
+        </w:rPr>
+        <w:t>电商/直播/即时零售</w:t>
+      </w:r>
+    </w:p>
+    <w:p>
+      <w:pPr>
+        <w:pStyle w:val="Heading3"/>
+      </w:pPr>
+      <w:r>
+        <w:rPr>
+          <w:rFonts w:ascii="Times New Roman" w:hAnsi="Times New Roman" w:eastAsia="黑体"/>
+          <w:b/>
+          <w:color w:val="41D87E"/>
+          <w:sz w:val="24"/>
+        </w:rPr>
+        <w:t>【A级·线索|本地】</w:t>
+      </w:r>
+      <w:r>
+        <w:rPr>
+          <w:rFonts w:ascii="Times New Roman" w:hAnsi="Times New Roman" w:eastAsia="黑体"/>
+          <w:b/>
+          <w:color w:val="41D87E"/>
+          <w:sz w:val="24"/>
+        </w:rPr>
+        <w:t>我国汽车出口连续两个月突破 100 万辆，延续强劲增长态势</w:t>
+      </w:r>
+    </w:p>
+    <w:p>
+      <w:r>
+        <w:rPr>
+          <w:rFonts w:ascii="Times New Roman" w:hAnsi="Times New Roman" w:eastAsia="宋体"/>
+          <w:color w:val="888888"/>
+          <w:sz w:val="18"/>
+        </w:rPr>
+        <w:t>来源:IT之家 | 时间:08-12 18:49</w:t>
+      </w:r>
+    </w:p>
+    <w:p>
+      <w:r>
+        <w:t>7月中国汽车出口达104.3万辆，同比增长81.3%，新能源车占比超50%，印证‘新三样’出海进入规模化爆发期，广东车企（比亚迪、广汽）为重要贡献方。</w:t>
+      </w:r>
+    </w:p>
+    <w:p>
+      <w:r>
+        <w:rPr>
+          <w:rFonts w:ascii="Times New Roman" w:hAnsi="Times New Roman" w:eastAsia="宋体"/>
+          <w:i/>
+          <w:sz w:val="21"/>
+        </w:rPr>
+        <w:t>角度建议:深挖广州南沙港汽车滚装出口数据、广汽埃安印尼工厂投产进展，呈现湾区汽车出海‘制造+服务+品牌’全链条</w:t>
+      </w:r>
+    </w:p>
+    <w:p>
+      <w:r>
+        <w:rPr>
+          <w:rFonts w:ascii="Times New Roman" w:hAnsi="Times New Roman" w:eastAsia="宋体"/>
+          <w:sz w:val="18"/>
+        </w:rPr>
+        <w:t>链接:</w:t>
+      </w:r>
+      <w:hyperlink r:id="rId18">
+        <w:r>
+          <w:rPr>
+            <w:color w:val="0563C1"/>
+            <w:u w:val="single"/>
+          </w:rPr>
+          <w:t>我国汽车出口连续两个月突破 100 万辆，延续强劲增长态势</w:t>
+        </w:r>
+      </w:hyperlink>
+    </w:p>
+    <w:p>
+      <w:pPr>
+        <w:pStyle w:val="Heading3"/>
+      </w:pPr>
+      <w:r>
+        <w:rPr>
+          <w:rFonts w:ascii="Times New Roman" w:hAnsi="Times New Roman" w:eastAsia="黑体"/>
+          <w:b/>
+          <w:sz w:val="24"/>
+        </w:rPr>
+        <w:t>【B级·关注|本地】</w:t>
+      </w:r>
+      <w:r>
+        <w:rPr>
+          <w:rFonts w:ascii="Times New Roman" w:hAnsi="Times New Roman" w:eastAsia="黑体"/>
+          <w:b/>
+          <w:sz w:val="24"/>
+        </w:rPr>
+        <w:t>沃尔玛入华 30 年：中国线上销售占比过半，CEO 称将持续加大在华投入</w:t>
+      </w:r>
+    </w:p>
+    <w:p>
+      <w:r>
+        <w:rPr>
+          <w:rFonts w:ascii="Times New Roman" w:hAnsi="Times New Roman" w:eastAsia="宋体"/>
+          <w:color w:val="888888"/>
+          <w:sz w:val="18"/>
+        </w:rPr>
+        <w:t>来源:IT之家 | 时间:08-12 16:29</w:t>
+      </w:r>
+    </w:p>
+    <w:p>
+      <w:r>
+        <w:t>沃尔玛中国在深圳庆祝入华30周年，宣布线上销售占比已超50%，并明确加码投资，凸显传统零售巨头全面拥抱数字化、深耕下沉市场的战略定力。</w:t>
+      </w:r>
+    </w:p>
+    <w:p>
+      <w:r>
+        <w:rPr>
+          <w:rFonts w:ascii="Times New Roman" w:hAnsi="Times New Roman" w:eastAsia="宋体"/>
+          <w:i/>
+          <w:sz w:val="21"/>
+        </w:rPr>
+        <w:t>角度建议:聚焦沃尔玛广州区域仓配体系升级、社区店数字化改造及与美团闪购等本地即时零售平台合作细节</w:t>
+      </w:r>
+    </w:p>
+    <w:p>
+      <w:r>
+        <w:rPr>
+          <w:rFonts w:ascii="Times New Roman" w:hAnsi="Times New Roman" w:eastAsia="宋体"/>
+          <w:sz w:val="18"/>
+        </w:rPr>
+        <w:t>链接:</w:t>
+      </w:r>
+      <w:hyperlink r:id="rId19">
+        <w:r>
+          <w:rPr>
+            <w:color w:val="0563C1"/>
+            <w:u w:val="single"/>
+          </w:rPr>
+          <w:t>沃尔玛入华 30 年：中国线上销售占比过半，CEO 称将持续加大在华投入</w:t>
+        </w:r>
+      </w:hyperlink>
+    </w:p>
+    <w:p>
+      <w:pPr>
+        <w:pStyle w:val="Heading2"/>
+      </w:pPr>
+      <w:r>
+        <w:rPr>
+          <w:rFonts w:ascii="Times New Roman" w:hAnsi="Times New Roman" w:eastAsia="黑体"/>
+          <w:sz w:val="28"/>
+        </w:rPr>
+        <w:t>游戏/电竞/平台公司</w:t>
+      </w:r>
+    </w:p>
+    <w:p>
+      <w:pPr>
+        <w:pStyle w:val="Heading3"/>
+      </w:pPr>
+      <w:r>
+        <w:rPr>
+          <w:rFonts w:ascii="Times New Roman" w:hAnsi="Times New Roman" w:eastAsia="黑体"/>
+          <w:b/>
+          <w:sz w:val="24"/>
+        </w:rPr>
+        <w:t>【B级·关注】</w:t>
+      </w:r>
+      <w:r>
+        <w:rPr>
+          <w:rFonts w:ascii="Times New Roman" w:hAnsi="Times New Roman" w:eastAsia="黑体"/>
+          <w:b/>
+          <w:sz w:val="24"/>
+        </w:rPr>
+        <w:t>腾讯《王者营地》鸿蒙版 App 正式上架华为应用市场，支持《王者荣耀》战绩查询、隐身登录等功能</w:t>
+      </w:r>
+    </w:p>
+    <w:p>
+      <w:r>
+        <w:rPr>
+          <w:rFonts w:ascii="Times New Roman" w:hAnsi="Times New Roman" w:eastAsia="宋体"/>
+          <w:color w:val="888888"/>
+          <w:sz w:val="18"/>
+        </w:rPr>
+        <w:t>来源:IT之家 | 时间:08-12 17:54</w:t>
+      </w:r>
+    </w:p>
+    <w:p>
+      <w:r>
+        <w:t>腾讯《王者营地》鸿蒙版上线华为应用市场，实现主流游戏App与国产OS深度适配，标志游戏生态跨平台协同进入实用化阶段。</w:t>
+      </w:r>
+    </w:p>
+    <w:p>
+      <w:r>
+        <w:rPr>
+          <w:rFonts w:ascii="Times New Roman" w:hAnsi="Times New Roman" w:eastAsia="宋体"/>
+          <w:i/>
+          <w:sz w:val="21"/>
+        </w:rPr>
+        <w:t>角度建议:可联动广州腾讯微信事业群、网易游戏，探讨鸿蒙生态对本地游戏研发与分发格局的影响</w:t>
+      </w:r>
+    </w:p>
+    <w:p>
+      <w:r>
+        <w:rPr>
+          <w:rFonts w:ascii="Times New Roman" w:hAnsi="Times New Roman" w:eastAsia="宋体"/>
+          <w:sz w:val="18"/>
+        </w:rPr>
+        <w:t>链接:</w:t>
+      </w:r>
+      <w:hyperlink r:id="rId20">
+        <w:r>
+          <w:rPr>
+            <w:color w:val="0563C1"/>
+            <w:u w:val="single"/>
+          </w:rPr>
+          <w:t>腾讯《王者营地》鸿蒙版 App 正式上架华为应用市场，支持《王者荣耀》战绩查询、隐身登录等功能</w:t>
+        </w:r>
+      </w:hyperlink>
+    </w:p>
+    <w:p>
+      <w:pPr>
+        <w:pStyle w:val="Heading3"/>
+      </w:pPr>
+      <w:r>
+        <w:rPr>
+          <w:rFonts w:ascii="Times New Roman" w:hAnsi="Times New Roman" w:eastAsia="黑体"/>
+          <w:b/>
+          <w:sz w:val="24"/>
+        </w:rPr>
+        <w:t>【B级·关注】</w:t>
+      </w:r>
+      <w:r>
+        <w:rPr>
+          <w:rFonts w:ascii="Times New Roman" w:hAnsi="Times New Roman" w:eastAsia="黑体"/>
+          <w:b/>
+          <w:sz w:val="24"/>
+        </w:rPr>
+        <w:t>腾讯回应 Q2 负自由现金流 138 亿元：若剔除算力采购的预付款项，自由现金流为 376 亿元</w:t>
+      </w:r>
+    </w:p>
+    <w:p>
+      <w:r>
+        <w:rPr>
+          <w:rFonts w:ascii="Times New Roman" w:hAnsi="Times New Roman" w:eastAsia="宋体"/>
+          <w:color w:val="888888"/>
+          <w:sz w:val="18"/>
+        </w:rPr>
+        <w:t>来源:IT之家 | 时间:08-12 16:48</w:t>
+      </w:r>
+    </w:p>
+    <w:p>
+      <w:r>
+        <w:t>腾讯Q2财报显示负自由现金流主因大规模AI算力预付款，调整后达376亿元，印证其坚定押注AI基础设施投入，为游戏、广告、社交等业务提供底层支撑。</w:t>
+      </w:r>
+    </w:p>
+    <w:p>
+      <w:r>
+        <w:rPr>
+          <w:rFonts w:ascii="Times New Roman" w:hAnsi="Times New Roman" w:eastAsia="宋体"/>
+          <w:i/>
+          <w:sz w:val="21"/>
+        </w:rPr>
+        <w:t>角度建议:结合广州人工智能计算中心建设，分析腾讯云在粤布局对本地游戏AI训练、云游戏发展的赋能作用</w:t>
+      </w:r>
+    </w:p>
+    <w:p>
+      <w:r>
+        <w:rPr>
+          <w:rFonts w:ascii="Times New Roman" w:hAnsi="Times New Roman" w:eastAsia="宋体"/>
+          <w:sz w:val="18"/>
+        </w:rPr>
+        <w:t>链接:</w:t>
+      </w:r>
+      <w:hyperlink r:id="rId21">
+        <w:r>
+          <w:rPr>
+            <w:color w:val="0563C1"/>
+            <w:u w:val="single"/>
+          </w:rPr>
+          <w:t>腾讯回应 Q2 负自由现金流 138 亿元：若剔除算力采购的预付款项，自由现金流为 376 亿元</w:t>
+        </w:r>
+      </w:hyperlink>
+    </w:p>
+    <w:p>
+      <w:pPr>
+        <w:pStyle w:val="Heading3"/>
+      </w:pPr>
+      <w:r>
+        <w:rPr>
+          <w:rFonts w:ascii="Times New Roman" w:hAnsi="Times New Roman" w:eastAsia="黑体"/>
+          <w:b/>
+          <w:sz w:val="24"/>
+        </w:rPr>
+        <w:t>【B级·关注】</w:t>
+      </w:r>
+      <w:r>
+        <w:rPr>
+          <w:rFonts w:ascii="Times New Roman" w:hAnsi="Times New Roman" w:eastAsia="黑体"/>
+          <w:b/>
+          <w:sz w:val="24"/>
+        </w:rPr>
+        <w:t>腾讯控股 2026 财年半年报归母净利润 1141.15 亿元同比增长 10%，微信月活 14.39 亿同比增长 2%</w:t>
+      </w:r>
+    </w:p>
+    <w:p>
+      <w:r>
+        <w:rPr>
+          <w:rFonts w:ascii="Times New Roman" w:hAnsi="Times New Roman" w:eastAsia="宋体"/>
+          <w:color w:val="888888"/>
+          <w:sz w:val="18"/>
+        </w:rPr>
+        <w:t>来源:IT之家 | 时间:08-12 16:36</w:t>
+      </w:r>
+    </w:p>
+    <w:p>
+      <w:r>
+        <w:t>腾讯上半年净利润同比增10%，微信MAU达14.39亿，稳居国民级平台；视频号、小程序、小游戏持续贡献增长动能，体现超级App生态韧性。</w:t>
+      </w:r>
+    </w:p>
+    <w:p>
+      <w:r>
+        <w:rPr>
+          <w:rFonts w:ascii="Times New Roman" w:hAnsi="Times New Roman" w:eastAsia="宋体"/>
+          <w:i/>
+          <w:sz w:val="21"/>
+        </w:rPr>
+        <w:t>角度建议:聚焦广州微信生态（如唯品会、虎牙、YY等本地头部小程序/小游戏厂商）获益情况及政策扶持实效</w:t>
+      </w:r>
+    </w:p>
+    <w:p>
+      <w:r>
+        <w:rPr>
+          <w:rFonts w:ascii="Times New Roman" w:hAnsi="Times New Roman" w:eastAsia="宋体"/>
+          <w:sz w:val="18"/>
+        </w:rPr>
+        <w:t>链接:</w:t>
+      </w:r>
+      <w:hyperlink r:id="rId22">
+        <w:r>
+          <w:rPr>
+            <w:color w:val="0563C1"/>
+            <w:u w:val="single"/>
+          </w:rPr>
+          <w:t>腾讯控股 2026 财年半年报归母净利润 1141.15 亿元同比增长 10%，微信月活 14.39 亿同比增长 2%</w:t>
         </w:r>
       </w:hyperlink>
     </w:p>
@@ -121,7 +1181,7 @@
           <w:color w:val="888888"/>
           <w:sz w:val="24"/>
         </w:rPr>
-        <w:t>专家警示医学生过度依赖 AI：或从一开始就无法形成诊疗推理能力</w:t>
+        <w:t>《艾尔登法环 褪色者版》最新预告公开，8月28日登陆任天堂 Switch 2</w:t>
       </w:r>
     </w:p>
     <w:p>
@@ -131,7 +1191,12 @@
           <w:color w:val="888888"/>
           <w:sz w:val="18"/>
         </w:rPr>
-        <w:t>来源:IT之家 | 时间:08-12 17:36</w:t>
+        <w:t>来源:IT之家 | 时间:08-12 18:39</w:t>
+      </w:r>
+    </w:p>
+    <w:p>
+      <w:r>
+        <w:t>万代南梦宫官宣《艾尔登法环 褪色者版》将于8月28日登陆Switch 2，含本体+《黄金树幽影》，系主机平台重大IP首发，提振下半年游戏市场信心。</w:t>
       </w:r>
     </w:p>
     <w:p>
@@ -142,15 +1207,27 @@
         </w:rPr>
         <w:t>链接:</w:t>
       </w:r>
-      <w:hyperlink r:id="rId10">
+      <w:hyperlink r:id="rId23">
         <w:r>
           <w:rPr>
             <w:color w:val="0563C1"/>
             <w:u w:val="single"/>
           </w:rPr>
-          <w:t>专家警示医学生过度依赖 AI：或从一开始就无法形成诊疗推理能力</w:t>
+          <w:t>《艾尔登法环 褪色者版》最新预告公开，8月28日登陆任天堂 Switch 2</w:t>
         </w:r>
       </w:hyperlink>
+    </w:p>
+    <w:p>
+      <w:pPr>
+        <w:pStyle w:val="Heading2"/>
+      </w:pPr>
+      <w:r>
+        <w:rPr>
+          <w:rFonts w:ascii="Times New Roman" w:hAnsi="Times New Roman" w:eastAsia="黑体"/>
+          <w:sz w:val="28"/>
+        </w:rPr>
+        <w:t>消费/以旧换新/新餐饮</w:t>
+      </w:r>
     </w:p>
     <w:p>
       <w:pPr>
@@ -159,221 +1236,17 @@
       <w:r>
         <w:rPr>
           <w:rFonts w:ascii="Times New Roman" w:hAnsi="Times New Roman" w:eastAsia="黑体"/>
-          <w:b w:val="0"/>
-          <w:color w:val="888888"/>
+          <w:b/>
+          <w:color w:val="41D87E"/>
           <w:sz w:val="24"/>
         </w:rPr>
-        <w:t>【C级·参考】</w:t>
+        <w:t>【A级·线索】</w:t>
       </w:r>
       <w:r>
         <w:rPr>
           <w:rFonts w:ascii="Times New Roman" w:hAnsi="Times New Roman" w:eastAsia="黑体"/>
-          <w:b w:val="0"/>
-          <w:color w:val="888888"/>
-          <w:sz w:val="24"/>
-        </w:rPr>
-        <w:t>腾讯回应 Q2 负自由现金流 138 亿元：若剔除算力采购的预付款项，自由现金流为 376 亿元</w:t>
-      </w:r>
-    </w:p>
-    <w:p>
-      <w:r>
-        <w:rPr>
-          <w:rFonts w:ascii="Times New Roman" w:hAnsi="Times New Roman" w:eastAsia="宋体"/>
-          <w:color w:val="888888"/>
-          <w:sz w:val="18"/>
-        </w:rPr>
-        <w:t>来源:IT之家 | 时间:08-12 16:48</w:t>
-      </w:r>
-    </w:p>
-    <w:p>
-      <w:r>
-        <w:rPr>
-          <w:rFonts w:ascii="Times New Roman" w:hAnsi="Times New Roman" w:eastAsia="宋体"/>
-          <w:sz w:val="18"/>
-        </w:rPr>
-        <w:t>链接:</w:t>
-      </w:r>
-      <w:hyperlink r:id="rId11">
-        <w:r>
-          <w:rPr>
-            <w:color w:val="0563C1"/>
-            <w:u w:val="single"/>
-          </w:rPr>
-          <w:t>腾讯回应 Q2 负自由现金流 138 亿元：若剔除算力采购的预付款项，自由现金流为 376 亿元</w:t>
-        </w:r>
-      </w:hyperlink>
-    </w:p>
-    <w:p>
-      <w:pPr>
-        <w:pStyle w:val="Heading3"/>
-      </w:pPr>
-      <w:r>
-        <w:rPr>
-          <w:rFonts w:ascii="Times New Roman" w:hAnsi="Times New Roman" w:eastAsia="黑体"/>
-          <w:b w:val="0"/>
-          <w:color w:val="888888"/>
-          <w:sz w:val="24"/>
-        </w:rPr>
-        <w:t>【C级·参考】</w:t>
-      </w:r>
-      <w:r>
-        <w:rPr>
-          <w:rFonts w:ascii="Times New Roman" w:hAnsi="Times New Roman" w:eastAsia="黑体"/>
-          <w:b w:val="0"/>
-          <w:color w:val="888888"/>
-          <w:sz w:val="24"/>
-        </w:rPr>
-        <w:t>华为启动 AIPL 基线合作伙伴计划，联合打造可复制、可规模化推广的 AI 实践教学方案</w:t>
-      </w:r>
-    </w:p>
-    <w:p>
-      <w:r>
-        <w:rPr>
-          <w:rFonts w:ascii="Times New Roman" w:hAnsi="Times New Roman" w:eastAsia="宋体"/>
-          <w:color w:val="888888"/>
-          <w:sz w:val="18"/>
-        </w:rPr>
-        <w:t>来源:IT之家 | 时间:08-12 15:58</w:t>
-      </w:r>
-    </w:p>
-    <w:p>
-      <w:r>
-        <w:rPr>
-          <w:rFonts w:ascii="Times New Roman" w:hAnsi="Times New Roman" w:eastAsia="宋体"/>
-          <w:sz w:val="18"/>
-        </w:rPr>
-        <w:t>链接:</w:t>
-      </w:r>
-      <w:hyperlink r:id="rId12">
-        <w:r>
-          <w:rPr>
-            <w:color w:val="0563C1"/>
-            <w:u w:val="single"/>
-          </w:rPr>
-          <w:t>华为启动 AIPL 基线合作伙伴计划，联合打造可复制、可规模化推广的 AI 实践教学方案</w:t>
-        </w:r>
-      </w:hyperlink>
-    </w:p>
-    <w:p>
-      <w:pPr>
-        <w:pStyle w:val="Heading3"/>
-      </w:pPr>
-      <w:r>
-        <w:rPr>
-          <w:rFonts w:ascii="Times New Roman" w:hAnsi="Times New Roman" w:eastAsia="黑体"/>
-          <w:b w:val="0"/>
-          <w:color w:val="888888"/>
-          <w:sz w:val="24"/>
-        </w:rPr>
-        <w:t>【C级·参考】</w:t>
-      </w:r>
-      <w:r>
-        <w:rPr>
-          <w:rFonts w:ascii="Times New Roman" w:hAnsi="Times New Roman" w:eastAsia="黑体"/>
-          <w:b w:val="0"/>
-          <w:color w:val="888888"/>
-          <w:sz w:val="24"/>
-        </w:rPr>
-        <w:t>眼镜店里“绘”天庭 成都店主AI仙宫短片走红海外</w:t>
-      </w:r>
-    </w:p>
-    <w:p>
-      <w:r>
-        <w:rPr>
-          <w:rFonts w:ascii="Times New Roman" w:hAnsi="Times New Roman" w:eastAsia="宋体"/>
-          <w:color w:val="888888"/>
-          <w:sz w:val="18"/>
-        </w:rPr>
-        <w:t>来源:Bing新闻 | 时间:08-12 11:40</w:t>
-      </w:r>
-    </w:p>
-    <w:p>
-      <w:r>
-        <w:rPr>
-          <w:rFonts w:ascii="Times New Roman" w:hAnsi="Times New Roman" w:eastAsia="宋体"/>
-          <w:sz w:val="18"/>
-        </w:rPr>
-        <w:t>链接:</w:t>
-      </w:r>
-      <w:hyperlink r:id="rId13">
-        <w:r>
-          <w:rPr>
-            <w:color w:val="0563C1"/>
-            <w:u w:val="single"/>
-          </w:rPr>
-          <w:t>眼镜店里“绘”天庭 成都店主AI仙宫短片走红海外</w:t>
-        </w:r>
-      </w:hyperlink>
-    </w:p>
-    <w:p>
-      <w:pPr>
-        <w:pStyle w:val="Heading3"/>
-      </w:pPr>
-      <w:r>
-        <w:rPr>
-          <w:rFonts w:ascii="Times New Roman" w:hAnsi="Times New Roman" w:eastAsia="黑体"/>
-          <w:b w:val="0"/>
-          <w:color w:val="888888"/>
-          <w:sz w:val="24"/>
-        </w:rPr>
-        <w:t>【C级·参考】</w:t>
-      </w:r>
-      <w:r>
-        <w:rPr>
-          <w:rFonts w:ascii="Times New Roman" w:hAnsi="Times New Roman" w:eastAsia="黑体"/>
-          <w:b w:val="0"/>
-          <w:color w:val="888888"/>
-          <w:sz w:val="24"/>
-        </w:rPr>
-        <w:t>汽车早报｜理想第二代AI眼镜预计明年下半年上市 特斯拉在美召回超2万辆Model 3和Model Y</w:t>
-      </w:r>
-    </w:p>
-    <w:p>
-      <w:r>
-        <w:rPr>
-          <w:rFonts w:ascii="Times New Roman" w:hAnsi="Times New Roman" w:eastAsia="宋体"/>
-          <w:color w:val="888888"/>
-          <w:sz w:val="18"/>
-        </w:rPr>
-        <w:t>来源:Bing新闻 | 时间:08-12 09:37</w:t>
-      </w:r>
-    </w:p>
-    <w:p>
-      <w:r>
-        <w:rPr>
-          <w:rFonts w:ascii="Times New Roman" w:hAnsi="Times New Roman" w:eastAsia="宋体"/>
-          <w:sz w:val="18"/>
-        </w:rPr>
-        <w:t>链接:</w:t>
-      </w:r>
-      <w:hyperlink r:id="rId14">
-        <w:r>
-          <w:rPr>
-            <w:color w:val="0563C1"/>
-            <w:u w:val="single"/>
-          </w:rPr>
-          <w:t>汽车早报｜理想第二代AI眼镜预计明年下半年上市 特斯拉在美召回超2万辆Model 3和Model Y</w:t>
-        </w:r>
-      </w:hyperlink>
-    </w:p>
-    <w:p>
-      <w:pPr>
-        <w:pStyle w:val="Heading3"/>
-      </w:pPr>
-      <w:r>
-        <w:rPr>
-          <w:rFonts w:ascii="Times New Roman" w:hAnsi="Times New Roman" w:eastAsia="黑体"/>
-          <w:b w:val="0"/>
-          <w:color w:val="888888"/>
-          <w:sz w:val="24"/>
-        </w:rPr>
-        <w:t>【C级·参考】</w:t>
-      </w:r>
-      <w:r>
-        <w:rPr>
-          <w:rFonts w:ascii="Times New Roman" w:hAnsi="Times New Roman" w:eastAsia="黑体"/>
-          <w:b w:val="0"/>
-          <w:color w:val="888888"/>
+          <w:b/>
+          <w:color w:val="41D87E"/>
           <w:sz w:val="24"/>
         </w:rPr>
         <w:t>AI眼镜从“极客玩具”走向“全民新宠”</w:t>
@@ -391,13 +1264,28 @@
     </w:p>
     <w:p>
       <w:r>
+        <w:t>AI眼镜正突破小众圈层，百元级产品涌现、渠道下沉加速，上海南京东路千问旗舰店落地标志其进入专业验配与大众消费双轨通道，隐私安全问题同步引发关注。</w:t>
+      </w:r>
+    </w:p>
+    <w:p>
+      <w:r>
+        <w:rPr>
+          <w:rFonts w:ascii="Times New Roman" w:hAnsi="Times New Roman" w:eastAsia="宋体"/>
+          <w:i/>
+          <w:sz w:val="21"/>
+        </w:rPr>
+        <w:t>角度建议:追踪广州天河城、北京路商圈AI眼镜体验店布局，采访本地视光连锁（如宝岛眼镜广东总部）对AI眼镜验配标准制定进展</w:t>
+      </w:r>
+    </w:p>
+    <w:p>
+      <w:r>
         <w:rPr>
           <w:rFonts w:ascii="Times New Roman" w:hAnsi="Times New Roman" w:eastAsia="宋体"/>
           <w:sz w:val="18"/>
         </w:rPr>
         <w:t>链接:</w:t>
       </w:r>
-      <w:hyperlink r:id="rId15">
+      <w:hyperlink r:id="rId24">
         <w:r>
           <w:rPr>
             <w:color w:val="0563C1"/>
@@ -414,20 +1302,18 @@
       <w:r>
         <w:rPr>
           <w:rFonts w:ascii="Times New Roman" w:hAnsi="Times New Roman" w:eastAsia="黑体"/>
-          <w:b w:val="0"/>
-          <w:color w:val="888888"/>
+          <w:b/>
           <w:sz w:val="24"/>
         </w:rPr>
-        <w:t>【C级·参考】</w:t>
+        <w:t>【B级·关注】</w:t>
       </w:r>
       <w:r>
         <w:rPr>
           <w:rFonts w:ascii="Times New Roman" w:hAnsi="Times New Roman" w:eastAsia="黑体"/>
-          <w:b w:val="0"/>
-          <w:color w:val="888888"/>
+          <w:b/>
           <w:sz w:val="24"/>
         </w:rPr>
-        <w:t>苹果AI眼镜再延期：宁舍先机，不丢“隐私牌”？</w:t>
+        <w:t>资本疯狂下注AI眼镜：千亿赛道狂欢，是否透支未来？</w:t>
       </w:r>
     </w:p>
     <w:p>
@@ -437,7 +1323,22 @@
           <w:color w:val="888888"/>
           <w:sz w:val="18"/>
         </w:rPr>
-        <w:t>来源:Bing新闻 | 时间:08-12 04:11</w:t>
+        <w:t>来源:Bing新闻 | 时间:08-12 04:32</w:t>
+      </w:r>
+    </w:p>
+    <w:p>
+      <w:r>
+        <w:t>资本市场将AI眼镜视为消费电子新增量核心方向，融资热度激增，但行业面临技术成熟度、用户教育、隐私监管等多重挑战，需警惕概念炒作与产能过剩风险。</w:t>
+      </w:r>
+    </w:p>
+    <w:p>
+      <w:r>
+        <w:rPr>
+          <w:rFonts w:ascii="Times New Roman" w:hAnsi="Times New Roman" w:eastAsia="宋体"/>
+          <w:i/>
+          <w:sz w:val="21"/>
+        </w:rPr>
+        <w:t>角度建议:对接广州人工智能产业基金、黄埔硬科技孵化器，梳理本地AI光学模组、微显示等上游企业卡位情况</w:t>
       </w:r>
     </w:p>
     <w:p>
@@ -448,13 +1349,13 @@
         </w:rPr>
         <w:t>链接:</w:t>
       </w:r>
-      <w:hyperlink r:id="rId16">
+      <w:hyperlink r:id="rId25">
         <w:r>
           <w:rPr>
             <w:color w:val="0563C1"/>
             <w:u w:val="single"/>
           </w:rPr>
-          <w:t>苹果AI眼镜再延期：宁舍先机，不丢“隐私牌”？</w:t>
+          <w:t>资本疯狂下注AI眼镜：千亿赛道狂欢，是否透支未来？</w:t>
         </w:r>
       </w:hyperlink>
     </w:p>
@@ -465,17 +1366,15 @@
       <w:r>
         <w:rPr>
           <w:rFonts w:ascii="Times New Roman" w:hAnsi="Times New Roman" w:eastAsia="黑体"/>
-          <w:b w:val="0"/>
-          <w:color w:val="888888"/>
+          <w:b/>
           <w:sz w:val="24"/>
         </w:rPr>
-        <w:t>【C级·参考】</w:t>
+        <w:t>【B级·关注】</w:t>
       </w:r>
       <w:r>
         <w:rPr>
           <w:rFonts w:ascii="Times New Roman" w:hAnsi="Times New Roman" w:eastAsia="黑体"/>
-          <w:b w:val="0"/>
-          <w:color w:val="888888"/>
+          <w:b/>
           <w:sz w:val="24"/>
         </w:rPr>
         <w:t>吴良材牵手千问AI眼镜，全国旗舰店落地上海南京东路</w:t>
@@ -493,13 +1392,28 @@
     </w:p>
     <w:p>
       <w:r>
+        <w:t>百年老字号吴良材与千问AI眼镜共建全国首家旗舰店，将AI硬件融入专业视光服务场景，开创‘科技+传统’零售融合新模式，加速AI眼镜消费信任构建。</w:t>
+      </w:r>
+    </w:p>
+    <w:p>
+      <w:r>
+        <w:rPr>
+          <w:rFonts w:ascii="Times New Roman" w:hAnsi="Times New Roman" w:eastAsia="宋体"/>
+          <w:i/>
+          <w:sz w:val="21"/>
+        </w:rPr>
+        <w:t>角度建议:延伸至广州老字号（如东山百货、致美斋）与AI消费电子合作可能性，探讨湾区国货焕新路径</w:t>
+      </w:r>
+    </w:p>
+    <w:p>
+      <w:r>
         <w:rPr>
           <w:rFonts w:ascii="Times New Roman" w:hAnsi="Times New Roman" w:eastAsia="宋体"/>
           <w:sz w:val="18"/>
         </w:rPr>
         <w:t>链接:</w:t>
       </w:r>
-      <w:hyperlink r:id="rId17">
+      <w:hyperlink r:id="rId26">
         <w:r>
           <w:rPr>
             <w:color w:val="0563C1"/>
@@ -516,170 +1430,15 @@
       <w:r>
         <w:rPr>
           <w:rFonts w:ascii="Times New Roman" w:hAnsi="Times New Roman" w:eastAsia="黑体"/>
-          <w:b w:val="0"/>
-          <w:color w:val="888888"/>
+          <w:b/>
           <w:sz w:val="24"/>
         </w:rPr>
-        <w:t>【C级·参考】</w:t>
+        <w:t>【B级·关注】</w:t>
       </w:r>
       <w:r>
         <w:rPr>
           <w:rFonts w:ascii="Times New Roman" w:hAnsi="Times New Roman" w:eastAsia="黑体"/>
-          <w:b w:val="0"/>
-          <w:color w:val="888888"/>
-          <w:sz w:val="24"/>
-        </w:rPr>
-        <w:t>一家 AI 眼镜独角兽背后的「冰与火之歌」</w:t>
-      </w:r>
-    </w:p>
-    <w:p>
-      <w:r>
-        <w:rPr>
-          <w:rFonts w:ascii="Times New Roman" w:hAnsi="Times New Roman" w:eastAsia="宋体"/>
-          <w:color w:val="888888"/>
-          <w:sz w:val="18"/>
-        </w:rPr>
-        <w:t>来源:Bing新闻 | 时间:08-11 22:53</w:t>
-      </w:r>
-    </w:p>
-    <w:p>
-      <w:r>
-        <w:rPr>
-          <w:rFonts w:ascii="Times New Roman" w:hAnsi="Times New Roman" w:eastAsia="宋体"/>
-          <w:sz w:val="18"/>
-        </w:rPr>
-        <w:t>链接:</w:t>
-      </w:r>
-      <w:hyperlink r:id="rId18">
-        <w:r>
-          <w:rPr>
-            <w:color w:val="0563C1"/>
-            <w:u w:val="single"/>
-          </w:rPr>
-          <w:t>一家 AI 眼镜独角兽背后的「冰与火之歌」</w:t>
-        </w:r>
-      </w:hyperlink>
-    </w:p>
-    <w:p>
-      <w:pPr>
-        <w:pStyle w:val="Heading3"/>
-      </w:pPr>
-      <w:r>
-        <w:rPr>
-          <w:rFonts w:ascii="Times New Roman" w:hAnsi="Times New Roman" w:eastAsia="黑体"/>
-          <w:b w:val="0"/>
-          <w:color w:val="888888"/>
-          <w:sz w:val="24"/>
-        </w:rPr>
-        <w:t>【C级·参考】</w:t>
-      </w:r>
-      <w:r>
-        <w:rPr>
-          <w:rFonts w:ascii="Times New Roman" w:hAnsi="Times New Roman" w:eastAsia="黑体"/>
-          <w:b w:val="0"/>
-          <w:color w:val="888888"/>
-          <w:sz w:val="24"/>
-        </w:rPr>
-        <w:t>OpenAI’s head of ethics leaves less than a year after joining</w:t>
-      </w:r>
-    </w:p>
-    <w:p>
-      <w:r>
-        <w:rPr>
-          <w:rFonts w:ascii="Times New Roman" w:hAnsi="Times New Roman" w:eastAsia="宋体"/>
-          <w:color w:val="888888"/>
-          <w:sz w:val="18"/>
-        </w:rPr>
-        <w:t>来源:Hacker News | 时间:08-11 20:23</w:t>
-      </w:r>
-    </w:p>
-    <w:p>
-      <w:r>
-        <w:rPr>
-          <w:rFonts w:ascii="Times New Roman" w:hAnsi="Times New Roman" w:eastAsia="宋体"/>
-          <w:sz w:val="18"/>
-        </w:rPr>
-        <w:t>链接:</w:t>
-      </w:r>
-      <w:hyperlink r:id="rId19">
-        <w:r>
-          <w:rPr>
-            <w:color w:val="0563C1"/>
-            <w:u w:val="single"/>
-          </w:rPr>
-          <w:t>OpenAI’s head of ethics leaves less than a year after joining</w:t>
-        </w:r>
-      </w:hyperlink>
-    </w:p>
-    <w:p>
-      <w:pPr>
-        <w:pStyle w:val="Heading3"/>
-      </w:pPr>
-      <w:r>
-        <w:rPr>
-          <w:rFonts w:ascii="Times New Roman" w:hAnsi="Times New Roman" w:eastAsia="黑体"/>
-          <w:b w:val="0"/>
-          <w:color w:val="888888"/>
-          <w:sz w:val="24"/>
-        </w:rPr>
-        <w:t>【C级·参考】</w:t>
-      </w:r>
-      <w:r>
-        <w:rPr>
-          <w:rFonts w:ascii="Times New Roman" w:hAnsi="Times New Roman" w:eastAsia="黑体"/>
-          <w:b w:val="0"/>
-          <w:color w:val="888888"/>
-          <w:sz w:val="24"/>
-        </w:rPr>
-        <w:t>“AI游戏”深水区：10万AI居民“喜获涌现”，博士团队吐槽:“最近被AI毒打了”</w:t>
-      </w:r>
-    </w:p>
-    <w:p>
-      <w:r>
-        <w:rPr>
-          <w:rFonts w:ascii="Times New Roman" w:hAnsi="Times New Roman" w:eastAsia="宋体"/>
-          <w:color w:val="888888"/>
-          <w:sz w:val="18"/>
-        </w:rPr>
-        <w:t>来源:GameLook | 时间:08-11 12:12</w:t>
-      </w:r>
-    </w:p>
-    <w:p>
-      <w:r>
-        <w:rPr>
-          <w:rFonts w:ascii="Times New Roman" w:hAnsi="Times New Roman" w:eastAsia="宋体"/>
-          <w:sz w:val="18"/>
-        </w:rPr>
-        <w:t>链接:</w:t>
-      </w:r>
-      <w:hyperlink r:id="rId20">
-        <w:r>
-          <w:rPr>
-            <w:color w:val="0563C1"/>
-            <w:u w:val="single"/>
-          </w:rPr>
-          <w:t>“AI游戏”深水区：10万AI居民“喜获涌现”，博士团队吐槽:“最近被AI毒打了”</w:t>
-        </w:r>
-      </w:hyperlink>
-    </w:p>
-    <w:p>
-      <w:pPr>
-        <w:pStyle w:val="Heading3"/>
-      </w:pPr>
-      <w:r>
-        <w:rPr>
-          <w:rFonts w:ascii="Times New Roman" w:hAnsi="Times New Roman" w:eastAsia="黑体"/>
-          <w:b w:val="0"/>
-          <w:color w:val="888888"/>
-          <w:sz w:val="24"/>
-        </w:rPr>
-        <w:t>【C级·参考】</w:t>
-      </w:r>
-      <w:r>
-        <w:rPr>
-          <w:rFonts w:ascii="Times New Roman" w:hAnsi="Times New Roman" w:eastAsia="黑体"/>
-          <w:b w:val="0"/>
-          <w:color w:val="888888"/>
+          <w:b/>
           <w:sz w:val="24"/>
         </w:rPr>
         <w:t>千问开放AI眼镜生态：支持开发者打造导游、教练Skill</w:t>
@@ -697,13 +1456,28 @@
     </w:p>
     <w:p>
       <w:r>
+        <w:t>千问AI眼镜开放平台上线，支持开发者通过自然语言快速创建导游、教练等垂直场景Skill，降低AI眼镜应用开发门槛，推动从硬件销售向服务生态演进。</w:t>
+      </w:r>
+    </w:p>
+    <w:p>
+      <w:r>
+        <w:rPr>
+          <w:rFonts w:ascii="Times New Roman" w:hAnsi="Times New Roman" w:eastAsia="宋体"/>
+          <w:i/>
+          <w:sz w:val="21"/>
+        </w:rPr>
+        <w:t>角度建议:可联系广州文旅局、长隆集团，探讨AI眼镜在广府文化导览、岭南非遗沉浸体验等本地特色场景落地潜力</w:t>
+      </w:r>
+    </w:p>
+    <w:p>
+      <w:r>
         <w:rPr>
           <w:rFonts w:ascii="Times New Roman" w:hAnsi="Times New Roman" w:eastAsia="宋体"/>
           <w:sz w:val="18"/>
         </w:rPr>
         <w:t>链接:</w:t>
       </w:r>
-      <w:hyperlink r:id="rId21">
+      <w:hyperlink r:id="rId27">
         <w:r>
           <w:rPr>
             <w:color w:val="0563C1"/>
@@ -733,7 +1507,7 @@
           <w:color w:val="888888"/>
           <w:sz w:val="24"/>
         </w:rPr>
-        <w:t>千问开放AI眼镜生态，支持开发者打造导游、教练、巡检Skill</w:t>
+        <w:t>苹果 Apple Music 悄悄上线日语歌词英语翻译功能</w:t>
       </w:r>
     </w:p>
     <w:p>
@@ -743,7 +1517,12 @@
           <w:color w:val="888888"/>
           <w:sz w:val="18"/>
         </w:rPr>
-        <w:t>来源:Bing新闻 | 时间:08-11 09:53</w:t>
+        <w:t>来源:IT之家 | 时间:08-12 16:34</w:t>
+      </w:r>
+    </w:p>
+    <w:p>
+      <w:r>
+        <w:t>Apple Music悄然为日语歌曲添加英文字幕翻译，虽暂未支持中文，但反映流媒体平台加速多语言内容本地化，满足Z世代跨文化消费需求。</w:t>
       </w:r>
     </w:p>
     <w:p>
@@ -754,13 +1533,13 @@
         </w:rPr>
         <w:t>链接:</w:t>
       </w:r>
-      <w:hyperlink r:id="rId22">
+      <w:hyperlink r:id="rId28">
         <w:r>
           <w:rPr>
             <w:color w:val="0563C1"/>
             <w:u w:val="single"/>
           </w:rPr>
-          <w:t>千问开放AI眼镜生态，支持开发者打造导游、教练、巡检Skill</w:t>
+          <w:t>苹果 Apple Music 悄悄上线日语歌词英语翻译功能</w:t>
         </w:r>
       </w:hyperlink>
     </w:p>
@@ -784,7 +1563,7 @@
           <w:color w:val="888888"/>
           <w:sz w:val="24"/>
         </w:rPr>
-        <w:t>对话游密科技CEO白宁：服务6000款游戏、36亿玩家后，我们在AI时代做什么？</w:t>
+        <w:t>小米米家大容量商务双肩包 2 发售：多仓分区结构、23L 容量，499 元</w:t>
       </w:r>
     </w:p>
     <w:p>
@@ -794,7 +1573,12 @@
           <w:color w:val="888888"/>
           <w:sz w:val="18"/>
         </w:rPr>
-        <w:t>来源:GameLook | 时间:08-11 09:22</w:t>
+        <w:t>来源:IT之家 | 时间:08-12 18:44</w:t>
+      </w:r>
+    </w:p>
+    <w:p>
+      <w:r>
+        <w:t>小米米家推出新款商务双肩包，主打多仓分区与23L大容量，定价499元，延续性价比策略切入职场人群通勤装备细分市场。</w:t>
       </w:r>
     </w:p>
     <w:p>
@@ -805,219 +1589,13 @@
         </w:rPr>
         <w:t>链接:</w:t>
       </w:r>
-      <w:hyperlink r:id="rId23">
+      <w:hyperlink r:id="rId29">
         <w:r>
           <w:rPr>
             <w:color w:val="0563C1"/>
             <w:u w:val="single"/>
           </w:rPr>
-          <w:t>对话游密科技CEO白宁：服务6000款游戏、36亿玩家后，我们在AI时代做什么？</w:t>
-        </w:r>
-      </w:hyperlink>
-    </w:p>
-    <w:p>
-      <w:pPr>
-        <w:pStyle w:val="Heading2"/>
-      </w:pPr>
-      <w:r>
-        <w:rPr>
-          <w:rFonts w:ascii="Times New Roman" w:hAnsi="Times New Roman" w:eastAsia="黑体"/>
-          <w:sz w:val="28"/>
-        </w:rPr>
-        <w:t>机器人/AI硬件</w:t>
-      </w:r>
-    </w:p>
-    <w:p>
-      <w:pPr>
-        <w:pStyle w:val="Heading3"/>
-      </w:pPr>
-      <w:r>
-        <w:rPr>
-          <w:rFonts w:ascii="Times New Roman" w:hAnsi="Times New Roman" w:eastAsia="黑体"/>
-          <w:b w:val="0"/>
-          <w:color w:val="888888"/>
-          <w:sz w:val="24"/>
-        </w:rPr>
-        <w:t>【C级·参考】</w:t>
-      </w:r>
-      <w:r>
-        <w:rPr>
-          <w:rFonts w:ascii="Times New Roman" w:hAnsi="Times New Roman" w:eastAsia="黑体"/>
-          <w:b w:val="0"/>
-          <w:color w:val="888888"/>
-          <w:sz w:val="24"/>
-        </w:rPr>
-        <w:t>宇树科技宣布人形机器人累计下线约 18000 台</w:t>
-      </w:r>
-    </w:p>
-    <w:p>
-      <w:r>
-        <w:rPr>
-          <w:rFonts w:ascii="Times New Roman" w:hAnsi="Times New Roman" w:eastAsia="宋体"/>
-          <w:color w:val="888888"/>
-          <w:sz w:val="18"/>
-        </w:rPr>
-        <w:t>来源:IT之家 | 时间:08-12 17:08</w:t>
-      </w:r>
-    </w:p>
-    <w:p>
-      <w:r>
-        <w:rPr>
-          <w:rFonts w:ascii="Times New Roman" w:hAnsi="Times New Roman" w:eastAsia="宋体"/>
-          <w:sz w:val="18"/>
-        </w:rPr>
-        <w:t>链接:</w:t>
-      </w:r>
-      <w:hyperlink r:id="rId24">
-        <w:r>
-          <w:rPr>
-            <w:color w:val="0563C1"/>
-            <w:u w:val="single"/>
-          </w:rPr>
-          <w:t>宇树科技宣布人形机器人累计下线约 18000 台</w:t>
-        </w:r>
-      </w:hyperlink>
-    </w:p>
-    <w:p>
-      <w:pPr>
-        <w:pStyle w:val="Heading2"/>
-      </w:pPr>
-      <w:r>
-        <w:rPr>
-          <w:rFonts w:ascii="Times New Roman" w:hAnsi="Times New Roman" w:eastAsia="黑体"/>
-          <w:sz w:val="28"/>
-        </w:rPr>
-        <w:t>无人驾驶/低空/智慧出行</w:t>
-      </w:r>
-    </w:p>
-    <w:p>
-      <w:r>
-        <w:t>本线口暂无重要更新</w:t>
-      </w:r>
-    </w:p>
-    <w:p>
-      <w:pPr>
-        <w:pStyle w:val="Heading2"/>
-      </w:pPr>
-      <w:r>
-        <w:rPr>
-          <w:rFonts w:ascii="Times New Roman" w:hAnsi="Times New Roman" w:eastAsia="黑体"/>
-          <w:sz w:val="28"/>
-        </w:rPr>
-        <w:t>电商/直播/即时零售</w:t>
-      </w:r>
-    </w:p>
-    <w:p>
-      <w:pPr>
-        <w:pStyle w:val="Heading3"/>
-      </w:pPr>
-      <w:r>
-        <w:rPr>
-          <w:rFonts w:ascii="Times New Roman" w:hAnsi="Times New Roman" w:eastAsia="黑体"/>
-          <w:b w:val="0"/>
-          <w:color w:val="888888"/>
-          <w:sz w:val="24"/>
-        </w:rPr>
-        <w:t>【C级·参考】</w:t>
-      </w:r>
-      <w:r>
-        <w:rPr>
-          <w:rFonts w:ascii="Times New Roman" w:hAnsi="Times New Roman" w:eastAsia="黑体"/>
-          <w:b w:val="0"/>
-          <w:color w:val="888888"/>
-          <w:sz w:val="24"/>
-        </w:rPr>
-        <w:t>港澳两地跨境直通客运线路首次应用新能源客车，中通 H12 增程客车投运“港澳快线”</w:t>
-      </w:r>
-    </w:p>
-    <w:p>
-      <w:r>
-        <w:rPr>
-          <w:rFonts w:ascii="Times New Roman" w:hAnsi="Times New Roman" w:eastAsia="宋体"/>
-          <w:color w:val="888888"/>
-          <w:sz w:val="18"/>
-        </w:rPr>
-        <w:t>来源:IT之家 | 时间:08-12 18:30</w:t>
-      </w:r>
-    </w:p>
-    <w:p>
-      <w:r>
-        <w:rPr>
-          <w:rFonts w:ascii="Times New Roman" w:hAnsi="Times New Roman" w:eastAsia="宋体"/>
-          <w:sz w:val="18"/>
-        </w:rPr>
-        <w:t>链接:</w:t>
-      </w:r>
-      <w:hyperlink r:id="rId25">
-        <w:r>
-          <w:rPr>
-            <w:color w:val="0563C1"/>
-            <w:u w:val="single"/>
-          </w:rPr>
-          <w:t>港澳两地跨境直通客运线路首次应用新能源客车，中通 H12 增程客车投运“港澳快线”</w:t>
-        </w:r>
-      </w:hyperlink>
-    </w:p>
-    <w:p>
-      <w:pPr>
-        <w:pStyle w:val="Heading2"/>
-      </w:pPr>
-      <w:r>
-        <w:rPr>
-          <w:rFonts w:ascii="Times New Roman" w:hAnsi="Times New Roman" w:eastAsia="黑体"/>
-          <w:sz w:val="28"/>
-        </w:rPr>
-        <w:t>游戏/电竞/平台公司</w:t>
-      </w:r>
-    </w:p>
-    <w:p>
-      <w:pPr>
-        <w:pStyle w:val="Heading3"/>
-      </w:pPr>
-      <w:r>
-        <w:rPr>
-          <w:rFonts w:ascii="Times New Roman" w:hAnsi="Times New Roman" w:eastAsia="黑体"/>
-          <w:b w:val="0"/>
-          <w:color w:val="888888"/>
-          <w:sz w:val="24"/>
-        </w:rPr>
-        <w:t>【C级·参考】</w:t>
-      </w:r>
-      <w:r>
-        <w:rPr>
-          <w:rFonts w:ascii="Times New Roman" w:hAnsi="Times New Roman" w:eastAsia="黑体"/>
-          <w:b w:val="0"/>
-          <w:color w:val="888888"/>
-          <w:sz w:val="24"/>
-        </w:rPr>
-        <w:t>索尼 PSN 商店开启“准备就位”游戏促销活动，《黑神话：悟空》7 折新史低 208.6 港币起</w:t>
-      </w:r>
-    </w:p>
-    <w:p>
-      <w:r>
-        <w:rPr>
-          <w:rFonts w:ascii="Times New Roman" w:hAnsi="Times New Roman" w:eastAsia="宋体"/>
-          <w:color w:val="888888"/>
-          <w:sz w:val="18"/>
-        </w:rPr>
-        <w:t>来源:IT之家 | 时间:08-12 18:22</w:t>
-      </w:r>
-    </w:p>
-    <w:p>
-      <w:r>
-        <w:rPr>
-          <w:rFonts w:ascii="Times New Roman" w:hAnsi="Times New Roman" w:eastAsia="宋体"/>
-          <w:sz w:val="18"/>
-        </w:rPr>
-        <w:t>链接:</w:t>
-      </w:r>
-      <w:hyperlink r:id="rId26">
-        <w:r>
-          <w:rPr>
-            <w:color w:val="0563C1"/>
-            <w:u w:val="single"/>
-          </w:rPr>
-          <w:t>索尼 PSN 商店开启“准备就位”游戏促销活动，《黑神话：悟空》7 折新史低 208.6 港币起</w:t>
+          <w:t>小米米家大容量商务双肩包 2 发售：多仓分区结构、23L 容量，499 元</w:t>
         </w:r>
       </w:hyperlink>
     </w:p>
@@ -1041,7 +1619,7 @@
           <w:color w:val="888888"/>
           <w:sz w:val="24"/>
         </w:rPr>
-        <w:t>腾讯《王者营地》鸿蒙版 App 正式上架华为应用市场，支持《王者荣耀》战绩查询、隐身登录等功能</w:t>
+        <w:t>清闲智能推出 OC1 焕新版人体工程学椅：五档调节 + 加长颈枕，3299 元</w:t>
       </w:r>
     </w:p>
     <w:p>
@@ -1051,7 +1629,12 @@
           <w:color w:val="888888"/>
           <w:sz w:val="18"/>
         </w:rPr>
-        <w:t>来源:IT之家 | 时间:08-12 17:54</w:t>
+        <w:t>来源:IT之家 | 时间:08-12 18:37</w:t>
+      </w:r>
+    </w:p>
+    <w:p>
+      <w:r>
+        <w:t>清闲智能发布OC1焕新版人体工学椅，强调五档调节与加长颈枕设计，定价3299元，瞄准居家办公与健康消费升级需求，反映办公家具智能化趋势。</w:t>
       </w:r>
     </w:p>
     <w:p>
@@ -1062,13 +1645,293 @@
         </w:rPr>
         <w:t>链接:</w:t>
       </w:r>
-      <w:hyperlink r:id="rId27">
+      <w:hyperlink r:id="rId30">
         <w:r>
           <w:rPr>
             <w:color w:val="0563C1"/>
             <w:u w:val="single"/>
           </w:rPr>
-          <w:t>腾讯《王者营地》鸿蒙版 App 正式上架华为应用市场，支持《王者荣耀》战绩查询、隐身登录等功能</w:t>
+          <w:t>清闲智能推出 OC1 焕新版人体工程学椅：五档调节 + 加长颈枕，3299 元</w:t>
+        </w:r>
+      </w:hyperlink>
+    </w:p>
+    <w:p>
+      <w:pPr>
+        <w:pStyle w:val="Heading3"/>
+      </w:pPr>
+      <w:r>
+        <w:rPr>
+          <w:rFonts w:ascii="Times New Roman" w:hAnsi="Times New Roman" w:eastAsia="黑体"/>
+          <w:b w:val="0"/>
+          <w:color w:val="888888"/>
+          <w:sz w:val="24"/>
+        </w:rPr>
+        <w:t>【C级·参考】</w:t>
+      </w:r>
+      <w:r>
+        <w:rPr>
+          <w:rFonts w:ascii="Times New Roman" w:hAnsi="Times New Roman" w:eastAsia="黑体"/>
+          <w:b w:val="0"/>
+          <w:color w:val="888888"/>
+          <w:sz w:val="24"/>
+        </w:rPr>
+        <w:t>漫步者 MT6 Pro 头戴式降噪耳机上市：-45dB 降噪深度、55 小时续航，299 元</w:t>
+      </w:r>
+    </w:p>
+    <w:p>
+      <w:r>
+        <w:rPr>
+          <w:rFonts w:ascii="Times New Roman" w:hAnsi="Times New Roman" w:eastAsia="宋体"/>
+          <w:color w:val="888888"/>
+          <w:sz w:val="18"/>
+        </w:rPr>
+        <w:t>来源:IT之家 | 时间:08-12 18:15</w:t>
+      </w:r>
+    </w:p>
+    <w:p>
+      <w:r>
+        <w:t>漫步者推出MT6 Pro降噪耳机，以299元亲民价格提供-45dB降噪与55小时续航，凸显国产品牌在中端音频市场极致性价比策略。</w:t>
+      </w:r>
+    </w:p>
+    <w:p>
+      <w:r>
+        <w:rPr>
+          <w:rFonts w:ascii="Times New Roman" w:hAnsi="Times New Roman" w:eastAsia="宋体"/>
+          <w:sz w:val="18"/>
+        </w:rPr>
+        <w:t>链接:</w:t>
+      </w:r>
+      <w:hyperlink r:id="rId31">
+        <w:r>
+          <w:rPr>
+            <w:color w:val="0563C1"/>
+            <w:u w:val="single"/>
+          </w:rPr>
+          <w:t>漫步者 MT6 Pro 头戴式降噪耳机上市：-45dB 降噪深度、55 小时续航，299 元</w:t>
+        </w:r>
+      </w:hyperlink>
+    </w:p>
+    <w:p>
+      <w:pPr>
+        <w:pStyle w:val="Heading3"/>
+      </w:pPr>
+      <w:r>
+        <w:rPr>
+          <w:rFonts w:ascii="Times New Roman" w:hAnsi="Times New Roman" w:eastAsia="黑体"/>
+          <w:b w:val="0"/>
+          <w:color w:val="888888"/>
+          <w:sz w:val="24"/>
+        </w:rPr>
+        <w:t>【C级·参考】</w:t>
+      </w:r>
+      <w:r>
+        <w:rPr>
+          <w:rFonts w:ascii="Times New Roman" w:hAnsi="Times New Roman" w:eastAsia="黑体"/>
+          <w:b w:val="0"/>
+          <w:color w:val="888888"/>
+          <w:sz w:val="24"/>
+        </w:rPr>
+        <w:t>奥造科技推出冷奥 L100 手机液冷散热器：支持为 iPhone 15W 无线充电，568 元</w:t>
+      </w:r>
+    </w:p>
+    <w:p>
+      <w:r>
+        <w:rPr>
+          <w:rFonts w:ascii="Times New Roman" w:hAnsi="Times New Roman" w:eastAsia="宋体"/>
+          <w:color w:val="888888"/>
+          <w:sz w:val="18"/>
+        </w:rPr>
+        <w:t>来源:IT之家 | 时间:08-12 16:58</w:t>
+      </w:r>
+    </w:p>
+    <w:p>
+      <w:r>
+        <w:t>奥造科技发布手机液冷散热器，兼容iPhone系列并支持15W无线充电，定价568元，切入手游玩家与内容创作者散热刚需细分赛道。</w:t>
+      </w:r>
+    </w:p>
+    <w:p>
+      <w:r>
+        <w:rPr>
+          <w:rFonts w:ascii="Times New Roman" w:hAnsi="Times New Roman" w:eastAsia="宋体"/>
+          <w:sz w:val="18"/>
+        </w:rPr>
+        <w:t>链接:</w:t>
+      </w:r>
+      <w:hyperlink r:id="rId32">
+        <w:r>
+          <w:rPr>
+            <w:color w:val="0563C1"/>
+            <w:u w:val="single"/>
+          </w:rPr>
+          <w:t>奥造科技推出冷奥 L100 手机液冷散热器：支持为 iPhone 15W 无线充电，568 元</w:t>
+        </w:r>
+      </w:hyperlink>
+    </w:p>
+    <w:p>
+      <w:pPr>
+        <w:pStyle w:val="Heading3"/>
+      </w:pPr>
+      <w:r>
+        <w:rPr>
+          <w:rFonts w:ascii="Times New Roman" w:hAnsi="Times New Roman" w:eastAsia="黑体"/>
+          <w:b w:val="0"/>
+          <w:color w:val="888888"/>
+          <w:sz w:val="24"/>
+        </w:rPr>
+        <w:t>【C级·参考】</w:t>
+      </w:r>
+      <w:r>
+        <w:rPr>
+          <w:rFonts w:ascii="Times New Roman" w:hAnsi="Times New Roman" w:eastAsia="黑体"/>
+          <w:b w:val="0"/>
+          <w:color w:val="888888"/>
+          <w:sz w:val="24"/>
+        </w:rPr>
+        <w:t>几何未来 Eskimo Ultra 42 液冷发售：420 旗舰规格，799 元</w:t>
+      </w:r>
+    </w:p>
+    <w:p>
+      <w:r>
+        <w:rPr>
+          <w:rFonts w:ascii="Times New Roman" w:hAnsi="Times New Roman" w:eastAsia="宋体"/>
+          <w:color w:val="888888"/>
+          <w:sz w:val="18"/>
+        </w:rPr>
+        <w:t>来源:IT之家 | 时间:08-12 16:32</w:t>
+      </w:r>
+    </w:p>
+    <w:p>
+      <w:r>
+        <w:t>几何未来推出Eskimo Ultra 42一体式液冷，配备三颗140mm风扇与420规格，定价799元，以高配低价冲击DIY高端散热市场。</w:t>
+      </w:r>
+    </w:p>
+    <w:p>
+      <w:r>
+        <w:rPr>
+          <w:rFonts w:ascii="Times New Roman" w:hAnsi="Times New Roman" w:eastAsia="宋体"/>
+          <w:sz w:val="18"/>
+        </w:rPr>
+        <w:t>链接:</w:t>
+      </w:r>
+      <w:hyperlink r:id="rId33">
+        <w:r>
+          <w:rPr>
+            <w:color w:val="0563C1"/>
+            <w:u w:val="single"/>
+          </w:rPr>
+          <w:t>几何未来 Eskimo Ultra 42 液冷发售：420 旗舰规格，799 元</w:t>
+        </w:r>
+      </w:hyperlink>
+    </w:p>
+    <w:p>
+      <w:pPr>
+        <w:pStyle w:val="Heading3"/>
+      </w:pPr>
+      <w:r>
+        <w:rPr>
+          <w:rFonts w:ascii="Times New Roman" w:hAnsi="Times New Roman" w:eastAsia="黑体"/>
+          <w:b w:val="0"/>
+          <w:color w:val="888888"/>
+          <w:sz w:val="24"/>
+        </w:rPr>
+        <w:t>【C级·参考】</w:t>
+      </w:r>
+      <w:r>
+        <w:rPr>
+          <w:rFonts w:ascii="Times New Roman" w:hAnsi="Times New Roman" w:eastAsia="黑体"/>
+          <w:b w:val="0"/>
+          <w:color w:val="888888"/>
+          <w:sz w:val="24"/>
+        </w:rPr>
+        <w:t>颂拓推出 SUUNTO CORE 2 智能运动手表：内置高度气压计 / 水下记录功能、纽扣电池供电，1599 元</w:t>
+      </w:r>
+    </w:p>
+    <w:p>
+      <w:r>
+        <w:rPr>
+          <w:rFonts w:ascii="Times New Roman" w:hAnsi="Times New Roman" w:eastAsia="宋体"/>
+          <w:color w:val="888888"/>
+          <w:sz w:val="18"/>
+        </w:rPr>
+        <w:t>来源:IT之家 | 时间:08-12 16:04</w:t>
+      </w:r>
+    </w:p>
+    <w:p>
+      <w:r>
+        <w:t>芬兰颂拓发布CORE 2户外智能手表，主打高度气压计与水下记录功能，采用纽扣电池供电，续航长达数年，强化专业运动装备可靠性标签。</w:t>
+      </w:r>
+    </w:p>
+    <w:p>
+      <w:r>
+        <w:rPr>
+          <w:rFonts w:ascii="Times New Roman" w:hAnsi="Times New Roman" w:eastAsia="宋体"/>
+          <w:sz w:val="18"/>
+        </w:rPr>
+        <w:t>链接:</w:t>
+      </w:r>
+      <w:hyperlink r:id="rId34">
+        <w:r>
+          <w:rPr>
+            <w:color w:val="0563C1"/>
+            <w:u w:val="single"/>
+          </w:rPr>
+          <w:t>颂拓推出 SUUNTO CORE 2 智能运动手表：内置高度气压计 / 水下记录功能、纽扣电池供电，1599 元</w:t>
+        </w:r>
+      </w:hyperlink>
+    </w:p>
+    <w:p>
+      <w:pPr>
+        <w:pStyle w:val="Heading3"/>
+      </w:pPr>
+      <w:r>
+        <w:rPr>
+          <w:rFonts w:ascii="Times New Roman" w:hAnsi="Times New Roman" w:eastAsia="黑体"/>
+          <w:b w:val="0"/>
+          <w:color w:val="888888"/>
+          <w:sz w:val="24"/>
+        </w:rPr>
+        <w:t>【C级·参考】</w:t>
+      </w:r>
+      <w:r>
+        <w:rPr>
+          <w:rFonts w:ascii="Times New Roman" w:hAnsi="Times New Roman" w:eastAsia="黑体"/>
+          <w:b w:val="0"/>
+          <w:color w:val="888888"/>
+          <w:sz w:val="24"/>
+        </w:rPr>
+        <w:t>be quiet! 发布 Light Mount TKL 静音机械键盘与 Mousepad XL 鼠标垫</w:t>
+      </w:r>
+    </w:p>
+    <w:p>
+      <w:r>
+        <w:rPr>
+          <w:rFonts w:ascii="Times New Roman" w:hAnsi="Times New Roman" w:eastAsia="宋体"/>
+          <w:color w:val="888888"/>
+          <w:sz w:val="18"/>
+        </w:rPr>
+        <w:t>来源:IT之家 | 时间:08-12 17:22</w:t>
+      </w:r>
+    </w:p>
+    <w:p>
+      <w:r>
+        <w:t>德商be quiet!发布静音机械键盘Light Mount TKL，搭载Silent V2轴体，兼顾打字静音与游戏响应，拓展静音外设细分品类。</w:t>
+      </w:r>
+    </w:p>
+    <w:p>
+      <w:r>
+        <w:rPr>
+          <w:rFonts w:ascii="Times New Roman" w:hAnsi="Times New Roman" w:eastAsia="宋体"/>
+          <w:sz w:val="18"/>
+        </w:rPr>
+        <w:t>链接:</w:t>
+      </w:r>
+      <w:hyperlink r:id="rId35">
+        <w:r>
+          <w:rPr>
+            <w:color w:val="0563C1"/>
+            <w:u w:val="single"/>
+          </w:rPr>
+          <w:t>be quiet! 发布 Light Mount TKL 静音机械键盘与 Mousepad XL 鼠标垫</w:t>
         </w:r>
       </w:hyperlink>
     </w:p>
@@ -1107,13 +1970,18 @@
     </w:p>
     <w:p>
       <w:r>
+        <w:t>迈从V7轻量化电竞鼠标搭载PAW3395传感器，重59g，首发价149.6元，以高性价比切入入门级电竞外设市场。</w:t>
+      </w:r>
+    </w:p>
+    <w:p>
+      <w:r>
         <w:rPr>
           <w:rFonts w:ascii="Times New Roman" w:hAnsi="Times New Roman" w:eastAsia="宋体"/>
           <w:sz w:val="18"/>
         </w:rPr>
         <w:t>链接:</w:t>
       </w:r>
-      <w:hyperlink r:id="rId28">
+      <w:hyperlink r:id="rId36">
         <w:r>
           <w:rPr>
             <w:color w:val="0563C1"/>
@@ -1143,7 +2011,7 @@
           <w:color w:val="888888"/>
           <w:sz w:val="24"/>
         </w:rPr>
-        <w:t>腾讯控股 2026 财年半年报归母净利润 1141.15 亿元同比增长 10%，微信月活 14.39 亿同比增长 2%</w:t>
+        <w:t>小米澎湃 HyperOS 4 系统蓄势待发，REDMI 产品经理胡馨心透露“在路上了”</w:t>
       </w:r>
     </w:p>
     <w:p>
@@ -1153,415 +2021,12 @@
           <w:color w:val="888888"/>
           <w:sz w:val="18"/>
         </w:rPr>
-        <w:t>来源:IT之家 | 时间:08-12 16:36</w:t>
+        <w:t>来源:IT之家 | 时间:08-12 16:54</w:t>
       </w:r>
     </w:p>
     <w:p>
       <w:r>
-        <w:rPr>
-          <w:rFonts w:ascii="Times New Roman" w:hAnsi="Times New Roman" w:eastAsia="宋体"/>
-          <w:sz w:val="18"/>
-        </w:rPr>
-        <w:t>链接:</w:t>
-      </w:r>
-      <w:hyperlink r:id="rId29">
-        <w:r>
-          <w:rPr>
-            <w:color w:val="0563C1"/>
-            <w:u w:val="single"/>
-          </w:rPr>
-          <w:t>腾讯控股 2026 财年半年报归母净利润 1141.15 亿元同比增长 10%，微信月活 14.39 亿同比增长 2%</w:t>
-        </w:r>
-      </w:hyperlink>
-    </w:p>
-    <w:p>
-      <w:pPr>
-        <w:pStyle w:val="Heading3"/>
-      </w:pPr>
-      <w:r>
-        <w:rPr>
-          <w:rFonts w:ascii="Times New Roman" w:hAnsi="Times New Roman" w:eastAsia="黑体"/>
-          <w:b w:val="0"/>
-          <w:color w:val="888888"/>
-          <w:sz w:val="24"/>
-        </w:rPr>
-        <w:t>【C级·参考】</w:t>
-      </w:r>
-      <w:r>
-        <w:rPr>
-          <w:rFonts w:ascii="Times New Roman" w:hAnsi="Times New Roman" w:eastAsia="黑体"/>
-          <w:b w:val="0"/>
-          <w:color w:val="888888"/>
-          <w:sz w:val="24"/>
-        </w:rPr>
-        <w:t>莉莉丝发行丧尸末日生存模拟游戏《生存日志》登陆 Steam，国区首发 39.1 元</w:t>
-      </w:r>
-    </w:p>
-    <w:p>
-      <w:r>
-        <w:rPr>
-          <w:rFonts w:ascii="Times New Roman" w:hAnsi="Times New Roman" w:eastAsia="宋体"/>
-          <w:color w:val="888888"/>
-          <w:sz w:val="18"/>
-        </w:rPr>
-        <w:t>来源:IT之家 | 时间:08-12 16:12</w:t>
-      </w:r>
-    </w:p>
-    <w:p>
-      <w:r>
-        <w:rPr>
-          <w:rFonts w:ascii="Times New Roman" w:hAnsi="Times New Roman" w:eastAsia="宋体"/>
-          <w:sz w:val="18"/>
-        </w:rPr>
-        <w:t>链接:</w:t>
-      </w:r>
-      <w:hyperlink r:id="rId30">
-        <w:r>
-          <w:rPr>
-            <w:color w:val="0563C1"/>
-            <w:u w:val="single"/>
-          </w:rPr>
-          <w:t>莉莉丝发行丧尸末日生存模拟游戏《生存日志》登陆 Steam，国区首发 39.1 元</w:t>
-        </w:r>
-      </w:hyperlink>
-    </w:p>
-    <w:p>
-      <w:pPr>
-        <w:pStyle w:val="Heading3"/>
-      </w:pPr>
-      <w:r>
-        <w:rPr>
-          <w:rFonts w:ascii="Times New Roman" w:hAnsi="Times New Roman" w:eastAsia="黑体"/>
-          <w:b w:val="0"/>
-          <w:color w:val="888888"/>
-          <w:sz w:val="24"/>
-        </w:rPr>
-        <w:t>【C级·参考】</w:t>
-      </w:r>
-      <w:r>
-        <w:rPr>
-          <w:rFonts w:ascii="Times New Roman" w:hAnsi="Times New Roman" w:eastAsia="黑体"/>
-          <w:b w:val="0"/>
-          <w:color w:val="888888"/>
-          <w:sz w:val="24"/>
-        </w:rPr>
-        <w:t>丧尸合作射击游戏《地狱已满 2》发售，Steam 国区售价 108 元</w:t>
-      </w:r>
-    </w:p>
-    <w:p>
-      <w:r>
-        <w:rPr>
-          <w:rFonts w:ascii="Times New Roman" w:hAnsi="Times New Roman" w:eastAsia="宋体"/>
-          <w:color w:val="888888"/>
-          <w:sz w:val="18"/>
-        </w:rPr>
-        <w:t>来源:IT之家 | 时间:08-12 16:07</w:t>
-      </w:r>
-    </w:p>
-    <w:p>
-      <w:r>
-        <w:rPr>
-          <w:rFonts w:ascii="Times New Roman" w:hAnsi="Times New Roman" w:eastAsia="宋体"/>
-          <w:sz w:val="18"/>
-        </w:rPr>
-        <w:t>链接:</w:t>
-      </w:r>
-      <w:hyperlink r:id="rId31">
-        <w:r>
-          <w:rPr>
-            <w:color w:val="0563C1"/>
-            <w:u w:val="single"/>
-          </w:rPr>
-          <w:t>丧尸合作射击游戏《地狱已满 2》发售，Steam 国区售价 108 元</w:t>
-        </w:r>
-      </w:hyperlink>
-    </w:p>
-    <w:p>
-      <w:pPr>
-        <w:pStyle w:val="Heading3"/>
-      </w:pPr>
-      <w:r>
-        <w:rPr>
-          <w:rFonts w:ascii="Times New Roman" w:hAnsi="Times New Roman" w:eastAsia="黑体"/>
-          <w:b w:val="0"/>
-          <w:color w:val="888888"/>
-          <w:sz w:val="24"/>
-        </w:rPr>
-        <w:t>【C级·参考】</w:t>
-      </w:r>
-      <w:r>
-        <w:rPr>
-          <w:rFonts w:ascii="Times New Roman" w:hAnsi="Times New Roman" w:eastAsia="黑体"/>
-          <w:b w:val="0"/>
-          <w:color w:val="888888"/>
-          <w:sz w:val="24"/>
-        </w:rPr>
-        <w:t>老板不让露脸、隐姓埋名做游戏，中国游戏圈的神神秘秘“何时松绑”？</w:t>
-      </w:r>
-    </w:p>
-    <w:p>
-      <w:r>
-        <w:rPr>
-          <w:rFonts w:ascii="Times New Roman" w:hAnsi="Times New Roman" w:eastAsia="宋体"/>
-          <w:color w:val="888888"/>
-          <w:sz w:val="18"/>
-        </w:rPr>
-        <w:t>来源:GameLook | 时间:08-12 10:51</w:t>
-      </w:r>
-    </w:p>
-    <w:p>
-      <w:r>
-        <w:rPr>
-          <w:rFonts w:ascii="Times New Roman" w:hAnsi="Times New Roman" w:eastAsia="宋体"/>
-          <w:sz w:val="18"/>
-        </w:rPr>
-        <w:t>链接:</w:t>
-      </w:r>
-      <w:hyperlink r:id="rId32">
-        <w:r>
-          <w:rPr>
-            <w:color w:val="0563C1"/>
-            <w:u w:val="single"/>
-          </w:rPr>
-          <w:t>老板不让露脸、隐姓埋名做游戏，中国游戏圈的神神秘秘“何时松绑”？</w:t>
-        </w:r>
-      </w:hyperlink>
-    </w:p>
-    <w:p>
-      <w:pPr>
-        <w:pStyle w:val="Heading3"/>
-      </w:pPr>
-      <w:r>
-        <w:rPr>
-          <w:rFonts w:ascii="Times New Roman" w:hAnsi="Times New Roman" w:eastAsia="黑体"/>
-          <w:b w:val="0"/>
-          <w:color w:val="888888"/>
-          <w:sz w:val="24"/>
-        </w:rPr>
-        <w:t>【C级·参考】</w:t>
-      </w:r>
-      <w:r>
-        <w:rPr>
-          <w:rFonts w:ascii="Times New Roman" w:hAnsi="Times New Roman" w:eastAsia="黑体"/>
-          <w:b w:val="0"/>
-          <w:color w:val="888888"/>
-          <w:sz w:val="24"/>
-        </w:rPr>
-        <w:t>周亚辉又来资本大戏：昆仑万维计划香港H股上市，35亿买的游戏公司7.5亿出售</w:t>
-      </w:r>
-    </w:p>
-    <w:p>
-      <w:r>
-        <w:rPr>
-          <w:rFonts w:ascii="Times New Roman" w:hAnsi="Times New Roman" w:eastAsia="宋体"/>
-          <w:color w:val="888888"/>
-          <w:sz w:val="18"/>
-        </w:rPr>
-        <w:t>来源:GameLook | 时间:08-12 10:50</w:t>
-      </w:r>
-    </w:p>
-    <w:p>
-      <w:r>
-        <w:rPr>
-          <w:rFonts w:ascii="Times New Roman" w:hAnsi="Times New Roman" w:eastAsia="宋体"/>
-          <w:sz w:val="18"/>
-        </w:rPr>
-        <w:t>链接:</w:t>
-      </w:r>
-      <w:hyperlink r:id="rId33">
-        <w:r>
-          <w:rPr>
-            <w:color w:val="0563C1"/>
-            <w:u w:val="single"/>
-          </w:rPr>
-          <w:t>周亚辉又来资本大戏：昆仑万维计划香港H股上市，35亿买的游戏公司7.5亿出售</w:t>
-        </w:r>
-      </w:hyperlink>
-    </w:p>
-    <w:p>
-      <w:pPr>
-        <w:pStyle w:val="Heading3"/>
-      </w:pPr>
-      <w:r>
-        <w:rPr>
-          <w:rFonts w:ascii="Times New Roman" w:hAnsi="Times New Roman" w:eastAsia="黑体"/>
-          <w:b w:val="0"/>
-          <w:color w:val="888888"/>
-          <w:sz w:val="24"/>
-        </w:rPr>
-        <w:t>【C级·参考】</w:t>
-      </w:r>
-      <w:r>
-        <w:rPr>
-          <w:rFonts w:ascii="Times New Roman" w:hAnsi="Times New Roman" w:eastAsia="黑体"/>
-          <w:b w:val="0"/>
-          <w:color w:val="888888"/>
-          <w:sz w:val="24"/>
-        </w:rPr>
-        <w:t>修手机游戏机能减压？《维修物语》Steam火了！玩家当上“赛博华佗”</w:t>
-      </w:r>
-    </w:p>
-    <w:p>
-      <w:r>
-        <w:rPr>
-          <w:rFonts w:ascii="Times New Roman" w:hAnsi="Times New Roman" w:eastAsia="宋体"/>
-          <w:color w:val="888888"/>
-          <w:sz w:val="18"/>
-        </w:rPr>
-        <w:t>来源:GameLook | 时间:08-12 09:48</w:t>
-      </w:r>
-    </w:p>
-    <w:p>
-      <w:r>
-        <w:rPr>
-          <w:rFonts w:ascii="Times New Roman" w:hAnsi="Times New Roman" w:eastAsia="宋体"/>
-          <w:sz w:val="18"/>
-        </w:rPr>
-        <w:t>链接:</w:t>
-      </w:r>
-      <w:hyperlink r:id="rId34">
-        <w:r>
-          <w:rPr>
-            <w:color w:val="0563C1"/>
-            <w:u w:val="single"/>
-          </w:rPr>
-          <w:t>修手机游戏机能减压？《维修物语》Steam火了！玩家当上“赛博华佗”</w:t>
-        </w:r>
-      </w:hyperlink>
-    </w:p>
-    <w:p>
-      <w:pPr>
-        <w:pStyle w:val="Heading3"/>
-      </w:pPr>
-      <w:r>
-        <w:rPr>
-          <w:rFonts w:ascii="Times New Roman" w:hAnsi="Times New Roman" w:eastAsia="黑体"/>
-          <w:b w:val="0"/>
-          <w:color w:val="888888"/>
-          <w:sz w:val="24"/>
-        </w:rPr>
-        <w:t>【C级·参考】</w:t>
-      </w:r>
-      <w:r>
-        <w:rPr>
-          <w:rFonts w:ascii="Times New Roman" w:hAnsi="Times New Roman" w:eastAsia="黑体"/>
-          <w:b w:val="0"/>
-          <w:color w:val="888888"/>
-          <w:sz w:val="24"/>
-        </w:rPr>
-        <w:t>7个月10家破产！日本游戏圈呜呼：中小手游公司真的扛不住了</w:t>
-      </w:r>
-    </w:p>
-    <w:p>
-      <w:r>
-        <w:rPr>
-          <w:rFonts w:ascii="Times New Roman" w:hAnsi="Times New Roman" w:eastAsia="宋体"/>
-          <w:color w:val="888888"/>
-          <w:sz w:val="18"/>
-        </w:rPr>
-        <w:t>来源:GameLook | 时间:08-12 09:47</w:t>
-      </w:r>
-    </w:p>
-    <w:p>
-      <w:r>
-        <w:rPr>
-          <w:rFonts w:ascii="Times New Roman" w:hAnsi="Times New Roman" w:eastAsia="宋体"/>
-          <w:sz w:val="18"/>
-        </w:rPr>
-        <w:t>链接:</w:t>
-      </w:r>
-      <w:hyperlink r:id="rId35">
-        <w:r>
-          <w:rPr>
-            <w:color w:val="0563C1"/>
-            <w:u w:val="single"/>
-          </w:rPr>
-          <w:t>7个月10家破产！日本游戏圈呜呼：中小手游公司真的扛不住了</w:t>
-        </w:r>
-      </w:hyperlink>
-    </w:p>
-    <w:p>
-      <w:pPr>
-        <w:pStyle w:val="Heading3"/>
-      </w:pPr>
-      <w:r>
-        <w:rPr>
-          <w:rFonts w:ascii="Times New Roman" w:hAnsi="Times New Roman" w:eastAsia="黑体"/>
-          <w:b w:val="0"/>
-          <w:color w:val="888888"/>
-          <w:sz w:val="24"/>
-        </w:rPr>
-        <w:t>【C级·参考】</w:t>
-      </w:r>
-      <w:r>
-        <w:rPr>
-          <w:rFonts w:ascii="Times New Roman" w:hAnsi="Times New Roman" w:eastAsia="黑体"/>
-          <w:b w:val="0"/>
-          <w:color w:val="888888"/>
-          <w:sz w:val="24"/>
-        </w:rPr>
-        <w:t>组队整活游戏《BigWalk》Steam走红！暴走Walk之后，玩到被游戏感动？</w:t>
-      </w:r>
-    </w:p>
-    <w:p>
-      <w:r>
-        <w:rPr>
-          <w:rFonts w:ascii="Times New Roman" w:hAnsi="Times New Roman" w:eastAsia="宋体"/>
-          <w:color w:val="888888"/>
-          <w:sz w:val="18"/>
-        </w:rPr>
-        <w:t>来源:GameLook | 时间:08-11 12:00</w:t>
-      </w:r>
-    </w:p>
-    <w:p>
-      <w:r>
-        <w:rPr>
-          <w:rFonts w:ascii="Times New Roman" w:hAnsi="Times New Roman" w:eastAsia="宋体"/>
-          <w:sz w:val="18"/>
-        </w:rPr>
-        <w:t>链接:</w:t>
-      </w:r>
-      <w:hyperlink r:id="rId36">
-        <w:r>
-          <w:rPr>
-            <w:color w:val="0563C1"/>
-            <w:u w:val="single"/>
-          </w:rPr>
-          <w:t>组队整活游戏《BigWalk》Steam走红！暴走Walk之后，玩到被游戏感动？</w:t>
-        </w:r>
-      </w:hyperlink>
-    </w:p>
-    <w:p>
-      <w:pPr>
-        <w:pStyle w:val="Heading3"/>
-      </w:pPr>
-      <w:r>
-        <w:rPr>
-          <w:rFonts w:ascii="Times New Roman" w:hAnsi="Times New Roman" w:eastAsia="黑体"/>
-          <w:b w:val="0"/>
-          <w:color w:val="888888"/>
-          <w:sz w:val="24"/>
-        </w:rPr>
-        <w:t>【C级·参考】</w:t>
-      </w:r>
-      <w:r>
-        <w:rPr>
-          <w:rFonts w:ascii="Times New Roman" w:hAnsi="Times New Roman" w:eastAsia="黑体"/>
-          <w:b w:val="0"/>
-          <w:color w:val="888888"/>
-          <w:sz w:val="24"/>
-        </w:rPr>
-        <w:t>7月抖音小游戏畅销榜Top 100：《灵画师》登顶、《兵器王者》第二</w:t>
-      </w:r>
-    </w:p>
-    <w:p>
-      <w:r>
-        <w:rPr>
-          <w:rFonts w:ascii="Times New Roman" w:hAnsi="Times New Roman" w:eastAsia="宋体"/>
-          <w:color w:val="888888"/>
-          <w:sz w:val="18"/>
-        </w:rPr>
-        <w:t>来源:GameLook | 时间:08-11 09:30</w:t>
+        <w:t>小米HyperOS 4系统进入发布倒计时，REDMI产品经理确认Beta版即将推送，新系统将强化AI能力与跨端协同，为年度旗舰机型铺路。</w:t>
       </w:r>
     </w:p>
     <w:p>
@@ -1578,26 +2043,9 @@
             <w:color w:val="0563C1"/>
             <w:u w:val="single"/>
           </w:rPr>
-          <w:t>7月抖音小游戏畅销榜Top 100：《灵画师》登顶、《兵器王者》第二</w:t>
+          <w:t>小米澎湃 HyperOS 4 系统蓄势待发，REDMI 产品经理胡馨心透露“在路上了”</w:t>
         </w:r>
       </w:hyperlink>
-    </w:p>
-    <w:p>
-      <w:pPr>
-        <w:pStyle w:val="Heading2"/>
-      </w:pPr>
-      <w:r>
-        <w:rPr>
-          <w:rFonts w:ascii="Times New Roman" w:hAnsi="Times New Roman" w:eastAsia="黑体"/>
-          <w:sz w:val="28"/>
-        </w:rPr>
-        <w:t>消费/以旧换新/新餐饮</w:t>
-      </w:r>
-    </w:p>
-    <w:p>
-      <w:r>
-        <w:t>本线口暂无重要更新</w:t>
-      </w:r>
     </w:p>
     <w:p>
       <w:pPr>
@@ -1625,7 +2073,7 @@
           <w:rFonts w:ascii="Times New Roman" w:hAnsi="Times New Roman" w:eastAsia="宋体"/>
           <w:sz w:val="18"/>
         </w:rPr>
-        <w:t>IT之家(59)、GameLook(14)、HackerNews(3)、Bing新闻(8)</w:t>
+        <w:t>IT之家(59)、GameLook(14)、HackerNews(5)、Bing新闻(8)</w:t>
       </w:r>
     </w:p>
     <w:p>
